--- a/EDUCONNECT SRS.docx
+++ b/EDUCONNECT SRS.docx
@@ -383,12 +383,6 @@
         <w:gridCol w:w="3150"/>
       </w:tblGrid>
       <w:tr>
-        <w:tblPrEx>
-          <w:tblCellMar>
-            <w:top w:w="0" w:type="dxa"/>
-            <w:bottom w:w="0" w:type="dxa"/>
-          </w:tblCellMar>
-        </w:tblPrEx>
         <w:tc>
           <w:tcPr>
             <w:tcW w:w="1188" w:type="dxa"/>
@@ -499,12 +493,6 @@
         </w:tc>
       </w:tr>
       <w:tr>
-        <w:tblPrEx>
-          <w:tblCellMar>
-            <w:top w:w="0" w:type="dxa"/>
-            <w:bottom w:w="0" w:type="dxa"/>
-          </w:tblCellMar>
-        </w:tblPrEx>
         <w:tc>
           <w:tcPr>
             <w:tcW w:w="1188" w:type="dxa"/>
@@ -591,12 +579,6 @@
         </w:tc>
       </w:tr>
       <w:tr>
-        <w:tblPrEx>
-          <w:tblCellMar>
-            <w:top w:w="0" w:type="dxa"/>
-            <w:bottom w:w="0" w:type="dxa"/>
-          </w:tblCellMar>
-        </w:tblPrEx>
         <w:tc>
           <w:tcPr>
             <w:tcW w:w="1188" w:type="dxa"/>
@@ -647,12 +629,6 @@
         </w:tc>
       </w:tr>
       <w:tr>
-        <w:tblPrEx>
-          <w:tblCellMar>
-            <w:top w:w="0" w:type="dxa"/>
-            <w:bottom w:w="0" w:type="dxa"/>
-          </w:tblCellMar>
-        </w:tblPrEx>
         <w:tc>
           <w:tcPr>
             <w:tcW w:w="1188" w:type="dxa"/>
@@ -703,12 +679,6 @@
         </w:tc>
       </w:tr>
       <w:tr>
-        <w:tblPrEx>
-          <w:tblCellMar>
-            <w:top w:w="0" w:type="dxa"/>
-            <w:bottom w:w="0" w:type="dxa"/>
-          </w:tblCellMar>
-        </w:tblPrEx>
         <w:tc>
           <w:tcPr>
             <w:tcW w:w="1188" w:type="dxa"/>
@@ -832,12 +802,6 @@
         <w:gridCol w:w="2268"/>
       </w:tblGrid>
       <w:tr>
-        <w:tblPrEx>
-          <w:tblCellMar>
-            <w:top w:w="0" w:type="dxa"/>
-            <w:bottom w:w="0" w:type="dxa"/>
-          </w:tblCellMar>
-        </w:tblPrEx>
         <w:tc>
           <w:tcPr>
             <w:tcW w:w="2394" w:type="dxa"/>
@@ -964,12 +928,6 @@
         </w:tc>
       </w:tr>
       <w:tr>
-        <w:tblPrEx>
-          <w:tblCellMar>
-            <w:top w:w="0" w:type="dxa"/>
-            <w:bottom w:w="0" w:type="dxa"/>
-          </w:tblCellMar>
-        </w:tblPrEx>
         <w:tc>
           <w:tcPr>
             <w:tcW w:w="2394" w:type="dxa"/>
@@ -1064,12 +1022,6 @@
         </w:tc>
       </w:tr>
       <w:tr>
-        <w:tblPrEx>
-          <w:tblCellMar>
-            <w:top w:w="0" w:type="dxa"/>
-            <w:bottom w:w="0" w:type="dxa"/>
-          </w:tblCellMar>
-        </w:tblPrEx>
         <w:tc>
           <w:tcPr>
             <w:tcW w:w="2394" w:type="dxa"/>
@@ -1129,7 +1081,21 @@
               <w:rPr>
                 <w:rFonts w:cs="Times"/>
               </w:rPr>
-              <w:t>Instructor, CptS 322</w:t>
+              <w:t xml:space="preserve">Instructor, </w:t>
+            </w:r>
+            <w:proofErr w:type="spellStart"/>
+            <w:r>
+              <w:rPr>
+                <w:rFonts w:cs="Times"/>
+              </w:rPr>
+              <w:t>CptS</w:t>
+            </w:r>
+            <w:proofErr w:type="spellEnd"/>
+            <w:r>
+              <w:rPr>
+                <w:rFonts w:cs="Times"/>
+              </w:rPr>
+              <w:t xml:space="preserve"> 322</w:t>
             </w:r>
           </w:p>
         </w:tc>
@@ -1152,12 +1118,6 @@
         </w:tc>
       </w:tr>
       <w:tr>
-        <w:tblPrEx>
-          <w:tblCellMar>
-            <w:top w:w="0" w:type="dxa"/>
-            <w:bottom w:w="0" w:type="dxa"/>
-          </w:tblCellMar>
-        </w:tblPrEx>
         <w:tc>
           <w:tcPr>
             <w:tcW w:w="2394" w:type="dxa"/>
@@ -1351,23 +1311,7 @@
             <w:rFonts w:cs="Times"/>
             <w:noProof/>
           </w:rPr>
-          <w:t>Revision Hi</w:t>
-        </w:r>
-        <w:r>
-          <w:rPr>
-            <w:rStyle w:val="Hyperlink"/>
-            <w:rFonts w:cs="Times"/>
-            <w:noProof/>
-          </w:rPr>
-          <w:t>s</w:t>
-        </w:r>
-        <w:r>
-          <w:rPr>
-            <w:rStyle w:val="Hyperlink"/>
-            <w:rFonts w:cs="Times"/>
-            <w:noProof/>
-          </w:rPr>
-          <w:t>tory</w:t>
+          <w:t>Revision History</w:t>
         </w:r>
         <w:r>
           <w:rPr>
@@ -1515,23 +1459,7 @@
             <w:rFonts w:cs="Times"/>
             <w:noProof/>
           </w:rPr>
-          <w:t>1. Introdu</w:t>
-        </w:r>
-        <w:r>
-          <w:rPr>
-            <w:rStyle w:val="Hyperlink"/>
-            <w:rFonts w:cs="Times"/>
-            <w:noProof/>
-          </w:rPr>
-          <w:t>c</w:t>
-        </w:r>
-        <w:r>
-          <w:rPr>
-            <w:rStyle w:val="Hyperlink"/>
-            <w:rFonts w:cs="Times"/>
-            <w:noProof/>
-          </w:rPr>
-          <w:t>tion</w:t>
+          <w:t>1. Introduction</w:t>
         </w:r>
         <w:r>
           <w:rPr>
@@ -2718,25 +2646,7 @@
             <w:i w:val="0"/>
             <w:noProof/>
           </w:rPr>
-          <w:t>3.1.3 Softw</w:t>
-        </w:r>
-        <w:r>
-          <w:rPr>
-            <w:rStyle w:val="Hyperlink"/>
-            <w:rFonts w:cs="Times"/>
-            <w:i w:val="0"/>
-            <w:noProof/>
-          </w:rPr>
-          <w:t>a</w:t>
-        </w:r>
-        <w:r>
-          <w:rPr>
-            <w:rStyle w:val="Hyperlink"/>
-            <w:rFonts w:cs="Times"/>
-            <w:i w:val="0"/>
-            <w:noProof/>
-          </w:rPr>
-          <w:t>re Interfaces</w:t>
+          <w:t>3.1.3 Software Interfaces</w:t>
         </w:r>
         <w:r>
           <w:rPr>
@@ -3149,34 +3059,7 @@
             <w:i w:val="0"/>
             <w:noProof/>
           </w:rPr>
-          <w:t>3.2.</w:t>
-        </w:r>
-        <w:r>
-          <w:rPr>
-            <w:rStyle w:val="Hyperlink"/>
-            <w:rFonts w:cs="Times"/>
-            <w:i w:val="0"/>
-            <w:noProof/>
-          </w:rPr>
-          <w:t>3</w:t>
-        </w:r>
-        <w:r>
-          <w:rPr>
-            <w:rStyle w:val="Hyperlink"/>
-            <w:rFonts w:cs="Times"/>
-            <w:i w:val="0"/>
-            <w:noProof/>
-          </w:rPr>
-          <w:t xml:space="preserve"> </w:t>
-        </w:r>
-        <w:r>
-          <w:rPr>
-            <w:rStyle w:val="Hyperlink"/>
-            <w:rFonts w:cs="Times"/>
-            <w:i w:val="0"/>
-            <w:noProof/>
-          </w:rPr>
-          <w:t xml:space="preserve">Preformance Assessment </w:t>
+          <w:t xml:space="preserve">3.2.3 Preformance Assessment </w:t>
         </w:r>
         <w:r>
           <w:rPr>
@@ -3257,43 +3140,7 @@
             <w:i w:val="0"/>
             <w:noProof/>
           </w:rPr>
-          <w:t>3.2.</w:t>
-        </w:r>
-        <w:r>
-          <w:rPr>
-            <w:rStyle w:val="Hyperlink"/>
-            <w:rFonts w:cs="Times"/>
-            <w:i w:val="0"/>
-            <w:noProof/>
-          </w:rPr>
-          <w:t>4</w:t>
-        </w:r>
-        <w:r>
-          <w:rPr>
-            <w:rStyle w:val="Hyperlink"/>
-            <w:rFonts w:cs="Times"/>
-            <w:i w:val="0"/>
-            <w:noProof/>
-          </w:rPr>
-          <w:t xml:space="preserve"> </w:t>
-        </w:r>
-        <w:r>
-          <w:rPr>
-            <w:rStyle w:val="Hyperlink"/>
-            <w:rFonts w:cs="Times"/>
-            <w:i w:val="0"/>
-            <w:noProof/>
-          </w:rPr>
-          <w:t>Data Visualization</w:t>
-        </w:r>
-        <w:r>
-          <w:rPr>
-            <w:rStyle w:val="Hyperlink"/>
-            <w:rFonts w:cs="Times"/>
-            <w:i w:val="0"/>
-            <w:noProof/>
-          </w:rPr>
-          <w:t xml:space="preserve"> </w:t>
+          <w:t xml:space="preserve">3.2.4 Data Visualization </w:t>
         </w:r>
         <w:r>
           <w:rPr>
@@ -3374,34 +3221,7 @@
             <w:i w:val="0"/>
             <w:noProof/>
           </w:rPr>
-          <w:t>3.2.</w:t>
-        </w:r>
-        <w:r>
-          <w:rPr>
-            <w:rStyle w:val="Hyperlink"/>
-            <w:rFonts w:cs="Times"/>
-            <w:i w:val="0"/>
-            <w:noProof/>
-          </w:rPr>
-          <w:t>5</w:t>
-        </w:r>
-        <w:r>
-          <w:rPr>
-            <w:rStyle w:val="Hyperlink"/>
-            <w:rFonts w:cs="Times"/>
-            <w:i w:val="0"/>
-            <w:noProof/>
-          </w:rPr>
-          <w:t xml:space="preserve"> </w:t>
-        </w:r>
-        <w:r>
-          <w:rPr>
-            <w:rStyle w:val="Hyperlink"/>
-            <w:rFonts w:cs="Times"/>
-            <w:i w:val="0"/>
-            <w:noProof/>
-          </w:rPr>
-          <w:t xml:space="preserve">Communication </w:t>
+          <w:t xml:space="preserve">3.2.5 Communication </w:t>
         </w:r>
         <w:r>
           <w:rPr>
@@ -3561,13 +3381,7 @@
           <w:rPr>
             <w:i w:val="0"/>
           </w:rPr>
-          <w:t>Admin Adds New Student</w:t>
-        </w:r>
-        <w:r>
-          <w:rPr>
-            <w:i w:val="0"/>
-          </w:rPr>
-          <w:t xml:space="preserve"> </w:t>
+          <w:t xml:space="preserve">Admin Adds New Student </w:t>
         </w:r>
         <w:r>
           <w:rPr>
@@ -3733,25 +3547,7 @@
             <w:i w:val="0"/>
             <w:noProof/>
           </w:rPr>
-          <w:t>3.2.</w:t>
-        </w:r>
-        <w:r>
-          <w:rPr>
-            <w:rStyle w:val="Hyperlink"/>
-            <w:rFonts w:cs="Times"/>
-            <w:i w:val="0"/>
-            <w:noProof/>
-          </w:rPr>
-          <w:t>3</w:t>
-        </w:r>
-        <w:r>
-          <w:rPr>
-            <w:rStyle w:val="Hyperlink"/>
-            <w:rFonts w:cs="Times"/>
-            <w:i w:val="0"/>
-            <w:noProof/>
-          </w:rPr>
-          <w:t xml:space="preserve"> </w:t>
+          <w:t xml:space="preserve">3.2.3 </w:t>
         </w:r>
         <w:r>
           <w:rPr>
@@ -3847,25 +3643,7 @@
             <w:i w:val="0"/>
             <w:noProof/>
           </w:rPr>
-          <w:t>3.2.</w:t>
-        </w:r>
-        <w:r>
-          <w:rPr>
-            <w:rStyle w:val="Hyperlink"/>
-            <w:rFonts w:cs="Times"/>
-            <w:i w:val="0"/>
-            <w:noProof/>
-          </w:rPr>
-          <w:t>4</w:t>
-        </w:r>
-        <w:r>
-          <w:rPr>
-            <w:rStyle w:val="Hyperlink"/>
-            <w:rFonts w:cs="Times"/>
-            <w:i w:val="0"/>
-            <w:noProof/>
-          </w:rPr>
-          <w:t xml:space="preserve"> </w:t>
+          <w:t xml:space="preserve">3.2.4 </w:t>
         </w:r>
         <w:r>
           <w:rPr>
@@ -3952,37 +3730,13 @@
             <w:i w:val="0"/>
             <w:noProof/>
           </w:rPr>
-          <w:t>3.2.</w:t>
-        </w:r>
-        <w:r>
-          <w:rPr>
-            <w:rStyle w:val="Hyperlink"/>
-            <w:rFonts w:cs="Times"/>
-            <w:i w:val="0"/>
-            <w:noProof/>
-          </w:rPr>
-          <w:t>5</w:t>
-        </w:r>
-        <w:r>
-          <w:rPr>
-            <w:rStyle w:val="Hyperlink"/>
-            <w:rFonts w:cs="Times"/>
-            <w:i w:val="0"/>
-            <w:noProof/>
-          </w:rPr>
-          <w:t xml:space="preserve"> </w:t>
-        </w:r>
-        <w:r>
-          <w:rPr>
-            <w:i w:val="0"/>
-          </w:rPr>
-          <w:t>Student Views Marks</w:t>
-        </w:r>
-        <w:r>
-          <w:rPr>
-            <w:i w:val="0"/>
-          </w:rPr>
-          <w:t xml:space="preserve"> </w:t>
+          <w:t xml:space="preserve">3.2.5 </w:t>
+        </w:r>
+        <w:r>
+          <w:rPr>
+            <w:i w:val="0"/>
+          </w:rPr>
+          <w:t xml:space="preserve">Student Views Marks </w:t>
         </w:r>
         <w:r>
           <w:rPr>
@@ -4298,25 +4052,7 @@
             <w:i w:val="0"/>
             <w:noProof/>
           </w:rPr>
-          <w:t>3.4.3 Availabil</w:t>
-        </w:r>
-        <w:r>
-          <w:rPr>
-            <w:rStyle w:val="Hyperlink"/>
-            <w:rFonts w:cs="Times"/>
-            <w:i w:val="0"/>
-            <w:noProof/>
-          </w:rPr>
-          <w:t>i</w:t>
-        </w:r>
-        <w:r>
-          <w:rPr>
-            <w:rStyle w:val="Hyperlink"/>
-            <w:rFonts w:cs="Times"/>
-            <w:i w:val="0"/>
-            <w:noProof/>
-          </w:rPr>
-          <w:t>ty</w:t>
+          <w:t>3.4.3 Availability</w:t>
         </w:r>
         <w:r>
           <w:rPr>
@@ -5567,14 +5303,7 @@
           <w:rFonts w:cs="Times"/>
           <w:i w:val="0"/>
         </w:rPr>
-        <w:t xml:space="preserve">     </w:t>
-      </w:r>
-      <w:r>
-        <w:rPr>
-          <w:rFonts w:cs="Times"/>
-          <w:i w:val="0"/>
-        </w:rPr>
-        <w:t>EduConnect+ is a revolutionary web-based University Management System meticulously crafted to streamline academic administration, foster effective communication, and facilitate performance tracking within educational institutions. This comprehensive software solution seamlessly integrates a user-friendly website and a dynamic dashboard, catering to the diverse needs of users across different roles and responsibilities.</w:t>
+        <w:t xml:space="preserve">     EduConnect+ is a revolutionary web-based University Management System meticulously crafted to streamline academic administration, foster effective communication, and facilitate performance tracking within educational institutions. This comprehensive software solution seamlessly integrates a user-friendly website and a dynamic dashboard, catering to the diverse needs of users across different roles and responsibilities.</w:t>
       </w:r>
     </w:p>
     <w:p>
@@ -5917,13 +5646,23 @@
           <w:szCs w:val="24"/>
         </w:rPr>
       </w:pPr>
+      <w:proofErr w:type="spellStart"/>
       <w:r>
         <w:rPr>
           <w:rFonts w:cs="Times"/>
           <w:i w:val="0"/>
           <w:szCs w:val="24"/>
         </w:rPr>
-        <w:t>HomePage: The central hub offering a quick overview of essential updates, notifications, and access points to various sections of the system.</w:t>
+        <w:t>HomePage</w:t>
+      </w:r>
+      <w:proofErr w:type="spellEnd"/>
+      <w:r>
+        <w:rPr>
+          <w:rFonts w:cs="Times"/>
+          <w:i w:val="0"/>
+          <w:szCs w:val="24"/>
+        </w:rPr>
+        <w:t>: The central hub offering a quick overview of essential updates, notifications, and access points to various sections of the system.</w:t>
       </w:r>
     </w:p>
     <w:p>
@@ -5949,13 +5688,23 @@
           <w:szCs w:val="24"/>
         </w:rPr>
       </w:pPr>
+      <w:proofErr w:type="spellStart"/>
       <w:r>
         <w:rPr>
           <w:rFonts w:cs="Times"/>
           <w:i w:val="0"/>
           <w:szCs w:val="24"/>
         </w:rPr>
-        <w:t>AboutPage: A detailed section providing insights into the EduConnect+ platform, its objectives, and the benefits it brings to users.</w:t>
+        <w:t>AboutPage</w:t>
+      </w:r>
+      <w:proofErr w:type="spellEnd"/>
+      <w:r>
+        <w:rPr>
+          <w:rFonts w:cs="Times"/>
+          <w:i w:val="0"/>
+          <w:szCs w:val="24"/>
+        </w:rPr>
+        <w:t>: A detailed section providing insights into the EduConnect+ platform, its objectives, and the benefits it brings to users.</w:t>
       </w:r>
     </w:p>
     <w:p>
@@ -6909,7 +6658,23 @@
           <w:rFonts w:cs="Times"/>
           <w:i w:val="0"/>
         </w:rPr>
-        <w:t>Attention should be paid to the carefuly organize the requirements presented in this section so that they may easily accessed and understood.  Furthermore, this SRS is not the software design document, therefore one should avoid the tendency to over-constrain (and therefore design) the software project within this SRS.&gt;</w:t>
+        <w:t xml:space="preserve">Attention should be paid to the </w:t>
+      </w:r>
+      <w:proofErr w:type="spellStart"/>
+      <w:r>
+        <w:rPr>
+          <w:rFonts w:cs="Times"/>
+          <w:i w:val="0"/>
+        </w:rPr>
+        <w:t>carefuly</w:t>
+      </w:r>
+      <w:proofErr w:type="spellEnd"/>
+      <w:r>
+        <w:rPr>
+          <w:rFonts w:cs="Times"/>
+          <w:i w:val="0"/>
+        </w:rPr>
+        <w:t xml:space="preserve"> organize the requirements presented in this section so that they may easily accessed and understood.  Furthermore, this SRS is not the software design document, therefore one should avoid the tendency to over-constrain (and therefore design) the software project within this SRS.&gt;</w:t>
       </w:r>
     </w:p>
     <w:p>
@@ -7199,23 +6964,7 @@
           <w:rFonts w:cs="Times"/>
           <w:i w:val="0"/>
         </w:rPr>
-        <w:t xml:space="preserve">&lt;This provides a detailed description of the use case. </w:t>
-      </w:r>
-      <w:proofErr w:type="gramStart"/>
-      <w:r>
-        <w:rPr>
-          <w:rFonts w:cs="Times"/>
-          <w:i w:val="0"/>
-        </w:rPr>
-        <w:t>Usually</w:t>
-      </w:r>
-      <w:proofErr w:type="gramEnd"/>
-      <w:r>
-        <w:rPr>
-          <w:rFonts w:cs="Times"/>
-          <w:i w:val="0"/>
-        </w:rPr>
-        <w:t xml:space="preserve"> it is captured in the following table format. Add more rows or removing rows depending on your specific requirement.&gt;</w:t>
+        <w:t>&lt;This provides a detailed description of the use case. Usually it is captured in the following table format. Add more rows or removing rows depending on your specific requirement.&gt;</w:t>
       </w:r>
     </w:p>
     <w:p>
@@ -7646,21 +7395,21 @@
                 <w:rFonts w:ascii="Times" w:hAnsi="Times" w:cs="Times"/>
               </w:rPr>
               <w:lastRenderedPageBreak/>
-              <w:t xml:space="preserve">occurs. For example, if the use case is </w:t>
+              <w:t xml:space="preserve">occurs. For example, if the use case is purchase item, what happens when the </w:t>
             </w:r>
-            <w:proofErr w:type="gramStart"/>
+            <w:proofErr w:type="spellStart"/>
             <w:r>
               <w:rPr>
                 <w:rFonts w:ascii="Times" w:hAnsi="Times" w:cs="Times"/>
               </w:rPr>
-              <w:t>purchase</w:t>
+              <w:t>the</w:t>
             </w:r>
-            <w:proofErr w:type="gramEnd"/>
+            <w:proofErr w:type="spellEnd"/>
             <w:r>
               <w:rPr>
                 <w:rFonts w:ascii="Times" w:hAnsi="Times" w:cs="Times"/>
               </w:rPr>
-              <w:t xml:space="preserve"> item, what happens when the the stock runs out during purchase?&gt;</w:t>
+              <w:t xml:space="preserve"> stock runs out during purchase?&gt;</w:t>
             </w:r>
           </w:p>
         </w:tc>
@@ -7844,23 +7593,23 @@
           <w:rFonts w:cs="Times"/>
           <w:i w:val="0"/>
         </w:rPr>
-        <w:t xml:space="preserve">&lt;Non-functional requirements may exist for the following attributes.  Often these requirements must be achieved at a system-wide level rather than at a unit level.  State the requirements in the following sections in measurable terms (e.g., 95% of transaction shall be processed in less than a second, system downtime may not exceed 1 minute per day, &gt; </w:t>
-      </w:r>
-      <w:proofErr w:type="gramStart"/>
-      <w:r>
-        <w:rPr>
-          <w:rFonts w:cs="Times"/>
-          <w:i w:val="0"/>
-        </w:rPr>
-        <w:t>30 day</w:t>
-      </w:r>
-      <w:proofErr w:type="gramEnd"/>
-      <w:r>
-        <w:rPr>
-          <w:rFonts w:cs="Times"/>
-          <w:i w:val="0"/>
-        </w:rPr>
-        <w:t xml:space="preserve"> MTBF value, etc). &gt;</w:t>
+        <w:t xml:space="preserve">&lt;Non-functional requirements may exist for the following attributes.  Often these requirements must be achieved at a system-wide level rather than at a unit level.  State the requirements in the following sections in measurable terms (e.g., 95% of transaction shall be processed in less than a second, system downtime may not exceed 1 minute per day, &gt; 30 day MTBF value, </w:t>
+      </w:r>
+      <w:proofErr w:type="spellStart"/>
+      <w:r>
+        <w:rPr>
+          <w:rFonts w:cs="Times"/>
+          <w:i w:val="0"/>
+        </w:rPr>
+        <w:t>etc</w:t>
+      </w:r>
+      <w:proofErr w:type="spellEnd"/>
+      <w:r>
+        <w:rPr>
+          <w:rFonts w:cs="Times"/>
+          <w:i w:val="0"/>
+        </w:rPr>
+        <w:t>). &gt;</w:t>
       </w:r>
     </w:p>
     <w:p>
@@ -8338,6 +8087,100 @@
       </w:pPr>
     </w:p>
     <w:p/>
+    <w:p/>
+    <w:p/>
+    <w:p>
+      <w:pPr>
+        <w:rPr>
+          <w:b/>
+          <w:bCs/>
+          <w:sz w:val="32"/>
+          <w:szCs w:val="28"/>
+        </w:rPr>
+      </w:pPr>
+      <w:r>
+        <w:rPr>
+          <w:b/>
+          <w:bCs/>
+          <w:sz w:val="32"/>
+          <w:szCs w:val="28"/>
+        </w:rPr>
+        <w:t xml:space="preserve">Link: </w:t>
+      </w:r>
+    </w:p>
+    <w:p>
+      <w:pPr>
+        <w:rPr>
+          <w:sz w:val="26"/>
+          <w:szCs w:val="22"/>
+        </w:rPr>
+      </w:pPr>
+    </w:p>
+    <w:p>
+      <w:pPr>
+        <w:pStyle w:val="ListParagraph"/>
+        <w:numPr>
+          <w:ilvl w:val="0"/>
+          <w:numId w:val="4"/>
+        </w:numPr>
+        <w:rPr>
+          <w:b/>
+          <w:bCs/>
+          <w:sz w:val="26"/>
+          <w:szCs w:val="22"/>
+        </w:rPr>
+      </w:pPr>
+      <w:r>
+        <w:rPr>
+          <w:sz w:val="26"/>
+          <w:szCs w:val="22"/>
+        </w:rPr>
+        <w:t xml:space="preserve">Icons: </w:t>
+      </w:r>
+      <w:hyperlink r:id="rId9" w:history="1">
+        <w:r>
+          <w:rPr>
+            <w:rStyle w:val="Hyperlink"/>
+            <w:sz w:val="26"/>
+            <w:szCs w:val="22"/>
+          </w:rPr>
+          <w:t>https://storyset.com</w:t>
+        </w:r>
+        <w:r>
+          <w:rPr>
+            <w:rStyle w:val="Hyperlink"/>
+            <w:sz w:val="26"/>
+            <w:szCs w:val="22"/>
+          </w:rPr>
+          <w:t>/</w:t>
+        </w:r>
+      </w:hyperlink>
+    </w:p>
+    <w:p>
+      <w:pPr>
+        <w:pStyle w:val="ListParagraph"/>
+        <w:numPr>
+          <w:ilvl w:val="0"/>
+          <w:numId w:val="4"/>
+        </w:numPr>
+        <w:rPr>
+          <w:b/>
+          <w:bCs/>
+          <w:sz w:val="26"/>
+          <w:szCs w:val="22"/>
+        </w:rPr>
+      </w:pPr>
+    </w:p>
+    <w:p>
+      <w:pPr>
+        <w:rPr>
+          <w:b/>
+          <w:bCs/>
+          <w:sz w:val="26"/>
+          <w:szCs w:val="22"/>
+        </w:rPr>
+      </w:pPr>
+    </w:p>
     <w:sectPr>
       <w:pgSz w:w="12240" w:h="15840"/>
       <w:pgMar w:top="1440" w:right="1296" w:bottom="1440" w:left="1296" w:header="720" w:footer="720" w:gutter="0"/>
@@ -8578,6 +8421,96 @@
     </w:lvl>
   </w:abstractNum>
   <w:abstractNum w:abstractNumId="1" w15:restartNumberingAfterBreak="0">
+    <w:nsid w:val="30572EC8"/>
+    <w:multiLevelType w:val="hybridMultilevel"/>
+    <w:tmpl w:val="46F0B89C"/>
+    <w:lvl w:ilvl="0" w:tplc="0809000F">
+      <w:start w:val="1"/>
+      <w:numFmt w:val="decimal"/>
+      <w:lvlText w:val="%1."/>
+      <w:lvlJc w:val="left"/>
+      <w:pPr>
+        <w:ind w:left="720" w:hanging="360"/>
+      </w:pPr>
+      <w:rPr>
+        <w:rFonts w:hint="default"/>
+        <w:b w:val="0"/>
+      </w:rPr>
+    </w:lvl>
+    <w:lvl w:ilvl="1" w:tplc="08090019" w:tentative="1">
+      <w:start w:val="1"/>
+      <w:numFmt w:val="lowerLetter"/>
+      <w:lvlText w:val="%2."/>
+      <w:lvlJc w:val="left"/>
+      <w:pPr>
+        <w:ind w:left="1440" w:hanging="360"/>
+      </w:pPr>
+    </w:lvl>
+    <w:lvl w:ilvl="2" w:tplc="0809001B" w:tentative="1">
+      <w:start w:val="1"/>
+      <w:numFmt w:val="lowerRoman"/>
+      <w:lvlText w:val="%3."/>
+      <w:lvlJc w:val="right"/>
+      <w:pPr>
+        <w:ind w:left="2160" w:hanging="180"/>
+      </w:pPr>
+    </w:lvl>
+    <w:lvl w:ilvl="3" w:tplc="0809000F" w:tentative="1">
+      <w:start w:val="1"/>
+      <w:numFmt w:val="decimal"/>
+      <w:lvlText w:val="%4."/>
+      <w:lvlJc w:val="left"/>
+      <w:pPr>
+        <w:ind w:left="2880" w:hanging="360"/>
+      </w:pPr>
+    </w:lvl>
+    <w:lvl w:ilvl="4" w:tplc="08090019" w:tentative="1">
+      <w:start w:val="1"/>
+      <w:numFmt w:val="lowerLetter"/>
+      <w:lvlText w:val="%5."/>
+      <w:lvlJc w:val="left"/>
+      <w:pPr>
+        <w:ind w:left="3600" w:hanging="360"/>
+      </w:pPr>
+    </w:lvl>
+    <w:lvl w:ilvl="5" w:tplc="0809001B" w:tentative="1">
+      <w:start w:val="1"/>
+      <w:numFmt w:val="lowerRoman"/>
+      <w:lvlText w:val="%6."/>
+      <w:lvlJc w:val="right"/>
+      <w:pPr>
+        <w:ind w:left="4320" w:hanging="180"/>
+      </w:pPr>
+    </w:lvl>
+    <w:lvl w:ilvl="6" w:tplc="0809000F" w:tentative="1">
+      <w:start w:val="1"/>
+      <w:numFmt w:val="decimal"/>
+      <w:lvlText w:val="%7."/>
+      <w:lvlJc w:val="left"/>
+      <w:pPr>
+        <w:ind w:left="5040" w:hanging="360"/>
+      </w:pPr>
+    </w:lvl>
+    <w:lvl w:ilvl="7" w:tplc="08090019" w:tentative="1">
+      <w:start w:val="1"/>
+      <w:numFmt w:val="lowerLetter"/>
+      <w:lvlText w:val="%8."/>
+      <w:lvlJc w:val="left"/>
+      <w:pPr>
+        <w:ind w:left="5760" w:hanging="360"/>
+      </w:pPr>
+    </w:lvl>
+    <w:lvl w:ilvl="8" w:tplc="0809001B" w:tentative="1">
+      <w:start w:val="1"/>
+      <w:numFmt w:val="lowerRoman"/>
+      <w:lvlText w:val="%9."/>
+      <w:lvlJc w:val="right"/>
+      <w:pPr>
+        <w:ind w:left="6480" w:hanging="180"/>
+      </w:pPr>
+    </w:lvl>
+  </w:abstractNum>
+  <w:abstractNum w:abstractNumId="2" w15:restartNumberingAfterBreak="0">
     <w:nsid w:val="5B61729E"/>
     <w:multiLevelType w:val="multilevel"/>
     <w:tmpl w:val="08090021"/>
@@ -8690,7 +8623,7 @@
       </w:rPr>
     </w:lvl>
   </w:abstractNum>
-  <w:abstractNum w:abstractNumId="2" w15:restartNumberingAfterBreak="0">
+  <w:abstractNum w:abstractNumId="3" w15:restartNumberingAfterBreak="0">
     <w:nsid w:val="7D3D6DF4"/>
     <w:multiLevelType w:val="hybridMultilevel"/>
     <w:tmpl w:val="F1EEFAC8"/>
@@ -8831,13 +8764,16 @@
     </w:lvl>
   </w:abstractNum>
   <w:num w:numId="1" w16cid:durableId="1806005562">
-    <w:abstractNumId w:val="2"/>
+    <w:abstractNumId w:val="3"/>
   </w:num>
   <w:num w:numId="2" w16cid:durableId="226645236">
-    <w:abstractNumId w:val="1"/>
+    <w:abstractNumId w:val="2"/>
   </w:num>
   <w:num w:numId="3" w16cid:durableId="1819228241">
     <w:abstractNumId w:val="0"/>
+  </w:num>
+  <w:num w:numId="4" w16cid:durableId="2055812226">
+    <w:abstractNumId w:val="1"/>
   </w:num>
 </w:numbering>
 </file>
@@ -9580,6 +9516,18 @@
       <w:contextualSpacing/>
     </w:pPr>
   </w:style>
+  <w:style w:type="character" w:styleId="UnresolvedMention">
+    <w:name w:val="Unresolved Mention"/>
+    <w:basedOn w:val="DefaultParagraphFont"/>
+    <w:uiPriority w:val="99"/>
+    <w:semiHidden/>
+    <w:unhideWhenUsed/>
+    <w:rsid w:val="008271DA"/>
+    <w:rPr>
+      <w:color w:val="605E5C"/>
+      <w:shd w:val="clear" w:color="auto" w:fill="E1DFDD"/>
+    </w:rPr>
+  </w:style>
 </w:styles>
 </file>
 

--- a/EDUCONNECT SRS.docx
+++ b/EDUCONNECT SRS.docx
@@ -19,13 +19,15 @@
     </w:p>
     <w:p>
       <w:pPr>
-        <w:rPr>
-          <w:rFonts w:cs="Times"/>
-        </w:rPr>
-      </w:pPr>
-    </w:p>
-    <w:p>
-      <w:pPr>
+        <w:spacing w:after="120"/>
+        <w:rPr>
+          <w:rFonts w:cs="Times"/>
+        </w:rPr>
+      </w:pPr>
+    </w:p>
+    <w:p>
+      <w:pPr>
+        <w:spacing w:after="120"/>
         <w:jc w:val="center"/>
         <w:rPr>
           <w:rFonts w:cs="Times"/>
@@ -51,6 +53,24 @@
         <w:jc w:val="center"/>
         <w:rPr>
           <w:rFonts w:cs="Times"/>
+          <w:sz w:val="28"/>
+          <w:szCs w:val="28"/>
+        </w:rPr>
+      </w:pPr>
+      <w:r>
+        <w:rPr>
+          <w:rFonts w:cs="Times"/>
+          <w:sz w:val="28"/>
+          <w:szCs w:val="28"/>
+        </w:rPr>
+        <w:t>(Complete University Website + CMS)</w:t>
+      </w:r>
+    </w:p>
+    <w:p>
+      <w:pPr>
+        <w:jc w:val="center"/>
+        <w:rPr>
+          <w:rFonts w:cs="Times"/>
           <w:sz w:val="40"/>
           <w:szCs w:val="40"/>
         </w:rPr>
@@ -75,24 +95,24 @@
           <w:szCs w:val="40"/>
         </w:rPr>
       </w:pPr>
-    </w:p>
-    <w:p>
-      <w:pPr>
-        <w:jc w:val="center"/>
+      <w:r>
         <w:rPr>
           <w:rFonts w:cs="Times"/>
           <w:sz w:val="40"/>
           <w:szCs w:val="40"/>
         </w:rPr>
-      </w:pPr>
-      <w:r>
+        <w:t>Software Requirements Specification</w:t>
+      </w:r>
+    </w:p>
+    <w:p>
+      <w:pPr>
+        <w:jc w:val="center"/>
         <w:rPr>
           <w:rFonts w:cs="Times"/>
           <w:sz w:val="40"/>
           <w:szCs w:val="40"/>
         </w:rPr>
-        <w:t>Software Requirements Specification</w:t>
-      </w:r>
+      </w:pPr>
     </w:p>
     <w:p>
       <w:pPr>
@@ -103,24 +123,24 @@
           <w:szCs w:val="40"/>
         </w:rPr>
       </w:pPr>
-    </w:p>
-    <w:p>
-      <w:pPr>
-        <w:jc w:val="center"/>
+      <w:r>
         <w:rPr>
           <w:rFonts w:cs="Times"/>
           <w:sz w:val="40"/>
           <w:szCs w:val="40"/>
         </w:rPr>
-      </w:pPr>
-      <w:r>
+        <w:t>Release 1.1</w:t>
+      </w:r>
+    </w:p>
+    <w:p>
+      <w:pPr>
+        <w:jc w:val="center"/>
         <w:rPr>
           <w:rFonts w:cs="Times"/>
           <w:sz w:val="40"/>
           <w:szCs w:val="40"/>
         </w:rPr>
-        <w:t>&lt;Version, font 20&gt;</w:t>
-      </w:r>
+      </w:pPr>
     </w:p>
     <w:p>
       <w:pPr>
@@ -131,24 +151,24 @@
           <w:szCs w:val="40"/>
         </w:rPr>
       </w:pPr>
-    </w:p>
-    <w:p>
-      <w:pPr>
-        <w:jc w:val="center"/>
+      <w:r>
         <w:rPr>
           <w:rFonts w:cs="Times"/>
           <w:sz w:val="40"/>
           <w:szCs w:val="40"/>
         </w:rPr>
-      </w:pPr>
-      <w:r>
+        <w:t>28 July, 2024</w:t>
+      </w:r>
+    </w:p>
+    <w:p>
+      <w:pPr>
+        <w:jc w:val="center"/>
         <w:rPr>
           <w:rFonts w:cs="Times"/>
           <w:sz w:val="40"/>
           <w:szCs w:val="40"/>
         </w:rPr>
-        <w:t>&lt;Date, font 20&gt;</w:t>
-      </w:r>
+      </w:pPr>
     </w:p>
     <w:p>
       <w:pPr>
@@ -165,33 +185,17 @@
         <w:jc w:val="center"/>
         <w:rPr>
           <w:rFonts w:cs="Times"/>
+          <w:b/>
+          <w:bCs/>
           <w:sz w:val="40"/>
           <w:szCs w:val="40"/>
         </w:rPr>
       </w:pPr>
-    </w:p>
-    <w:p>
-      <w:pPr>
-        <w:jc w:val="center"/>
-        <w:rPr>
-          <w:rFonts w:cs="Times"/>
-          <w:sz w:val="40"/>
-          <w:szCs w:val="40"/>
-        </w:rPr>
-      </w:pPr>
-    </w:p>
-    <w:p>
-      <w:pPr>
-        <w:jc w:val="center"/>
-        <w:rPr>
-          <w:rFonts w:cs="Times"/>
-          <w:sz w:val="40"/>
-          <w:szCs w:val="40"/>
-        </w:rPr>
-      </w:pPr>
-      <w:r>
-        <w:rPr>
-          <w:rFonts w:cs="Times"/>
+      <w:r>
+        <w:rPr>
+          <w:rFonts w:cs="Times"/>
+          <w:b/>
+          <w:bCs/>
           <w:sz w:val="40"/>
           <w:szCs w:val="40"/>
         </w:rPr>
@@ -377,15 +381,15 @@
         <w:tblLook w:val="0000" w:firstRow="0" w:lastRow="0" w:firstColumn="0" w:lastColumn="0" w:noHBand="0" w:noVBand="0"/>
       </w:tblPr>
       <w:tblGrid>
-        <w:gridCol w:w="1188"/>
-        <w:gridCol w:w="3240"/>
-        <w:gridCol w:w="1890"/>
-        <w:gridCol w:w="3150"/>
+        <w:gridCol w:w="1877"/>
+        <w:gridCol w:w="1843"/>
+        <w:gridCol w:w="2126"/>
+        <w:gridCol w:w="3668"/>
       </w:tblGrid>
       <w:tr>
         <w:tc>
           <w:tcPr>
-            <w:tcW w:w="1188" w:type="dxa"/>
+            <w:tcW w:w="1877" w:type="dxa"/>
             <w:tcBorders>
               <w:top w:val="nil"/>
               <w:left w:val="nil"/>
@@ -406,13 +410,54 @@
                 <w:rFonts w:cs="Times"/>
                 <w:b/>
               </w:rPr>
+              <w:t xml:space="preserve">Revision </w:t>
+            </w:r>
+            <w:r>
+              <w:rPr>
+                <w:rFonts w:cs="Times"/>
+                <w:b/>
+              </w:rPr>
               <w:t>Date</w:t>
             </w:r>
           </w:p>
         </w:tc>
         <w:tc>
           <w:tcPr>
-            <w:tcW w:w="3240" w:type="dxa"/>
+            <w:tcW w:w="1843" w:type="dxa"/>
+            <w:tcBorders>
+              <w:top w:val="nil"/>
+              <w:left w:val="nil"/>
+              <w:bottom w:val="single" w:sz="4" w:space="0" w:color="auto"/>
+              <w:right w:val="nil"/>
+            </w:tcBorders>
+          </w:tcPr>
+          <w:p>
+            <w:pPr>
+              <w:jc w:val="center"/>
+              <w:rPr>
+                <w:rFonts w:cs="Times"/>
+                <w:b/>
+              </w:rPr>
+            </w:pPr>
+            <w:r>
+              <w:rPr>
+                <w:rFonts w:cs="Times"/>
+                <w:b/>
+              </w:rPr>
+              <w:t>Revision</w:t>
+            </w:r>
+            <w:r>
+              <w:rPr>
+                <w:rFonts w:cs="Times"/>
+                <w:b/>
+              </w:rPr>
+              <w:t xml:space="preserve"> Date </w:t>
+            </w:r>
+          </w:p>
+        </w:tc>
+        <w:tc>
+          <w:tcPr>
+            <w:tcW w:w="2126" w:type="dxa"/>
             <w:tcBorders>
               <w:top w:val="nil"/>
               <w:left w:val="nil"/>
@@ -439,7 +484,7 @@
         </w:tc>
         <w:tc>
           <w:tcPr>
-            <w:tcW w:w="1890" w:type="dxa"/>
+            <w:tcW w:w="3668" w:type="dxa"/>
             <w:tcBorders>
               <w:top w:val="nil"/>
               <w:left w:val="nil"/>
@@ -462,16 +507,22 @@
               </w:rPr>
               <w:t>Author</w:t>
             </w:r>
+            <w:r>
+              <w:rPr>
+                <w:rFonts w:cs="Times"/>
+                <w:b/>
+              </w:rPr>
+              <w:t>/Modifier</w:t>
+            </w:r>
           </w:p>
         </w:tc>
+      </w:tr>
+      <w:tr>
         <w:tc>
           <w:tcPr>
-            <w:tcW w:w="3150" w:type="dxa"/>
+            <w:tcW w:w="1877" w:type="dxa"/>
             <w:tcBorders>
-              <w:top w:val="nil"/>
-              <w:left w:val="nil"/>
-              <w:bottom w:val="single" w:sz="4" w:space="0" w:color="auto"/>
-              <w:right w:val="nil"/>
+              <w:top w:val="single" w:sz="4" w:space="0" w:color="auto"/>
             </w:tcBorders>
           </w:tcPr>
           <w:p>
@@ -479,23 +530,41 @@
               <w:jc w:val="center"/>
               <w:rPr>
                 <w:rFonts w:cs="Times"/>
-                <w:b/>
               </w:rPr>
             </w:pPr>
             <w:r>
               <w:rPr>
                 <w:rFonts w:cs="Times"/>
-                <w:b/>
               </w:rPr>
-              <w:t>Comments</w:t>
+              <w:t>v1.0</w:t>
             </w:r>
           </w:p>
         </w:tc>
-      </w:tr>
-      <w:tr>
         <w:tc>
           <w:tcPr>
-            <w:tcW w:w="1188" w:type="dxa"/>
+            <w:tcW w:w="1843" w:type="dxa"/>
+            <w:tcBorders>
+              <w:top w:val="single" w:sz="4" w:space="0" w:color="auto"/>
+            </w:tcBorders>
+          </w:tcPr>
+          <w:p>
+            <w:pPr>
+              <w:jc w:val="center"/>
+              <w:rPr>
+                <w:rFonts w:cs="Times"/>
+              </w:rPr>
+            </w:pPr>
+            <w:r>
+              <w:rPr>
+                <w:rFonts w:cs="Times"/>
+              </w:rPr>
+              <w:t>12 Jun, 2024</w:t>
+            </w:r>
+          </w:p>
+        </w:tc>
+        <w:tc>
+          <w:tcPr>
+            <w:tcW w:w="2126" w:type="dxa"/>
             <w:tcBorders>
               <w:top w:val="single" w:sz="4" w:space="0" w:color="auto"/>
             </w:tcBorders>
@@ -510,16 +579,87 @@
               <w:rPr>
                 <w:rFonts w:cs="Times"/>
               </w:rPr>
-              <w:t>&lt;date&gt;</w:t>
+              <w:t>Initial Document</w:t>
             </w:r>
           </w:p>
         </w:tc>
         <w:tc>
           <w:tcPr>
-            <w:tcW w:w="3240" w:type="dxa"/>
+            <w:tcW w:w="3668" w:type="dxa"/>
             <w:tcBorders>
               <w:top w:val="single" w:sz="4" w:space="0" w:color="auto"/>
             </w:tcBorders>
+          </w:tcPr>
+          <w:p>
+            <w:pPr>
+              <w:jc w:val="center"/>
+              <w:rPr>
+                <w:rFonts w:cs="Times"/>
+              </w:rPr>
+            </w:pPr>
+            <w:r>
+              <w:rPr>
+                <w:rFonts w:cs="Times"/>
+              </w:rPr>
+              <w:t>Musharaf Ali</w:t>
+            </w:r>
+            <w:r>
+              <w:rPr>
+                <w:rFonts w:cs="Times"/>
+              </w:rPr>
+              <w:t xml:space="preserve">/ </w:t>
+            </w:r>
+            <w:r>
+              <w:rPr>
+                <w:rFonts w:cs="Times"/>
+              </w:rPr>
+              <w:t>Usama Riaz</w:t>
+            </w:r>
+          </w:p>
+        </w:tc>
+      </w:tr>
+      <w:tr>
+        <w:tc>
+          <w:tcPr>
+            <w:tcW w:w="1877" w:type="dxa"/>
+          </w:tcPr>
+          <w:p>
+            <w:pPr>
+              <w:jc w:val="center"/>
+              <w:rPr>
+                <w:rFonts w:cs="Times"/>
+              </w:rPr>
+            </w:pPr>
+            <w:r>
+              <w:rPr>
+                <w:rFonts w:cs="Times"/>
+              </w:rPr>
+              <w:t>v1.1</w:t>
+            </w:r>
+          </w:p>
+        </w:tc>
+        <w:tc>
+          <w:tcPr>
+            <w:tcW w:w="1843" w:type="dxa"/>
+          </w:tcPr>
+          <w:p>
+            <w:pPr>
+              <w:jc w:val="center"/>
+              <w:rPr>
+                <w:rFonts w:cs="Times"/>
+              </w:rPr>
+            </w:pPr>
+            <w:r>
+              <w:rPr>
+                <w:rFonts w:cs="Times"/>
+              </w:rPr>
+              <w:t>28 July, 2024</w:t>
+            </w:r>
+          </w:p>
+        </w:tc>
+        <w:tc>
+          <w:tcPr>
+            <w:tcW w:w="2126" w:type="dxa"/>
           </w:tcPr>
           <w:p>
             <w:pPr>
@@ -531,19 +671,17 @@
               <w:rPr>
                 <w:rFonts w:cs="Times"/>
               </w:rPr>
-              <w:t>&lt;Version 1&gt;</w:t>
+              <w:t xml:space="preserve">Second Document </w:t>
             </w:r>
           </w:p>
         </w:tc>
         <w:tc>
           <w:tcPr>
-            <w:tcW w:w="1890" w:type="dxa"/>
-            <w:tcBorders>
-              <w:top w:val="single" w:sz="4" w:space="0" w:color="auto"/>
-            </w:tcBorders>
+            <w:tcW w:w="3668" w:type="dxa"/>
           </w:tcPr>
           <w:p>
             <w:pPr>
+              <w:jc w:val="center"/>
               <w:rPr>
                 <w:rFonts w:cs="Times"/>
               </w:rPr>
@@ -552,28 +690,19 @@
               <w:rPr>
                 <w:rFonts w:cs="Times"/>
               </w:rPr>
-              <w:t>&lt;Your Name&gt;</w:t>
+              <w:t>Musharaf Ali/</w:t>
             </w:r>
-          </w:p>
-        </w:tc>
-        <w:tc>
-          <w:tcPr>
-            <w:tcW w:w="3150" w:type="dxa"/>
-            <w:tcBorders>
-              <w:top w:val="single" w:sz="4" w:space="0" w:color="auto"/>
-            </w:tcBorders>
-          </w:tcPr>
-          <w:p>
-            <w:pPr>
-              <w:rPr>
-                <w:rFonts w:cs="Times"/>
-              </w:rPr>
-            </w:pPr>
             <w:r>
               <w:rPr>
                 <w:rFonts w:cs="Times"/>
               </w:rPr>
-              <w:t>&lt;First Revision&gt;</w:t>
+              <w:t>Usama Riaz</w:t>
+            </w:r>
+            <w:r>
+              <w:rPr>
+                <w:rFonts w:cs="Times"/>
+              </w:rPr>
+              <w:t>/Nasir M</w:t>
             </w:r>
           </w:p>
         </w:tc>
@@ -581,7 +710,7 @@
       <w:tr>
         <w:tc>
           <w:tcPr>
-            <w:tcW w:w="1188" w:type="dxa"/>
+            <w:tcW w:w="1877" w:type="dxa"/>
           </w:tcPr>
           <w:p>
             <w:pPr>
@@ -593,7 +722,7 @@
         </w:tc>
         <w:tc>
           <w:tcPr>
-            <w:tcW w:w="3240" w:type="dxa"/>
+            <w:tcW w:w="1843" w:type="dxa"/>
           </w:tcPr>
           <w:p>
             <w:pPr>
@@ -605,7 +734,7 @@
         </w:tc>
         <w:tc>
           <w:tcPr>
-            <w:tcW w:w="1890" w:type="dxa"/>
+            <w:tcW w:w="2126" w:type="dxa"/>
           </w:tcPr>
           <w:p>
             <w:pPr>
@@ -617,107 +746,7 @@
         </w:tc>
         <w:tc>
           <w:tcPr>
-            <w:tcW w:w="3150" w:type="dxa"/>
-          </w:tcPr>
-          <w:p>
-            <w:pPr>
-              <w:rPr>
-                <w:rFonts w:cs="Times"/>
-              </w:rPr>
-            </w:pPr>
-          </w:p>
-        </w:tc>
-      </w:tr>
-      <w:tr>
-        <w:tc>
-          <w:tcPr>
-            <w:tcW w:w="1188" w:type="dxa"/>
-          </w:tcPr>
-          <w:p>
-            <w:pPr>
-              <w:rPr>
-                <w:rFonts w:cs="Times"/>
-              </w:rPr>
-            </w:pPr>
-          </w:p>
-        </w:tc>
-        <w:tc>
-          <w:tcPr>
-            <w:tcW w:w="3240" w:type="dxa"/>
-          </w:tcPr>
-          <w:p>
-            <w:pPr>
-              <w:rPr>
-                <w:rFonts w:cs="Times"/>
-              </w:rPr>
-            </w:pPr>
-          </w:p>
-        </w:tc>
-        <w:tc>
-          <w:tcPr>
-            <w:tcW w:w="1890" w:type="dxa"/>
-          </w:tcPr>
-          <w:p>
-            <w:pPr>
-              <w:rPr>
-                <w:rFonts w:cs="Times"/>
-              </w:rPr>
-            </w:pPr>
-          </w:p>
-        </w:tc>
-        <w:tc>
-          <w:tcPr>
-            <w:tcW w:w="3150" w:type="dxa"/>
-          </w:tcPr>
-          <w:p>
-            <w:pPr>
-              <w:rPr>
-                <w:rFonts w:cs="Times"/>
-              </w:rPr>
-            </w:pPr>
-          </w:p>
-        </w:tc>
-      </w:tr>
-      <w:tr>
-        <w:tc>
-          <w:tcPr>
-            <w:tcW w:w="1188" w:type="dxa"/>
-          </w:tcPr>
-          <w:p>
-            <w:pPr>
-              <w:rPr>
-                <w:rFonts w:cs="Times"/>
-              </w:rPr>
-            </w:pPr>
-          </w:p>
-        </w:tc>
-        <w:tc>
-          <w:tcPr>
-            <w:tcW w:w="3240" w:type="dxa"/>
-          </w:tcPr>
-          <w:p>
-            <w:pPr>
-              <w:rPr>
-                <w:rFonts w:cs="Times"/>
-              </w:rPr>
-            </w:pPr>
-          </w:p>
-        </w:tc>
-        <w:tc>
-          <w:tcPr>
-            <w:tcW w:w="1890" w:type="dxa"/>
-          </w:tcPr>
-          <w:p>
-            <w:pPr>
-              <w:rPr>
-                <w:rFonts w:cs="Times"/>
-              </w:rPr>
-            </w:pPr>
-          </w:p>
-        </w:tc>
-        <w:tc>
-          <w:tcPr>
-            <w:tcW w:w="3150" w:type="dxa"/>
+            <w:tcW w:w="3668" w:type="dxa"/>
           </w:tcPr>
           <w:p>
             <w:pPr>
@@ -970,7 +999,7 @@
               <w:rPr>
                 <w:rFonts w:cs="Times"/>
               </w:rPr>
-              <w:t>&lt;Your Name&gt;</w:t>
+              <w:t>Dr. Ghulam Ali</w:t>
             </w:r>
           </w:p>
         </w:tc>
@@ -1006,102 +1035,6 @@
             <w:tcBorders>
               <w:top w:val="single" w:sz="4" w:space="0" w:color="auto"/>
             </w:tcBorders>
-          </w:tcPr>
-          <w:p>
-            <w:pPr>
-              <w:tabs>
-                <w:tab w:val="left" w:pos="2880"/>
-                <w:tab w:val="left" w:pos="5760"/>
-              </w:tabs>
-              <w:rPr>
-                <w:rFonts w:cs="Times"/>
-                <w:sz w:val="32"/>
-              </w:rPr>
-            </w:pPr>
-          </w:p>
-        </w:tc>
-      </w:tr>
-      <w:tr>
-        <w:tc>
-          <w:tcPr>
-            <w:tcW w:w="2394" w:type="dxa"/>
-          </w:tcPr>
-          <w:p>
-            <w:pPr>
-              <w:tabs>
-                <w:tab w:val="left" w:pos="2880"/>
-                <w:tab w:val="left" w:pos="5760"/>
-              </w:tabs>
-              <w:rPr>
-                <w:rFonts w:cs="Times"/>
-                <w:sz w:val="32"/>
-              </w:rPr>
-            </w:pPr>
-          </w:p>
-        </w:tc>
-        <w:tc>
-          <w:tcPr>
-            <w:tcW w:w="2394" w:type="dxa"/>
-            <w:vAlign w:val="bottom"/>
-          </w:tcPr>
-          <w:p>
-            <w:pPr>
-              <w:tabs>
-                <w:tab w:val="left" w:pos="2880"/>
-                <w:tab w:val="left" w:pos="5760"/>
-              </w:tabs>
-              <w:rPr>
-                <w:rFonts w:cs="Times"/>
-              </w:rPr>
-            </w:pPr>
-            <w:r>
-              <w:rPr>
-                <w:rFonts w:cs="Times"/>
-              </w:rPr>
-              <w:t>A. David McKinnon</w:t>
-            </w:r>
-          </w:p>
-        </w:tc>
-        <w:tc>
-          <w:tcPr>
-            <w:tcW w:w="2394" w:type="dxa"/>
-            <w:vAlign w:val="bottom"/>
-          </w:tcPr>
-          <w:p>
-            <w:pPr>
-              <w:tabs>
-                <w:tab w:val="left" w:pos="2880"/>
-                <w:tab w:val="left" w:pos="5760"/>
-              </w:tabs>
-              <w:rPr>
-                <w:rFonts w:cs="Times"/>
-              </w:rPr>
-            </w:pPr>
-            <w:r>
-              <w:rPr>
-                <w:rFonts w:cs="Times"/>
-              </w:rPr>
-              <w:t xml:space="preserve">Instructor, </w:t>
-            </w:r>
-            <w:proofErr w:type="spellStart"/>
-            <w:r>
-              <w:rPr>
-                <w:rFonts w:cs="Times"/>
-              </w:rPr>
-              <w:t>CptS</w:t>
-            </w:r>
-            <w:proofErr w:type="spellEnd"/>
-            <w:r>
-              <w:rPr>
-                <w:rFonts w:cs="Times"/>
-              </w:rPr>
-              <w:t xml:space="preserve"> 322</w:t>
-            </w:r>
-          </w:p>
-        </w:tc>
-        <w:tc>
-          <w:tcPr>
-            <w:tcW w:w="2268" w:type="dxa"/>
           </w:tcPr>
           <w:p>
             <w:pPr>
@@ -6964,7 +6897,23 @@
           <w:rFonts w:cs="Times"/>
           <w:i w:val="0"/>
         </w:rPr>
-        <w:t>&lt;This provides a detailed description of the use case. Usually it is captured in the following table format. Add more rows or removing rows depending on your specific requirement.&gt;</w:t>
+        <w:t xml:space="preserve">&lt;This provides a detailed description of the use case. </w:t>
+      </w:r>
+      <w:proofErr w:type="gramStart"/>
+      <w:r>
+        <w:rPr>
+          <w:rFonts w:cs="Times"/>
+          <w:i w:val="0"/>
+        </w:rPr>
+        <w:t>Usually</w:t>
+      </w:r>
+      <w:proofErr w:type="gramEnd"/>
+      <w:r>
+        <w:rPr>
+          <w:rFonts w:cs="Times"/>
+          <w:i w:val="0"/>
+        </w:rPr>
+        <w:t xml:space="preserve"> it is captured in the following table format. Add more rows or removing rows depending on your specific requirement.&gt;</w:t>
       </w:r>
     </w:p>
     <w:p>
@@ -7395,7 +7344,21 @@
                 <w:rFonts w:ascii="Times" w:hAnsi="Times" w:cs="Times"/>
               </w:rPr>
               <w:lastRenderedPageBreak/>
-              <w:t xml:space="preserve">occurs. For example, if the use case is purchase item, what happens when the </w:t>
+              <w:t xml:space="preserve">occurs. For example, if the use case is </w:t>
+            </w:r>
+            <w:proofErr w:type="gramStart"/>
+            <w:r>
+              <w:rPr>
+                <w:rFonts w:ascii="Times" w:hAnsi="Times" w:cs="Times"/>
+              </w:rPr>
+              <w:t>purchase</w:t>
+            </w:r>
+            <w:proofErr w:type="gramEnd"/>
+            <w:r>
+              <w:rPr>
+                <w:rFonts w:ascii="Times" w:hAnsi="Times" w:cs="Times"/>
+              </w:rPr>
+              <w:t xml:space="preserve"> item, what happens when the </w:t>
             </w:r>
             <w:proofErr w:type="spellStart"/>
             <w:r>
@@ -7593,7 +7556,23 @@
           <w:rFonts w:cs="Times"/>
           <w:i w:val="0"/>
         </w:rPr>
-        <w:t xml:space="preserve">&lt;Non-functional requirements may exist for the following attributes.  Often these requirements must be achieved at a system-wide level rather than at a unit level.  State the requirements in the following sections in measurable terms (e.g., 95% of transaction shall be processed in less than a second, system downtime may not exceed 1 minute per day, &gt; 30 day MTBF value, </w:t>
+        <w:t xml:space="preserve">&lt;Non-functional requirements may exist for the following attributes.  Often these requirements must be achieved at a system-wide level rather than at a unit level.  State the requirements in the following sections in measurable terms (e.g., 95% of transaction shall be processed in less than a second, system downtime may not exceed 1 minute per day, &gt; </w:t>
+      </w:r>
+      <w:proofErr w:type="gramStart"/>
+      <w:r>
+        <w:rPr>
+          <w:rFonts w:cs="Times"/>
+          <w:i w:val="0"/>
+        </w:rPr>
+        <w:t>30 day</w:t>
+      </w:r>
+      <w:proofErr w:type="gramEnd"/>
+      <w:r>
+        <w:rPr>
+          <w:rFonts w:cs="Times"/>
+          <w:i w:val="0"/>
+        </w:rPr>
+        <w:t xml:space="preserve"> MTBF value, </w:t>
       </w:r>
       <w:proofErr w:type="spellStart"/>
       <w:r>
@@ -8144,15 +8123,7 @@
             <w:sz w:val="26"/>
             <w:szCs w:val="22"/>
           </w:rPr>
-          <w:t>https://storyset.com</w:t>
-        </w:r>
-        <w:r>
-          <w:rPr>
-            <w:rStyle w:val="Hyperlink"/>
-            <w:sz w:val="26"/>
-            <w:szCs w:val="22"/>
-          </w:rPr>
-          <w:t>/</w:t>
+          <w:t>https://storyset.com/</w:t>
         </w:r>
       </w:hyperlink>
     </w:p>

--- a/EDUCONNECT SRS.docx
+++ b/EDUCONNECT SRS.docx
@@ -6,18 +6,205 @@
       <w:pPr>
         <w:jc w:val="center"/>
         <w:rPr>
-          <w:rFonts w:cs="Times"/>
+          <w:rFonts w:ascii="Times New Roman" w:hAnsi="Times New Roman"/>
           <w:b/>
-        </w:rPr>
-      </w:pPr>
-    </w:p>
-    <w:p>
-      <w:pPr>
+          <w:sz w:val="28"/>
+        </w:rPr>
+      </w:pPr>
+      <w:r>
+        <w:rPr>
+          <w:noProof/>
+        </w:rPr>
+        <w:drawing>
+          <wp:anchor distT="0" distB="0" distL="114300" distR="114300" simplePos="0" relativeHeight="251660288" behindDoc="1" locked="0" layoutInCell="1" allowOverlap="1" wp14:anchorId="14986333" wp14:editId="27C416E2">
+            <wp:simplePos x="0" y="0"/>
+            <wp:positionH relativeFrom="column">
+              <wp:posOffset>5481955</wp:posOffset>
+            </wp:positionH>
+            <wp:positionV relativeFrom="paragraph">
+              <wp:posOffset>-66675</wp:posOffset>
+            </wp:positionV>
+            <wp:extent cx="855345" cy="804545"/>
+            <wp:effectExtent l="0" t="0" r="1905" b="0"/>
+            <wp:wrapTight wrapText="bothSides">
+              <wp:wrapPolygon edited="0">
+                <wp:start x="0" y="0"/>
+                <wp:lineTo x="0" y="20969"/>
+                <wp:lineTo x="21167" y="20969"/>
+                <wp:lineTo x="21167" y="0"/>
+                <wp:lineTo x="0" y="0"/>
+              </wp:wrapPolygon>
+            </wp:wrapTight>
+            <wp:docPr id="218949154" name="Picture 2"/>
+            <wp:cNvGraphicFramePr>
+              <a:graphicFrameLocks xmlns:a="http://schemas.openxmlformats.org/drawingml/2006/main" noChangeAspect="1"/>
+            </wp:cNvGraphicFramePr>
+            <a:graphic xmlns:a="http://schemas.openxmlformats.org/drawingml/2006/main">
+              <a:graphicData uri="http://schemas.openxmlformats.org/drawingml/2006/picture">
+                <pic:pic xmlns:pic="http://schemas.openxmlformats.org/drawingml/2006/picture">
+                  <pic:nvPicPr>
+                    <pic:cNvPr id="0" name="Picture 1"/>
+                    <pic:cNvPicPr>
+                      <a:picLocks noChangeAspect="1" noChangeArrowheads="1"/>
+                    </pic:cNvPicPr>
+                  </pic:nvPicPr>
+                  <pic:blipFill>
+                    <a:blip r:embed="rId8">
+                      <a:extLst>
+                        <a:ext uri="{28A0092B-C50C-407E-A947-70E740481C1C}">
+                          <a14:useLocalDpi xmlns:a14="http://schemas.microsoft.com/office/drawing/2010/main" val="0"/>
+                        </a:ext>
+                      </a:extLst>
+                    </a:blip>
+                    <a:srcRect l="7907"/>
+                    <a:stretch>
+                      <a:fillRect/>
+                    </a:stretch>
+                  </pic:blipFill>
+                  <pic:spPr bwMode="auto">
+                    <a:xfrm>
+                      <a:off x="0" y="0"/>
+                      <a:ext cx="855345" cy="804545"/>
+                    </a:xfrm>
+                    <a:prstGeom prst="rect">
+                      <a:avLst/>
+                    </a:prstGeom>
+                    <a:noFill/>
+                    <a:ln>
+                      <a:noFill/>
+                    </a:ln>
+                  </pic:spPr>
+                </pic:pic>
+              </a:graphicData>
+            </a:graphic>
+            <wp14:sizeRelH relativeFrom="page">
+              <wp14:pctWidth>0</wp14:pctWidth>
+            </wp14:sizeRelH>
+            <wp14:sizeRelV relativeFrom="page">
+              <wp14:pctHeight>0</wp14:pctHeight>
+            </wp14:sizeRelV>
+          </wp:anchor>
+        </w:drawing>
+      </w:r>
+      <w:r>
+        <w:rPr>
+          <w:noProof/>
+        </w:rPr>
+        <w:drawing>
+          <wp:anchor distT="0" distB="0" distL="114300" distR="114300" simplePos="0" relativeHeight="251659264" behindDoc="1" locked="0" layoutInCell="1" allowOverlap="1" wp14:anchorId="35225AEB" wp14:editId="6FA5918E">
+            <wp:simplePos x="0" y="0"/>
+            <wp:positionH relativeFrom="column">
+              <wp:posOffset>-38100</wp:posOffset>
+            </wp:positionH>
+            <wp:positionV relativeFrom="paragraph">
+              <wp:posOffset>76835</wp:posOffset>
+            </wp:positionV>
+            <wp:extent cx="855345" cy="804545"/>
+            <wp:effectExtent l="0" t="0" r="1905" b="0"/>
+            <wp:wrapTight wrapText="bothSides">
+              <wp:wrapPolygon edited="0">
+                <wp:start x="0" y="0"/>
+                <wp:lineTo x="0" y="20969"/>
+                <wp:lineTo x="21167" y="20969"/>
+                <wp:lineTo x="21167" y="0"/>
+                <wp:lineTo x="0" y="0"/>
+              </wp:wrapPolygon>
+            </wp:wrapTight>
+            <wp:docPr id="601353423" name="Picture 1"/>
+            <wp:cNvGraphicFramePr>
+              <a:graphicFrameLocks xmlns:a="http://schemas.openxmlformats.org/drawingml/2006/main" noChangeAspect="1"/>
+            </wp:cNvGraphicFramePr>
+            <a:graphic xmlns:a="http://schemas.openxmlformats.org/drawingml/2006/main">
+              <a:graphicData uri="http://schemas.openxmlformats.org/drawingml/2006/picture">
+                <pic:pic xmlns:pic="http://schemas.openxmlformats.org/drawingml/2006/picture">
+                  <pic:nvPicPr>
+                    <pic:cNvPr id="0" name="Picture 1"/>
+                    <pic:cNvPicPr>
+                      <a:picLocks noChangeAspect="1" noChangeArrowheads="1"/>
+                    </pic:cNvPicPr>
+                  </pic:nvPicPr>
+                  <pic:blipFill>
+                    <a:blip r:embed="rId8">
+                      <a:extLst>
+                        <a:ext uri="{28A0092B-C50C-407E-A947-70E740481C1C}">
+                          <a14:useLocalDpi xmlns:a14="http://schemas.microsoft.com/office/drawing/2010/main" val="0"/>
+                        </a:ext>
+                      </a:extLst>
+                    </a:blip>
+                    <a:srcRect l="7907"/>
+                    <a:stretch>
+                      <a:fillRect/>
+                    </a:stretch>
+                  </pic:blipFill>
+                  <pic:spPr bwMode="auto">
+                    <a:xfrm>
+                      <a:off x="0" y="0"/>
+                      <a:ext cx="855345" cy="804545"/>
+                    </a:xfrm>
+                    <a:prstGeom prst="rect">
+                      <a:avLst/>
+                    </a:prstGeom>
+                    <a:noFill/>
+                    <a:ln>
+                      <a:noFill/>
+                    </a:ln>
+                  </pic:spPr>
+                </pic:pic>
+              </a:graphicData>
+            </a:graphic>
+            <wp14:sizeRelH relativeFrom="page">
+              <wp14:pctWidth>0</wp14:pctWidth>
+            </wp14:sizeRelH>
+            <wp14:sizeRelV relativeFrom="page">
+              <wp14:pctHeight>0</wp14:pctHeight>
+            </wp14:sizeRelV>
+          </wp:anchor>
+        </w:drawing>
+      </w:r>
+      <w:r>
+        <w:rPr>
+          <w:sz w:val="40"/>
+        </w:rPr>
+        <w:t>UNIVERSITY OF OKARA</w:t>
+      </w:r>
+    </w:p>
+    <w:p>
+      <w:pPr>
+        <w:spacing w:before="120" w:after="480" w:line="360" w:lineRule="auto"/>
         <w:jc w:val="center"/>
         <w:rPr>
-          <w:rFonts w:cs="Times"/>
-        </w:rPr>
-      </w:pPr>
+          <w:b/>
+          <w:sz w:val="44"/>
+          <w:szCs w:val="44"/>
+        </w:rPr>
+      </w:pPr>
+    </w:p>
+    <w:p>
+      <w:pPr>
+        <w:spacing w:before="120" w:after="480" w:line="360" w:lineRule="auto"/>
+        <w:jc w:val="center"/>
+        <w:rPr>
+          <w:b/>
+          <w:sz w:val="34"/>
+          <w:szCs w:val="34"/>
+        </w:rPr>
+      </w:pPr>
+      <w:r>
+        <w:rPr>
+          <w:b/>
+          <w:sz w:val="34"/>
+          <w:szCs w:val="34"/>
+        </w:rPr>
+        <w:t xml:space="preserve">DEPARTMENT OF </w:t>
+      </w:r>
+      <w:r>
+        <w:rPr>
+          <w:b/>
+          <w:sz w:val="34"/>
+          <w:szCs w:val="34"/>
+        </w:rPr>
+        <w:t xml:space="preserve">SOFTWARE ENGINEERING </w:t>
+      </w:r>
     </w:p>
     <w:p>
       <w:pPr>
@@ -262,67 +449,178 @@
         </w:rPr>
       </w:pPr>
     </w:p>
-    <w:p>
-      <w:pPr>
+    <w:tbl>
+      <w:tblPr>
+        <w:tblStyle w:val="TableGridLight"/>
+        <w:tblW w:w="0" w:type="auto"/>
         <w:jc w:val="center"/>
-        <w:rPr>
-          <w:rFonts w:cs="Times"/>
-          <w:sz w:val="40"/>
-          <w:szCs w:val="40"/>
-        </w:rPr>
-      </w:pPr>
-      <w:r>
-        <w:rPr>
-          <w:rFonts w:cs="Times"/>
-          <w:sz w:val="40"/>
-          <w:szCs w:val="40"/>
-        </w:rPr>
-        <w:t>Musharaf Ali 5074</w:t>
-      </w:r>
-    </w:p>
+        <w:tblLook w:val="04A0" w:firstRow="1" w:lastRow="0" w:firstColumn="1" w:lastColumn="0" w:noHBand="0" w:noVBand="1"/>
+      </w:tblPr>
+      <w:tblGrid>
+        <w:gridCol w:w="3024"/>
+        <w:gridCol w:w="3096"/>
+      </w:tblGrid>
+      <w:tr>
+        <w:trPr>
+          <w:jc w:val="center"/>
+        </w:trPr>
+        <w:tc>
+          <w:tcPr>
+            <w:tcW w:w="3024" w:type="dxa"/>
+          </w:tcPr>
+          <w:p>
+            <w:pPr>
+              <w:jc w:val="center"/>
+              <w:rPr>
+                <w:rFonts w:cs="Times"/>
+                <w:sz w:val="40"/>
+                <w:szCs w:val="40"/>
+              </w:rPr>
+            </w:pPr>
+            <w:r>
+              <w:rPr>
+                <w:rFonts w:cs="Times"/>
+                <w:sz w:val="40"/>
+                <w:szCs w:val="40"/>
+              </w:rPr>
+              <w:t>Musharaf Ali</w:t>
+            </w:r>
+          </w:p>
+        </w:tc>
+        <w:tc>
+          <w:tcPr>
+            <w:tcW w:w="3096" w:type="dxa"/>
+          </w:tcPr>
+          <w:p>
+            <w:pPr>
+              <w:jc w:val="center"/>
+              <w:rPr>
+                <w:rFonts w:cs="Times"/>
+                <w:sz w:val="40"/>
+                <w:szCs w:val="40"/>
+              </w:rPr>
+            </w:pPr>
+            <w:r>
+              <w:rPr>
+                <w:rFonts w:cs="Times"/>
+                <w:sz w:val="40"/>
+                <w:szCs w:val="40"/>
+              </w:rPr>
+              <w:t>F20-BSSE-5074</w:t>
+            </w:r>
+          </w:p>
+        </w:tc>
+      </w:tr>
+      <w:tr>
+        <w:trPr>
+          <w:jc w:val="center"/>
+        </w:trPr>
+        <w:tc>
+          <w:tcPr>
+            <w:tcW w:w="3024" w:type="dxa"/>
+          </w:tcPr>
+          <w:p>
+            <w:pPr>
+              <w:jc w:val="center"/>
+              <w:rPr>
+                <w:rFonts w:cs="Times"/>
+                <w:sz w:val="40"/>
+                <w:szCs w:val="40"/>
+              </w:rPr>
+            </w:pPr>
+            <w:r>
+              <w:rPr>
+                <w:rFonts w:cs="Times"/>
+                <w:sz w:val="40"/>
+                <w:szCs w:val="40"/>
+              </w:rPr>
+              <w:t>Usama Riaz</w:t>
+            </w:r>
+          </w:p>
+        </w:tc>
+        <w:tc>
+          <w:tcPr>
+            <w:tcW w:w="3096" w:type="dxa"/>
+          </w:tcPr>
+          <w:p>
+            <w:pPr>
+              <w:jc w:val="center"/>
+              <w:rPr>
+                <w:rFonts w:cs="Times"/>
+                <w:sz w:val="40"/>
+                <w:szCs w:val="40"/>
+              </w:rPr>
+            </w:pPr>
+            <w:r>
+              <w:rPr>
+                <w:rFonts w:cs="Times"/>
+                <w:sz w:val="40"/>
+                <w:szCs w:val="40"/>
+              </w:rPr>
+              <w:t>F20-BSSE-5051</w:t>
+            </w:r>
+          </w:p>
+        </w:tc>
+      </w:tr>
+      <w:tr>
+        <w:trPr>
+          <w:jc w:val="center"/>
+        </w:trPr>
+        <w:tc>
+          <w:tcPr>
+            <w:tcW w:w="3024" w:type="dxa"/>
+          </w:tcPr>
+          <w:p>
+            <w:pPr>
+              <w:jc w:val="center"/>
+              <w:rPr>
+                <w:rFonts w:cs="Times"/>
+                <w:sz w:val="40"/>
+                <w:szCs w:val="40"/>
+              </w:rPr>
+            </w:pPr>
+            <w:r>
+              <w:rPr>
+                <w:rFonts w:cs="Times"/>
+                <w:sz w:val="40"/>
+                <w:szCs w:val="40"/>
+              </w:rPr>
+              <w:t>Nasir Mehmood</w:t>
+            </w:r>
+          </w:p>
+        </w:tc>
+        <w:tc>
+          <w:tcPr>
+            <w:tcW w:w="3096" w:type="dxa"/>
+          </w:tcPr>
+          <w:p>
+            <w:pPr>
+              <w:jc w:val="center"/>
+              <w:rPr>
+                <w:rFonts w:cs="Times"/>
+                <w:sz w:val="40"/>
+                <w:szCs w:val="40"/>
+              </w:rPr>
+            </w:pPr>
+            <w:r>
+              <w:rPr>
+                <w:rFonts w:cs="Times"/>
+                <w:sz w:val="40"/>
+                <w:szCs w:val="40"/>
+              </w:rPr>
+              <w:t>F20-BSSE-5050</w:t>
+            </w:r>
+          </w:p>
+        </w:tc>
+      </w:tr>
+    </w:tbl>
     <w:p>
       <w:pPr>
         <w:jc w:val="center"/>
         <w:rPr>
           <w:rFonts w:cs="Times"/>
-          <w:sz w:val="40"/>
-          <w:szCs w:val="40"/>
-        </w:rPr>
-      </w:pPr>
-      <w:r>
-        <w:rPr>
-          <w:rFonts w:cs="Times"/>
-          <w:sz w:val="40"/>
-          <w:szCs w:val="40"/>
-        </w:rPr>
-        <w:t>Usama Riaz 5051</w:t>
-      </w:r>
-    </w:p>
-    <w:p>
-      <w:pPr>
-        <w:jc w:val="center"/>
-        <w:rPr>
-          <w:rFonts w:cs="Times"/>
-          <w:sz w:val="40"/>
-          <w:szCs w:val="40"/>
-        </w:rPr>
-      </w:pPr>
-      <w:r>
-        <w:rPr>
-          <w:rFonts w:cs="Times"/>
-          <w:sz w:val="40"/>
-          <w:szCs w:val="40"/>
-        </w:rPr>
-        <w:t>Nasir Mehmood 5050</w:t>
-      </w:r>
-    </w:p>
-    <w:p>
-      <w:pPr>
-        <w:jc w:val="center"/>
-        <w:rPr>
-          <w:rFonts w:cs="Times"/>
-          <w:sz w:val="40"/>
-          <w:szCs w:val="40"/>
+          <w:sz w:val="18"/>
+          <w:szCs w:val="18"/>
         </w:rPr>
       </w:pPr>
     </w:p>
@@ -395,23 +693,6 @@
     </w:p>
     <w:p>
       <w:pPr>
-        <w:jc w:val="both"/>
-        <w:rPr>
-          <w:rFonts w:cs="Times"/>
-          <w:sz w:val="32"/>
-        </w:rPr>
-      </w:pPr>
-    </w:p>
-    <w:p>
-      <w:pPr>
-        <w:jc w:val="both"/>
-        <w:rPr>
-          <w:rFonts w:cs="Times"/>
-        </w:rPr>
-      </w:pPr>
-    </w:p>
-    <w:p>
-      <w:pPr>
         <w:pStyle w:val="Header"/>
         <w:tabs>
           <w:tab w:val="clear" w:pos="4320"/>
@@ -422,12 +703,6 @@
           <w:rFonts w:cs="Times"/>
         </w:rPr>
       </w:pPr>
-      <w:r>
-        <w:rPr>
-          <w:rFonts w:cs="Times"/>
-        </w:rPr>
-        <w:br w:type="page"/>
-      </w:r>
     </w:p>
     <w:p>
       <w:pPr>
@@ -707,19 +982,7 @@
               <w:rPr>
                 <w:rFonts w:cs="Times"/>
               </w:rPr>
-              <w:t>Musharaf Ali</w:t>
-            </w:r>
-            <w:r>
-              <w:rPr>
-                <w:rFonts w:cs="Times"/>
-              </w:rPr>
-              <w:t xml:space="preserve">/ </w:t>
-            </w:r>
-            <w:r>
-              <w:rPr>
-                <w:rFonts w:cs="Times"/>
-              </w:rPr>
-              <w:t>Usama Riaz</w:t>
+              <w:t>Musharaf Ali/ Usama Riaz</w:t>
             </w:r>
           </w:p>
         </w:tc>
@@ -800,19 +1063,7 @@
               <w:rPr>
                 <w:rFonts w:cs="Times"/>
               </w:rPr>
-              <w:t>Musharaf Ali/</w:t>
-            </w:r>
-            <w:r>
-              <w:rPr>
-                <w:rFonts w:cs="Times"/>
-              </w:rPr>
-              <w:t>Usama Riaz</w:t>
-            </w:r>
-            <w:r>
-              <w:rPr>
-                <w:rFonts w:cs="Times"/>
-              </w:rPr>
-              <w:t>/</w:t>
+              <w:t>Musharaf Ali/Usama Riaz/</w:t>
             </w:r>
           </w:p>
           <w:p>
@@ -1536,6 +1787,12 @@
     </w:p>
     <w:sdt>
       <w:sdtPr>
+        <w:rPr>
+          <w:rFonts w:ascii="Times" w:eastAsia="Times" w:hAnsi="Times" w:cs="Times New Roman"/>
+          <w:color w:val="auto"/>
+          <w:sz w:val="24"/>
+          <w:szCs w:val="20"/>
+        </w:rPr>
         <w:id w:val="826008179"/>
         <w:docPartObj>
           <w:docPartGallery w:val="Table of Contents"/>
@@ -1544,13 +1801,9 @@
       </w:sdtPr>
       <w:sdtEndPr>
         <w:rPr>
-          <w:rFonts w:ascii="Times" w:eastAsia="Times" w:hAnsi="Times" w:cs="Times New Roman"/>
           <w:b/>
           <w:bCs/>
           <w:noProof/>
-          <w:color w:val="auto"/>
-          <w:sz w:val="24"/>
-          <w:szCs w:val="20"/>
         </w:rPr>
       </w:sdtEndPr>
       <w:sdtContent>
@@ -1558,6 +1811,7 @@
           <w:pPr>
             <w:pStyle w:val="TOCHeading"/>
             <w:rPr>
+              <w:rFonts w:ascii="Times" w:hAnsi="Times" w:cs="Times"/>
               <w:b/>
               <w:bCs/>
               <w:color w:val="auto"/>
@@ -1565,11 +1819,12 @@
           </w:pPr>
           <w:r>
             <w:rPr>
+              <w:rFonts w:ascii="Times" w:hAnsi="Times" w:cs="Times"/>
               <w:b/>
               <w:bCs/>
               <w:color w:val="auto"/>
             </w:rPr>
-            <w:t>Table of Contents</w:t>
+            <w:t>Table of Content</w:t>
           </w:r>
         </w:p>
         <w:p>
@@ -1579,7 +1834,7 @@
               <w:tab w:val="right" w:leader="dot" w:pos="9638"/>
             </w:tabs>
             <w:rPr>
-              <w:rFonts w:asciiTheme="minorHAnsi" w:eastAsiaTheme="minorEastAsia" w:hAnsiTheme="minorHAnsi" w:cstheme="minorBidi"/>
+              <w:rFonts w:eastAsiaTheme="minorEastAsia" w:cs="Times"/>
               <w:b w:val="0"/>
               <w:caps w:val="0"/>
               <w:noProof/>
@@ -1592,6 +1847,7 @@
           </w:pPr>
           <w:r>
             <w:rPr>
+              <w:rFonts w:cs="Times"/>
               <w:b w:val="0"/>
               <w:caps w:val="0"/>
             </w:rPr>
@@ -1599,6 +1855,7 @@
           </w:r>
           <w:r>
             <w:rPr>
+              <w:rFonts w:cs="Times"/>
               <w:b w:val="0"/>
               <w:caps w:val="0"/>
             </w:rPr>
@@ -1606,6 +1863,7 @@
           </w:r>
           <w:r>
             <w:rPr>
+              <w:rFonts w:cs="Times"/>
               <w:b w:val="0"/>
               <w:caps w:val="0"/>
             </w:rPr>
@@ -1622,6 +1880,7 @@
             </w:r>
             <w:r>
               <w:rPr>
+                <w:rFonts w:cs="Times"/>
                 <w:noProof/>
                 <w:webHidden/>
               </w:rPr>
@@ -1629,6 +1888,7 @@
             </w:r>
             <w:r>
               <w:rPr>
+                <w:rFonts w:cs="Times"/>
                 <w:noProof/>
                 <w:webHidden/>
               </w:rPr>
@@ -1636,6 +1896,7 @@
             </w:r>
             <w:r>
               <w:rPr>
+                <w:rFonts w:cs="Times"/>
                 <w:noProof/>
                 <w:webHidden/>
               </w:rPr>
@@ -1643,12 +1904,14 @@
             </w:r>
             <w:r>
               <w:rPr>
-                <w:noProof/>
-                <w:webHidden/>
-              </w:rPr>
-            </w:r>
-            <w:r>
-              <w:rPr>
+                <w:rFonts w:cs="Times"/>
+                <w:noProof/>
+                <w:webHidden/>
+              </w:rPr>
+            </w:r>
+            <w:r>
+              <w:rPr>
+                <w:rFonts w:cs="Times"/>
                 <w:noProof/>
                 <w:webHidden/>
               </w:rPr>
@@ -1656,6 +1919,7 @@
             </w:r>
             <w:r>
               <w:rPr>
+                <w:rFonts w:cs="Times"/>
                 <w:noProof/>
                 <w:webHidden/>
               </w:rPr>
@@ -1663,6 +1927,7 @@
             </w:r>
             <w:r>
               <w:rPr>
+                <w:rFonts w:cs="Times"/>
                 <w:noProof/>
                 <w:webHidden/>
               </w:rPr>
@@ -1677,7 +1942,7 @@
               <w:tab w:val="right" w:leader="dot" w:pos="9638"/>
             </w:tabs>
             <w:rPr>
-              <w:rFonts w:asciiTheme="minorHAnsi" w:eastAsiaTheme="minorEastAsia" w:hAnsiTheme="minorHAnsi" w:cstheme="minorBidi"/>
+              <w:rFonts w:eastAsiaTheme="minorEastAsia" w:cs="Times"/>
               <w:b w:val="0"/>
               <w:caps w:val="0"/>
               <w:noProof/>
@@ -1699,6 +1964,7 @@
             </w:r>
             <w:r>
               <w:rPr>
+                <w:rFonts w:cs="Times"/>
                 <w:noProof/>
                 <w:webHidden/>
               </w:rPr>
@@ -1706,6 +1972,7 @@
             </w:r>
             <w:r>
               <w:rPr>
+                <w:rFonts w:cs="Times"/>
                 <w:noProof/>
                 <w:webHidden/>
               </w:rPr>
@@ -1713,6 +1980,7 @@
             </w:r>
             <w:r>
               <w:rPr>
+                <w:rFonts w:cs="Times"/>
                 <w:noProof/>
                 <w:webHidden/>
               </w:rPr>
@@ -1720,12 +1988,14 @@
             </w:r>
             <w:r>
               <w:rPr>
-                <w:noProof/>
-                <w:webHidden/>
-              </w:rPr>
-            </w:r>
-            <w:r>
-              <w:rPr>
+                <w:rFonts w:cs="Times"/>
+                <w:noProof/>
+                <w:webHidden/>
+              </w:rPr>
+            </w:r>
+            <w:r>
+              <w:rPr>
+                <w:rFonts w:cs="Times"/>
                 <w:noProof/>
                 <w:webHidden/>
               </w:rPr>
@@ -1733,6 +2003,7 @@
             </w:r>
             <w:r>
               <w:rPr>
+                <w:rFonts w:cs="Times"/>
                 <w:noProof/>
                 <w:webHidden/>
               </w:rPr>
@@ -1740,6 +2011,7 @@
             </w:r>
             <w:r>
               <w:rPr>
+                <w:rFonts w:cs="Times"/>
                 <w:noProof/>
                 <w:webHidden/>
               </w:rPr>
@@ -1754,7 +2026,7 @@
               <w:tab w:val="right" w:leader="dot" w:pos="9638"/>
             </w:tabs>
             <w:rPr>
-              <w:rFonts w:asciiTheme="minorHAnsi" w:eastAsiaTheme="minorEastAsia" w:hAnsiTheme="minorHAnsi" w:cstheme="minorBidi"/>
+              <w:rFonts w:eastAsiaTheme="minorEastAsia" w:cs="Times"/>
               <w:b w:val="0"/>
               <w:caps w:val="0"/>
               <w:noProof/>
@@ -1769,12 +2041,14 @@
             <w:r>
               <w:rPr>
                 <w:rStyle w:val="Hyperlink"/>
+                <w:rFonts w:cs="Times"/>
                 <w:noProof/>
               </w:rPr>
               <w:t>1. INTRODUCTION</w:t>
             </w:r>
             <w:r>
               <w:rPr>
+                <w:rFonts w:cs="Times"/>
                 <w:noProof/>
                 <w:webHidden/>
               </w:rPr>
@@ -1782,6 +2056,7 @@
             </w:r>
             <w:r>
               <w:rPr>
+                <w:rFonts w:cs="Times"/>
                 <w:noProof/>
                 <w:webHidden/>
               </w:rPr>
@@ -1789,6 +2064,7 @@
             </w:r>
             <w:r>
               <w:rPr>
+                <w:rFonts w:cs="Times"/>
                 <w:noProof/>
                 <w:webHidden/>
               </w:rPr>
@@ -1796,12 +2072,14 @@
             </w:r>
             <w:r>
               <w:rPr>
-                <w:noProof/>
-                <w:webHidden/>
-              </w:rPr>
-            </w:r>
-            <w:r>
-              <w:rPr>
+                <w:rFonts w:cs="Times"/>
+                <w:noProof/>
+                <w:webHidden/>
+              </w:rPr>
+            </w:r>
+            <w:r>
+              <w:rPr>
+                <w:rFonts w:cs="Times"/>
                 <w:noProof/>
                 <w:webHidden/>
               </w:rPr>
@@ -1809,6 +2087,7 @@
             </w:r>
             <w:r>
               <w:rPr>
+                <w:rFonts w:cs="Times"/>
                 <w:noProof/>
                 <w:webHidden/>
               </w:rPr>
@@ -1816,6 +2095,7 @@
             </w:r>
             <w:r>
               <w:rPr>
+                <w:rFonts w:cs="Times"/>
                 <w:noProof/>
                 <w:webHidden/>
               </w:rPr>
@@ -1830,7 +2110,7 @@
               <w:tab w:val="right" w:leader="dot" w:pos="9638"/>
             </w:tabs>
             <w:rPr>
-              <w:rFonts w:asciiTheme="minorHAnsi" w:eastAsiaTheme="minorEastAsia" w:hAnsiTheme="minorHAnsi" w:cstheme="minorBidi"/>
+              <w:rFonts w:eastAsiaTheme="minorEastAsia" w:cs="Times"/>
               <w:smallCaps w:val="0"/>
               <w:noProof/>
               <w:kern w:val="2"/>
@@ -1844,6 +2124,7 @@
             <w:r>
               <w:rPr>
                 <w:rStyle w:val="Hyperlink"/>
+                <w:rFonts w:cs="Times"/>
                 <w:iCs/>
                 <w:noProof/>
               </w:rPr>
@@ -1852,12 +2133,14 @@
             <w:r>
               <w:rPr>
                 <w:rStyle w:val="Hyperlink"/>
+                <w:rFonts w:cs="Times"/>
                 <w:noProof/>
               </w:rPr>
               <w:t>PURPOSE</w:t>
             </w:r>
             <w:r>
               <w:rPr>
+                <w:rFonts w:cs="Times"/>
                 <w:noProof/>
                 <w:webHidden/>
               </w:rPr>
@@ -1865,6 +2148,7 @@
             </w:r>
             <w:r>
               <w:rPr>
+                <w:rFonts w:cs="Times"/>
                 <w:noProof/>
                 <w:webHidden/>
               </w:rPr>
@@ -1872,6 +2156,7 @@
             </w:r>
             <w:r>
               <w:rPr>
+                <w:rFonts w:cs="Times"/>
                 <w:noProof/>
                 <w:webHidden/>
               </w:rPr>
@@ -1879,12 +2164,14 @@
             </w:r>
             <w:r>
               <w:rPr>
-                <w:noProof/>
-                <w:webHidden/>
-              </w:rPr>
-            </w:r>
-            <w:r>
-              <w:rPr>
+                <w:rFonts w:cs="Times"/>
+                <w:noProof/>
+                <w:webHidden/>
+              </w:rPr>
+            </w:r>
+            <w:r>
+              <w:rPr>
+                <w:rFonts w:cs="Times"/>
                 <w:noProof/>
                 <w:webHidden/>
               </w:rPr>
@@ -1892,6 +2179,7 @@
             </w:r>
             <w:r>
               <w:rPr>
+                <w:rFonts w:cs="Times"/>
                 <w:noProof/>
                 <w:webHidden/>
               </w:rPr>
@@ -1899,6 +2187,7 @@
             </w:r>
             <w:r>
               <w:rPr>
+                <w:rFonts w:cs="Times"/>
                 <w:noProof/>
                 <w:webHidden/>
               </w:rPr>
@@ -1913,7 +2202,7 @@
               <w:tab w:val="right" w:leader="dot" w:pos="9638"/>
             </w:tabs>
             <w:rPr>
-              <w:rFonts w:asciiTheme="minorHAnsi" w:eastAsiaTheme="minorEastAsia" w:hAnsiTheme="minorHAnsi" w:cstheme="minorBidi"/>
+              <w:rFonts w:eastAsiaTheme="minorEastAsia" w:cs="Times"/>
               <w:smallCaps w:val="0"/>
               <w:noProof/>
               <w:kern w:val="2"/>
@@ -1927,6 +2216,7 @@
             <w:r>
               <w:rPr>
                 <w:rStyle w:val="Hyperlink"/>
+                <w:rFonts w:cs="Times"/>
                 <w:iCs/>
                 <w:noProof/>
               </w:rPr>
@@ -1935,12 +2225,14 @@
             <w:r>
               <w:rPr>
                 <w:rStyle w:val="Hyperlink"/>
+                <w:rFonts w:cs="Times"/>
                 <w:noProof/>
               </w:rPr>
               <w:t>SCOPE</w:t>
             </w:r>
             <w:r>
               <w:rPr>
+                <w:rFonts w:cs="Times"/>
                 <w:noProof/>
                 <w:webHidden/>
               </w:rPr>
@@ -1948,6 +2240,7 @@
             </w:r>
             <w:r>
               <w:rPr>
+                <w:rFonts w:cs="Times"/>
                 <w:noProof/>
                 <w:webHidden/>
               </w:rPr>
@@ -1955,6 +2248,7 @@
             </w:r>
             <w:r>
               <w:rPr>
+                <w:rFonts w:cs="Times"/>
                 <w:noProof/>
                 <w:webHidden/>
               </w:rPr>
@@ -1962,12 +2256,14 @@
             </w:r>
             <w:r>
               <w:rPr>
-                <w:noProof/>
-                <w:webHidden/>
-              </w:rPr>
-            </w:r>
-            <w:r>
-              <w:rPr>
+                <w:rFonts w:cs="Times"/>
+                <w:noProof/>
+                <w:webHidden/>
+              </w:rPr>
+            </w:r>
+            <w:r>
+              <w:rPr>
+                <w:rFonts w:cs="Times"/>
                 <w:noProof/>
                 <w:webHidden/>
               </w:rPr>
@@ -1975,6 +2271,7 @@
             </w:r>
             <w:r>
               <w:rPr>
+                <w:rFonts w:cs="Times"/>
                 <w:noProof/>
                 <w:webHidden/>
               </w:rPr>
@@ -1982,6 +2279,7 @@
             </w:r>
             <w:r>
               <w:rPr>
+                <w:rFonts w:cs="Times"/>
                 <w:noProof/>
                 <w:webHidden/>
               </w:rPr>
@@ -1996,7 +2294,7 @@
               <w:tab w:val="right" w:leader="dot" w:pos="9638"/>
             </w:tabs>
             <w:rPr>
-              <w:rFonts w:asciiTheme="minorHAnsi" w:eastAsiaTheme="minorEastAsia" w:hAnsiTheme="minorHAnsi" w:cstheme="minorBidi"/>
+              <w:rFonts w:eastAsiaTheme="minorEastAsia" w:cs="Times"/>
               <w:smallCaps w:val="0"/>
               <w:noProof/>
               <w:kern w:val="2"/>
@@ -2010,12 +2308,14 @@
             <w:r>
               <w:rPr>
                 <w:rStyle w:val="Hyperlink"/>
+                <w:rFonts w:cs="Times"/>
                 <w:noProof/>
               </w:rPr>
               <w:t>1.3 DEFINITIONS, ACRONYMS, AND ABBREVIATIONS</w:t>
             </w:r>
             <w:r>
               <w:rPr>
+                <w:rFonts w:cs="Times"/>
                 <w:noProof/>
                 <w:webHidden/>
               </w:rPr>
@@ -2023,6 +2323,7 @@
             </w:r>
             <w:r>
               <w:rPr>
+                <w:rFonts w:cs="Times"/>
                 <w:noProof/>
                 <w:webHidden/>
               </w:rPr>
@@ -2030,6 +2331,7 @@
             </w:r>
             <w:r>
               <w:rPr>
+                <w:rFonts w:cs="Times"/>
                 <w:noProof/>
                 <w:webHidden/>
               </w:rPr>
@@ -2037,12 +2339,14 @@
             </w:r>
             <w:r>
               <w:rPr>
-                <w:noProof/>
-                <w:webHidden/>
-              </w:rPr>
-            </w:r>
-            <w:r>
-              <w:rPr>
+                <w:rFonts w:cs="Times"/>
+                <w:noProof/>
+                <w:webHidden/>
+              </w:rPr>
+            </w:r>
+            <w:r>
+              <w:rPr>
+                <w:rFonts w:cs="Times"/>
                 <w:noProof/>
                 <w:webHidden/>
               </w:rPr>
@@ -2050,6 +2354,7 @@
             </w:r>
             <w:r>
               <w:rPr>
+                <w:rFonts w:cs="Times"/>
                 <w:noProof/>
                 <w:webHidden/>
               </w:rPr>
@@ -2057,6 +2362,7 @@
             </w:r>
             <w:r>
               <w:rPr>
+                <w:rFonts w:cs="Times"/>
                 <w:noProof/>
                 <w:webHidden/>
               </w:rPr>
@@ -2071,7 +2377,7 @@
               <w:tab w:val="right" w:leader="dot" w:pos="9638"/>
             </w:tabs>
             <w:rPr>
-              <w:rFonts w:asciiTheme="minorHAnsi" w:eastAsiaTheme="minorEastAsia" w:hAnsiTheme="minorHAnsi" w:cstheme="minorBidi"/>
+              <w:rFonts w:eastAsiaTheme="minorEastAsia" w:cs="Times"/>
               <w:smallCaps w:val="0"/>
               <w:noProof/>
               <w:kern w:val="2"/>
@@ -2085,12 +2391,14 @@
             <w:r>
               <w:rPr>
                 <w:rStyle w:val="Hyperlink"/>
+                <w:rFonts w:cs="Times"/>
                 <w:noProof/>
               </w:rPr>
               <w:t>1.4 REFERENCES</w:t>
             </w:r>
             <w:r>
               <w:rPr>
+                <w:rFonts w:cs="Times"/>
                 <w:noProof/>
                 <w:webHidden/>
               </w:rPr>
@@ -2098,6 +2406,7 @@
             </w:r>
             <w:r>
               <w:rPr>
+                <w:rFonts w:cs="Times"/>
                 <w:noProof/>
                 <w:webHidden/>
               </w:rPr>
@@ -2105,6 +2414,7 @@
             </w:r>
             <w:r>
               <w:rPr>
+                <w:rFonts w:cs="Times"/>
                 <w:noProof/>
                 <w:webHidden/>
               </w:rPr>
@@ -2112,12 +2422,14 @@
             </w:r>
             <w:r>
               <w:rPr>
-                <w:noProof/>
-                <w:webHidden/>
-              </w:rPr>
-            </w:r>
-            <w:r>
-              <w:rPr>
+                <w:rFonts w:cs="Times"/>
+                <w:noProof/>
+                <w:webHidden/>
+              </w:rPr>
+            </w:r>
+            <w:r>
+              <w:rPr>
+                <w:rFonts w:cs="Times"/>
                 <w:noProof/>
                 <w:webHidden/>
               </w:rPr>
@@ -2125,6 +2437,7 @@
             </w:r>
             <w:r>
               <w:rPr>
+                <w:rFonts w:cs="Times"/>
                 <w:noProof/>
                 <w:webHidden/>
               </w:rPr>
@@ -2132,6 +2445,7 @@
             </w:r>
             <w:r>
               <w:rPr>
+                <w:rFonts w:cs="Times"/>
                 <w:noProof/>
                 <w:webHidden/>
               </w:rPr>
@@ -2146,7 +2460,7 @@
               <w:tab w:val="right" w:leader="dot" w:pos="9638"/>
             </w:tabs>
             <w:rPr>
-              <w:rFonts w:asciiTheme="minorHAnsi" w:eastAsiaTheme="minorEastAsia" w:hAnsiTheme="minorHAnsi" w:cstheme="minorBidi"/>
+              <w:rFonts w:eastAsiaTheme="minorEastAsia" w:cs="Times"/>
               <w:smallCaps w:val="0"/>
               <w:noProof/>
               <w:kern w:val="2"/>
@@ -2160,12 +2474,14 @@
             <w:r>
               <w:rPr>
                 <w:rStyle w:val="Hyperlink"/>
+                <w:rFonts w:cs="Times"/>
                 <w:noProof/>
               </w:rPr>
               <w:t>1.5 OVERVIEW</w:t>
             </w:r>
             <w:r>
               <w:rPr>
+                <w:rFonts w:cs="Times"/>
                 <w:noProof/>
                 <w:webHidden/>
               </w:rPr>
@@ -2173,6 +2489,7 @@
             </w:r>
             <w:r>
               <w:rPr>
+                <w:rFonts w:cs="Times"/>
                 <w:noProof/>
                 <w:webHidden/>
               </w:rPr>
@@ -2180,6 +2497,7 @@
             </w:r>
             <w:r>
               <w:rPr>
+                <w:rFonts w:cs="Times"/>
                 <w:noProof/>
                 <w:webHidden/>
               </w:rPr>
@@ -2187,12 +2505,14 @@
             </w:r>
             <w:r>
               <w:rPr>
-                <w:noProof/>
-                <w:webHidden/>
-              </w:rPr>
-            </w:r>
-            <w:r>
-              <w:rPr>
+                <w:rFonts w:cs="Times"/>
+                <w:noProof/>
+                <w:webHidden/>
+              </w:rPr>
+            </w:r>
+            <w:r>
+              <w:rPr>
+                <w:rFonts w:cs="Times"/>
                 <w:noProof/>
                 <w:webHidden/>
               </w:rPr>
@@ -2200,6 +2520,7 @@
             </w:r>
             <w:r>
               <w:rPr>
+                <w:rFonts w:cs="Times"/>
                 <w:noProof/>
                 <w:webHidden/>
               </w:rPr>
@@ -2207,6 +2528,7 @@
             </w:r>
             <w:r>
               <w:rPr>
+                <w:rFonts w:cs="Times"/>
                 <w:noProof/>
                 <w:webHidden/>
               </w:rPr>
@@ -2221,7 +2543,7 @@
               <w:tab w:val="right" w:leader="dot" w:pos="9638"/>
             </w:tabs>
             <w:rPr>
-              <w:rFonts w:asciiTheme="minorHAnsi" w:eastAsiaTheme="minorEastAsia" w:hAnsiTheme="minorHAnsi" w:cstheme="minorBidi"/>
+              <w:rFonts w:eastAsiaTheme="minorEastAsia" w:cs="Times"/>
               <w:b w:val="0"/>
               <w:caps w:val="0"/>
               <w:noProof/>
@@ -2236,6 +2558,7 @@
             <w:r>
               <w:rPr>
                 <w:rStyle w:val="Hyperlink"/>
+                <w:rFonts w:cs="Times"/>
                 <w:noProof/>
                 <w:lang w:val="en-GB"/>
               </w:rPr>
@@ -2243,6 +2566,7 @@
             </w:r>
             <w:r>
               <w:rPr>
+                <w:rFonts w:cs="Times"/>
                 <w:noProof/>
                 <w:webHidden/>
               </w:rPr>
@@ -2250,6 +2574,7 @@
             </w:r>
             <w:r>
               <w:rPr>
+                <w:rFonts w:cs="Times"/>
                 <w:noProof/>
                 <w:webHidden/>
               </w:rPr>
@@ -2257,6 +2582,7 @@
             </w:r>
             <w:r>
               <w:rPr>
+                <w:rFonts w:cs="Times"/>
                 <w:noProof/>
                 <w:webHidden/>
               </w:rPr>
@@ -2264,12 +2590,14 @@
             </w:r>
             <w:r>
               <w:rPr>
-                <w:noProof/>
-                <w:webHidden/>
-              </w:rPr>
-            </w:r>
-            <w:r>
-              <w:rPr>
+                <w:rFonts w:cs="Times"/>
+                <w:noProof/>
+                <w:webHidden/>
+              </w:rPr>
+            </w:r>
+            <w:r>
+              <w:rPr>
+                <w:rFonts w:cs="Times"/>
                 <w:noProof/>
                 <w:webHidden/>
               </w:rPr>
@@ -2277,6 +2605,7 @@
             </w:r>
             <w:r>
               <w:rPr>
+                <w:rFonts w:cs="Times"/>
                 <w:noProof/>
                 <w:webHidden/>
               </w:rPr>
@@ -2284,6 +2613,7 @@
             </w:r>
             <w:r>
               <w:rPr>
+                <w:rFonts w:cs="Times"/>
                 <w:noProof/>
                 <w:webHidden/>
               </w:rPr>
@@ -2298,7 +2628,7 @@
               <w:tab w:val="right" w:leader="dot" w:pos="9638"/>
             </w:tabs>
             <w:rPr>
-              <w:rFonts w:asciiTheme="minorHAnsi" w:eastAsiaTheme="minorEastAsia" w:hAnsiTheme="minorHAnsi" w:cstheme="minorBidi"/>
+              <w:rFonts w:eastAsiaTheme="minorEastAsia" w:cs="Times"/>
               <w:smallCaps w:val="0"/>
               <w:noProof/>
               <w:kern w:val="2"/>
@@ -2312,12 +2642,14 @@
             <w:r>
               <w:rPr>
                 <w:rStyle w:val="Hyperlink"/>
+                <w:rFonts w:cs="Times"/>
                 <w:noProof/>
               </w:rPr>
               <w:t>2.1 Product Perspective</w:t>
             </w:r>
             <w:r>
               <w:rPr>
+                <w:rFonts w:cs="Times"/>
                 <w:noProof/>
                 <w:webHidden/>
               </w:rPr>
@@ -2325,6 +2657,7 @@
             </w:r>
             <w:r>
               <w:rPr>
+                <w:rFonts w:cs="Times"/>
                 <w:noProof/>
                 <w:webHidden/>
               </w:rPr>
@@ -2332,6 +2665,7 @@
             </w:r>
             <w:r>
               <w:rPr>
+                <w:rFonts w:cs="Times"/>
                 <w:noProof/>
                 <w:webHidden/>
               </w:rPr>
@@ -2339,12 +2673,14 @@
             </w:r>
             <w:r>
               <w:rPr>
-                <w:noProof/>
-                <w:webHidden/>
-              </w:rPr>
-            </w:r>
-            <w:r>
-              <w:rPr>
+                <w:rFonts w:cs="Times"/>
+                <w:noProof/>
+                <w:webHidden/>
+              </w:rPr>
+            </w:r>
+            <w:r>
+              <w:rPr>
+                <w:rFonts w:cs="Times"/>
                 <w:noProof/>
                 <w:webHidden/>
               </w:rPr>
@@ -2352,6 +2688,7 @@
             </w:r>
             <w:r>
               <w:rPr>
+                <w:rFonts w:cs="Times"/>
                 <w:noProof/>
                 <w:webHidden/>
               </w:rPr>
@@ -2359,6 +2696,7 @@
             </w:r>
             <w:r>
               <w:rPr>
+                <w:rFonts w:cs="Times"/>
                 <w:noProof/>
                 <w:webHidden/>
               </w:rPr>
@@ -2373,7 +2711,7 @@
               <w:tab w:val="right" w:leader="dot" w:pos="9638"/>
             </w:tabs>
             <w:rPr>
-              <w:rFonts w:asciiTheme="minorHAnsi" w:eastAsiaTheme="minorEastAsia" w:hAnsiTheme="minorHAnsi" w:cstheme="minorBidi"/>
+              <w:rFonts w:eastAsiaTheme="minorEastAsia" w:cs="Times"/>
               <w:smallCaps w:val="0"/>
               <w:noProof/>
               <w:kern w:val="2"/>
@@ -2387,12 +2725,14 @@
             <w:r>
               <w:rPr>
                 <w:rStyle w:val="Hyperlink"/>
+                <w:rFonts w:cs="Times"/>
                 <w:noProof/>
               </w:rPr>
               <w:t>2.2 Product Functions</w:t>
             </w:r>
             <w:r>
               <w:rPr>
+                <w:rFonts w:cs="Times"/>
                 <w:noProof/>
                 <w:webHidden/>
               </w:rPr>
@@ -2400,6 +2740,7 @@
             </w:r>
             <w:r>
               <w:rPr>
+                <w:rFonts w:cs="Times"/>
                 <w:noProof/>
                 <w:webHidden/>
               </w:rPr>
@@ -2407,6 +2748,7 @@
             </w:r>
             <w:r>
               <w:rPr>
+                <w:rFonts w:cs="Times"/>
                 <w:noProof/>
                 <w:webHidden/>
               </w:rPr>
@@ -2414,12 +2756,14 @@
             </w:r>
             <w:r>
               <w:rPr>
-                <w:noProof/>
-                <w:webHidden/>
-              </w:rPr>
-            </w:r>
-            <w:r>
-              <w:rPr>
+                <w:rFonts w:cs="Times"/>
+                <w:noProof/>
+                <w:webHidden/>
+              </w:rPr>
+            </w:r>
+            <w:r>
+              <w:rPr>
+                <w:rFonts w:cs="Times"/>
                 <w:noProof/>
                 <w:webHidden/>
               </w:rPr>
@@ -2427,6 +2771,7 @@
             </w:r>
             <w:r>
               <w:rPr>
+                <w:rFonts w:cs="Times"/>
                 <w:noProof/>
                 <w:webHidden/>
               </w:rPr>
@@ -2434,6 +2779,7 @@
             </w:r>
             <w:r>
               <w:rPr>
+                <w:rFonts w:cs="Times"/>
                 <w:noProof/>
                 <w:webHidden/>
               </w:rPr>
@@ -2448,7 +2794,7 @@
               <w:tab w:val="right" w:leader="dot" w:pos="9638"/>
             </w:tabs>
             <w:rPr>
-              <w:rFonts w:asciiTheme="minorHAnsi" w:eastAsiaTheme="minorEastAsia" w:hAnsiTheme="minorHAnsi" w:cstheme="minorBidi"/>
+              <w:rFonts w:eastAsiaTheme="minorEastAsia" w:cs="Times"/>
               <w:smallCaps w:val="0"/>
               <w:noProof/>
               <w:kern w:val="2"/>
@@ -2462,12 +2808,14 @@
             <w:r>
               <w:rPr>
                 <w:rStyle w:val="Hyperlink"/>
+                <w:rFonts w:cs="Times"/>
                 <w:noProof/>
               </w:rPr>
               <w:t>2.3 User Characteristics</w:t>
             </w:r>
             <w:r>
               <w:rPr>
+                <w:rFonts w:cs="Times"/>
                 <w:noProof/>
                 <w:webHidden/>
               </w:rPr>
@@ -2475,6 +2823,7 @@
             </w:r>
             <w:r>
               <w:rPr>
+                <w:rFonts w:cs="Times"/>
                 <w:noProof/>
                 <w:webHidden/>
               </w:rPr>
@@ -2482,6 +2831,7 @@
             </w:r>
             <w:r>
               <w:rPr>
+                <w:rFonts w:cs="Times"/>
                 <w:noProof/>
                 <w:webHidden/>
               </w:rPr>
@@ -2489,12 +2839,14 @@
             </w:r>
             <w:r>
               <w:rPr>
-                <w:noProof/>
-                <w:webHidden/>
-              </w:rPr>
-            </w:r>
-            <w:r>
-              <w:rPr>
+                <w:rFonts w:cs="Times"/>
+                <w:noProof/>
+                <w:webHidden/>
+              </w:rPr>
+            </w:r>
+            <w:r>
+              <w:rPr>
+                <w:rFonts w:cs="Times"/>
                 <w:noProof/>
                 <w:webHidden/>
               </w:rPr>
@@ -2502,6 +2854,7 @@
             </w:r>
             <w:r>
               <w:rPr>
+                <w:rFonts w:cs="Times"/>
                 <w:noProof/>
                 <w:webHidden/>
               </w:rPr>
@@ -2509,6 +2862,7 @@
             </w:r>
             <w:r>
               <w:rPr>
+                <w:rFonts w:cs="Times"/>
                 <w:noProof/>
                 <w:webHidden/>
               </w:rPr>
@@ -2523,7 +2877,7 @@
               <w:tab w:val="right" w:leader="dot" w:pos="9638"/>
             </w:tabs>
             <w:rPr>
-              <w:rFonts w:asciiTheme="minorHAnsi" w:eastAsiaTheme="minorEastAsia" w:hAnsiTheme="minorHAnsi" w:cstheme="minorBidi"/>
+              <w:rFonts w:eastAsiaTheme="minorEastAsia" w:cs="Times"/>
               <w:smallCaps w:val="0"/>
               <w:noProof/>
               <w:kern w:val="2"/>
@@ -2537,12 +2891,14 @@
             <w:r>
               <w:rPr>
                 <w:rStyle w:val="Hyperlink"/>
+                <w:rFonts w:cs="Times"/>
                 <w:noProof/>
               </w:rPr>
               <w:t>2.4 General Constraints</w:t>
             </w:r>
             <w:r>
               <w:rPr>
+                <w:rFonts w:cs="Times"/>
                 <w:noProof/>
                 <w:webHidden/>
               </w:rPr>
@@ -2550,6 +2906,7 @@
             </w:r>
             <w:r>
               <w:rPr>
+                <w:rFonts w:cs="Times"/>
                 <w:noProof/>
                 <w:webHidden/>
               </w:rPr>
@@ -2557,6 +2914,7 @@
             </w:r>
             <w:r>
               <w:rPr>
+                <w:rFonts w:cs="Times"/>
                 <w:noProof/>
                 <w:webHidden/>
               </w:rPr>
@@ -2564,12 +2922,14 @@
             </w:r>
             <w:r>
               <w:rPr>
-                <w:noProof/>
-                <w:webHidden/>
-              </w:rPr>
-            </w:r>
-            <w:r>
-              <w:rPr>
+                <w:rFonts w:cs="Times"/>
+                <w:noProof/>
+                <w:webHidden/>
+              </w:rPr>
+            </w:r>
+            <w:r>
+              <w:rPr>
+                <w:rFonts w:cs="Times"/>
                 <w:noProof/>
                 <w:webHidden/>
               </w:rPr>
@@ -2577,6 +2937,7 @@
             </w:r>
             <w:r>
               <w:rPr>
+                <w:rFonts w:cs="Times"/>
                 <w:noProof/>
                 <w:webHidden/>
               </w:rPr>
@@ -2584,6 +2945,7 @@
             </w:r>
             <w:r>
               <w:rPr>
+                <w:rFonts w:cs="Times"/>
                 <w:noProof/>
                 <w:webHidden/>
               </w:rPr>
@@ -2598,7 +2960,7 @@
               <w:tab w:val="right" w:leader="dot" w:pos="9638"/>
             </w:tabs>
             <w:rPr>
-              <w:rFonts w:asciiTheme="minorHAnsi" w:eastAsiaTheme="minorEastAsia" w:hAnsiTheme="minorHAnsi" w:cstheme="minorBidi"/>
+              <w:rFonts w:eastAsiaTheme="minorEastAsia" w:cs="Times"/>
               <w:smallCaps w:val="0"/>
               <w:noProof/>
               <w:kern w:val="2"/>
@@ -2612,12 +2974,14 @@
             <w:r>
               <w:rPr>
                 <w:rStyle w:val="Hyperlink"/>
+                <w:rFonts w:cs="Times"/>
                 <w:noProof/>
               </w:rPr>
               <w:t>2.5 Assumptions and Dependencies</w:t>
             </w:r>
             <w:r>
               <w:rPr>
+                <w:rFonts w:cs="Times"/>
                 <w:noProof/>
                 <w:webHidden/>
               </w:rPr>
@@ -2625,6 +2989,7 @@
             </w:r>
             <w:r>
               <w:rPr>
+                <w:rFonts w:cs="Times"/>
                 <w:noProof/>
                 <w:webHidden/>
               </w:rPr>
@@ -2632,6 +2997,7 @@
             </w:r>
             <w:r>
               <w:rPr>
+                <w:rFonts w:cs="Times"/>
                 <w:noProof/>
                 <w:webHidden/>
               </w:rPr>
@@ -2639,12 +3005,14 @@
             </w:r>
             <w:r>
               <w:rPr>
-                <w:noProof/>
-                <w:webHidden/>
-              </w:rPr>
-            </w:r>
-            <w:r>
-              <w:rPr>
+                <w:rFonts w:cs="Times"/>
+                <w:noProof/>
+                <w:webHidden/>
+              </w:rPr>
+            </w:r>
+            <w:r>
+              <w:rPr>
+                <w:rFonts w:cs="Times"/>
                 <w:noProof/>
                 <w:webHidden/>
               </w:rPr>
@@ -2652,6 +3020,7 @@
             </w:r>
             <w:r>
               <w:rPr>
+                <w:rFonts w:cs="Times"/>
                 <w:noProof/>
                 <w:webHidden/>
               </w:rPr>
@@ -2659,6 +3028,7 @@
             </w:r>
             <w:r>
               <w:rPr>
+                <w:rFonts w:cs="Times"/>
                 <w:noProof/>
                 <w:webHidden/>
               </w:rPr>
@@ -2673,7 +3043,7 @@
               <w:tab w:val="right" w:leader="dot" w:pos="9638"/>
             </w:tabs>
             <w:rPr>
-              <w:rFonts w:asciiTheme="minorHAnsi" w:eastAsiaTheme="minorEastAsia" w:hAnsiTheme="minorHAnsi" w:cstheme="minorBidi"/>
+              <w:rFonts w:eastAsiaTheme="minorEastAsia" w:cs="Times"/>
               <w:b w:val="0"/>
               <w:caps w:val="0"/>
               <w:noProof/>
@@ -2688,6 +3058,7 @@
             <w:r>
               <w:rPr>
                 <w:rStyle w:val="Hyperlink"/>
+                <w:rFonts w:cs="Times"/>
                 <w:noProof/>
                 <w:lang w:val="en-GB"/>
               </w:rPr>
@@ -2695,6 +3066,7 @@
             </w:r>
             <w:r>
               <w:rPr>
+                <w:rFonts w:cs="Times"/>
                 <w:noProof/>
                 <w:webHidden/>
               </w:rPr>
@@ -2702,6 +3074,7 @@
             </w:r>
             <w:r>
               <w:rPr>
+                <w:rFonts w:cs="Times"/>
                 <w:noProof/>
                 <w:webHidden/>
               </w:rPr>
@@ -2709,6 +3082,7 @@
             </w:r>
             <w:r>
               <w:rPr>
+                <w:rFonts w:cs="Times"/>
                 <w:noProof/>
                 <w:webHidden/>
               </w:rPr>
@@ -2716,12 +3090,14 @@
             </w:r>
             <w:r>
               <w:rPr>
-                <w:noProof/>
-                <w:webHidden/>
-              </w:rPr>
-            </w:r>
-            <w:r>
-              <w:rPr>
+                <w:rFonts w:cs="Times"/>
+                <w:noProof/>
+                <w:webHidden/>
+              </w:rPr>
+            </w:r>
+            <w:r>
+              <w:rPr>
+                <w:rFonts w:cs="Times"/>
                 <w:noProof/>
                 <w:webHidden/>
               </w:rPr>
@@ -2729,6 +3105,7 @@
             </w:r>
             <w:r>
               <w:rPr>
+                <w:rFonts w:cs="Times"/>
                 <w:noProof/>
                 <w:webHidden/>
               </w:rPr>
@@ -2736,6 +3113,7 @@
             </w:r>
             <w:r>
               <w:rPr>
+                <w:rFonts w:cs="Times"/>
                 <w:noProof/>
                 <w:webHidden/>
               </w:rPr>
@@ -2750,7 +3128,7 @@
               <w:tab w:val="right" w:leader="dot" w:pos="9638"/>
             </w:tabs>
             <w:rPr>
-              <w:rFonts w:asciiTheme="minorHAnsi" w:eastAsiaTheme="minorEastAsia" w:hAnsiTheme="minorHAnsi" w:cstheme="minorBidi"/>
+              <w:rFonts w:eastAsiaTheme="minorEastAsia" w:cs="Times"/>
               <w:b w:val="0"/>
               <w:caps w:val="0"/>
               <w:noProof/>
@@ -2765,6 +3143,7 @@
             <w:r>
               <w:rPr>
                 <w:rStyle w:val="Hyperlink"/>
+                <w:rFonts w:cs="Times"/>
                 <w:noProof/>
                 <w:lang w:val="en-GB"/>
               </w:rPr>
@@ -2772,6 +3151,7 @@
             </w:r>
             <w:r>
               <w:rPr>
+                <w:rFonts w:cs="Times"/>
                 <w:noProof/>
                 <w:webHidden/>
               </w:rPr>
@@ -2779,6 +3159,7 @@
             </w:r>
             <w:r>
               <w:rPr>
+                <w:rFonts w:cs="Times"/>
                 <w:noProof/>
                 <w:webHidden/>
               </w:rPr>
@@ -2786,6 +3167,7 @@
             </w:r>
             <w:r>
               <w:rPr>
+                <w:rFonts w:cs="Times"/>
                 <w:noProof/>
                 <w:webHidden/>
               </w:rPr>
@@ -2793,12 +3175,14 @@
             </w:r>
             <w:r>
               <w:rPr>
-                <w:noProof/>
-                <w:webHidden/>
-              </w:rPr>
-            </w:r>
-            <w:r>
-              <w:rPr>
+                <w:rFonts w:cs="Times"/>
+                <w:noProof/>
+                <w:webHidden/>
+              </w:rPr>
+            </w:r>
+            <w:r>
+              <w:rPr>
+                <w:rFonts w:cs="Times"/>
                 <w:noProof/>
                 <w:webHidden/>
               </w:rPr>
@@ -2806,6 +3190,7 @@
             </w:r>
             <w:r>
               <w:rPr>
+                <w:rFonts w:cs="Times"/>
                 <w:noProof/>
                 <w:webHidden/>
               </w:rPr>
@@ -2813,6 +3198,7 @@
             </w:r>
             <w:r>
               <w:rPr>
+                <w:rFonts w:cs="Times"/>
                 <w:noProof/>
                 <w:webHidden/>
               </w:rPr>
@@ -2827,7 +3213,7 @@
               <w:tab w:val="right" w:leader="dot" w:pos="9638"/>
             </w:tabs>
             <w:rPr>
-              <w:rFonts w:asciiTheme="minorHAnsi" w:eastAsiaTheme="minorEastAsia" w:hAnsiTheme="minorHAnsi" w:cstheme="minorBidi"/>
+              <w:rFonts w:eastAsiaTheme="minorEastAsia" w:cs="Times"/>
               <w:smallCaps w:val="0"/>
               <w:noProof/>
               <w:kern w:val="2"/>
@@ -2841,12 +3227,14 @@
             <w:r>
               <w:rPr>
                 <w:rStyle w:val="Hyperlink"/>
+                <w:rFonts w:cs="Times"/>
                 <w:noProof/>
               </w:rPr>
               <w:t>3.1.1 User Interfaces</w:t>
             </w:r>
             <w:r>
               <w:rPr>
+                <w:rFonts w:cs="Times"/>
                 <w:noProof/>
                 <w:webHidden/>
               </w:rPr>
@@ -2854,6 +3242,7 @@
             </w:r>
             <w:r>
               <w:rPr>
+                <w:rFonts w:cs="Times"/>
                 <w:noProof/>
                 <w:webHidden/>
               </w:rPr>
@@ -2861,6 +3250,7 @@
             </w:r>
             <w:r>
               <w:rPr>
+                <w:rFonts w:cs="Times"/>
                 <w:noProof/>
                 <w:webHidden/>
               </w:rPr>
@@ -2868,12 +3258,14 @@
             </w:r>
             <w:r>
               <w:rPr>
-                <w:noProof/>
-                <w:webHidden/>
-              </w:rPr>
-            </w:r>
-            <w:r>
-              <w:rPr>
+                <w:rFonts w:cs="Times"/>
+                <w:noProof/>
+                <w:webHidden/>
+              </w:rPr>
+            </w:r>
+            <w:r>
+              <w:rPr>
+                <w:rFonts w:cs="Times"/>
                 <w:noProof/>
                 <w:webHidden/>
               </w:rPr>
@@ -2881,6 +3273,7 @@
             </w:r>
             <w:r>
               <w:rPr>
+                <w:rFonts w:cs="Times"/>
                 <w:noProof/>
                 <w:webHidden/>
               </w:rPr>
@@ -2888,6 +3281,7 @@
             </w:r>
             <w:r>
               <w:rPr>
+                <w:rFonts w:cs="Times"/>
                 <w:noProof/>
                 <w:webHidden/>
               </w:rPr>
@@ -2902,7 +3296,7 @@
               <w:tab w:val="right" w:leader="dot" w:pos="9638"/>
             </w:tabs>
             <w:rPr>
-              <w:rFonts w:asciiTheme="minorHAnsi" w:eastAsiaTheme="minorEastAsia" w:hAnsiTheme="minorHAnsi" w:cstheme="minorBidi"/>
+              <w:rFonts w:eastAsiaTheme="minorEastAsia" w:cs="Times"/>
               <w:smallCaps w:val="0"/>
               <w:noProof/>
               <w:kern w:val="2"/>
@@ -2916,12 +3310,14 @@
             <w:r>
               <w:rPr>
                 <w:rStyle w:val="Hyperlink"/>
+                <w:rFonts w:cs="Times"/>
                 <w:noProof/>
               </w:rPr>
               <w:t>3.1.2 Hardware Interfaces</w:t>
             </w:r>
             <w:r>
               <w:rPr>
+                <w:rFonts w:cs="Times"/>
                 <w:noProof/>
                 <w:webHidden/>
               </w:rPr>
@@ -2929,6 +3325,7 @@
             </w:r>
             <w:r>
               <w:rPr>
+                <w:rFonts w:cs="Times"/>
                 <w:noProof/>
                 <w:webHidden/>
               </w:rPr>
@@ -2936,6 +3333,7 @@
             </w:r>
             <w:r>
               <w:rPr>
+                <w:rFonts w:cs="Times"/>
                 <w:noProof/>
                 <w:webHidden/>
               </w:rPr>
@@ -2943,12 +3341,14 @@
             </w:r>
             <w:r>
               <w:rPr>
-                <w:noProof/>
-                <w:webHidden/>
-              </w:rPr>
-            </w:r>
-            <w:r>
-              <w:rPr>
+                <w:rFonts w:cs="Times"/>
+                <w:noProof/>
+                <w:webHidden/>
+              </w:rPr>
+            </w:r>
+            <w:r>
+              <w:rPr>
+                <w:rFonts w:cs="Times"/>
                 <w:noProof/>
                 <w:webHidden/>
               </w:rPr>
@@ -2956,6 +3356,7 @@
             </w:r>
             <w:r>
               <w:rPr>
+                <w:rFonts w:cs="Times"/>
                 <w:noProof/>
                 <w:webHidden/>
               </w:rPr>
@@ -2963,6 +3364,7 @@
             </w:r>
             <w:r>
               <w:rPr>
+                <w:rFonts w:cs="Times"/>
                 <w:noProof/>
                 <w:webHidden/>
               </w:rPr>
@@ -2977,7 +3379,7 @@
               <w:tab w:val="right" w:leader="dot" w:pos="9638"/>
             </w:tabs>
             <w:rPr>
-              <w:rFonts w:asciiTheme="minorHAnsi" w:eastAsiaTheme="minorEastAsia" w:hAnsiTheme="minorHAnsi" w:cstheme="minorBidi"/>
+              <w:rFonts w:eastAsiaTheme="minorEastAsia" w:cs="Times"/>
               <w:smallCaps w:val="0"/>
               <w:noProof/>
               <w:kern w:val="2"/>
@@ -2991,12 +3393,14 @@
             <w:r>
               <w:rPr>
                 <w:rStyle w:val="Hyperlink"/>
+                <w:rFonts w:cs="Times"/>
                 <w:noProof/>
               </w:rPr>
               <w:t>3.1.3 Software Interfaces</w:t>
             </w:r>
             <w:r>
               <w:rPr>
+                <w:rFonts w:cs="Times"/>
                 <w:noProof/>
                 <w:webHidden/>
               </w:rPr>
@@ -3004,6 +3408,7 @@
             </w:r>
             <w:r>
               <w:rPr>
+                <w:rFonts w:cs="Times"/>
                 <w:noProof/>
                 <w:webHidden/>
               </w:rPr>
@@ -3011,6 +3416,7 @@
             </w:r>
             <w:r>
               <w:rPr>
+                <w:rFonts w:cs="Times"/>
                 <w:noProof/>
                 <w:webHidden/>
               </w:rPr>
@@ -3018,12 +3424,14 @@
             </w:r>
             <w:r>
               <w:rPr>
-                <w:noProof/>
-                <w:webHidden/>
-              </w:rPr>
-            </w:r>
-            <w:r>
-              <w:rPr>
+                <w:rFonts w:cs="Times"/>
+                <w:noProof/>
+                <w:webHidden/>
+              </w:rPr>
+            </w:r>
+            <w:r>
+              <w:rPr>
+                <w:rFonts w:cs="Times"/>
                 <w:noProof/>
                 <w:webHidden/>
               </w:rPr>
@@ -3031,6 +3439,7 @@
             </w:r>
             <w:r>
               <w:rPr>
+                <w:rFonts w:cs="Times"/>
                 <w:noProof/>
                 <w:webHidden/>
               </w:rPr>
@@ -3038,6 +3447,7 @@
             </w:r>
             <w:r>
               <w:rPr>
+                <w:rFonts w:cs="Times"/>
                 <w:noProof/>
                 <w:webHidden/>
               </w:rPr>
@@ -3052,7 +3462,7 @@
               <w:tab w:val="right" w:leader="dot" w:pos="9638"/>
             </w:tabs>
             <w:rPr>
-              <w:rFonts w:asciiTheme="minorHAnsi" w:eastAsiaTheme="minorEastAsia" w:hAnsiTheme="minorHAnsi" w:cstheme="minorBidi"/>
+              <w:rFonts w:eastAsiaTheme="minorEastAsia" w:cs="Times"/>
               <w:smallCaps w:val="0"/>
               <w:noProof/>
               <w:kern w:val="2"/>
@@ -3066,12 +3476,14 @@
             <w:r>
               <w:rPr>
                 <w:rStyle w:val="Hyperlink"/>
+                <w:rFonts w:cs="Times"/>
                 <w:noProof/>
               </w:rPr>
               <w:t>3.1.4 Communications Interfaces</w:t>
             </w:r>
             <w:r>
               <w:rPr>
+                <w:rFonts w:cs="Times"/>
                 <w:noProof/>
                 <w:webHidden/>
               </w:rPr>
@@ -3079,6 +3491,7 @@
             </w:r>
             <w:r>
               <w:rPr>
+                <w:rFonts w:cs="Times"/>
                 <w:noProof/>
                 <w:webHidden/>
               </w:rPr>
@@ -3086,6 +3499,7 @@
             </w:r>
             <w:r>
               <w:rPr>
+                <w:rFonts w:cs="Times"/>
                 <w:noProof/>
                 <w:webHidden/>
               </w:rPr>
@@ -3093,12 +3507,14 @@
             </w:r>
             <w:r>
               <w:rPr>
-                <w:noProof/>
-                <w:webHidden/>
-              </w:rPr>
-            </w:r>
-            <w:r>
-              <w:rPr>
+                <w:rFonts w:cs="Times"/>
+                <w:noProof/>
+                <w:webHidden/>
+              </w:rPr>
+            </w:r>
+            <w:r>
+              <w:rPr>
+                <w:rFonts w:cs="Times"/>
                 <w:noProof/>
                 <w:webHidden/>
               </w:rPr>
@@ -3106,6 +3522,7 @@
             </w:r>
             <w:r>
               <w:rPr>
+                <w:rFonts w:cs="Times"/>
                 <w:noProof/>
                 <w:webHidden/>
               </w:rPr>
@@ -3113,6 +3530,7 @@
             </w:r>
             <w:r>
               <w:rPr>
+                <w:rFonts w:cs="Times"/>
                 <w:noProof/>
                 <w:webHidden/>
               </w:rPr>
@@ -3127,7 +3545,7 @@
               <w:tab w:val="right" w:leader="dot" w:pos="9638"/>
             </w:tabs>
             <w:rPr>
-              <w:rFonts w:asciiTheme="minorHAnsi" w:eastAsiaTheme="minorEastAsia" w:hAnsiTheme="minorHAnsi" w:cstheme="minorBidi"/>
+              <w:rFonts w:eastAsiaTheme="minorEastAsia" w:cs="Times"/>
               <w:b w:val="0"/>
               <w:caps w:val="0"/>
               <w:noProof/>
@@ -3142,6 +3560,7 @@
             <w:r>
               <w:rPr>
                 <w:rStyle w:val="Hyperlink"/>
+                <w:rFonts w:cs="Times"/>
                 <w:noProof/>
                 <w:lang w:val="en-GB"/>
               </w:rPr>
@@ -3149,6 +3568,7 @@
             </w:r>
             <w:r>
               <w:rPr>
+                <w:rFonts w:cs="Times"/>
                 <w:noProof/>
                 <w:webHidden/>
               </w:rPr>
@@ -3156,6 +3576,7 @@
             </w:r>
             <w:r>
               <w:rPr>
+                <w:rFonts w:cs="Times"/>
                 <w:noProof/>
                 <w:webHidden/>
               </w:rPr>
@@ -3163,6 +3584,7 @@
             </w:r>
             <w:r>
               <w:rPr>
+                <w:rFonts w:cs="Times"/>
                 <w:noProof/>
                 <w:webHidden/>
               </w:rPr>
@@ -3170,12 +3592,14 @@
             </w:r>
             <w:r>
               <w:rPr>
-                <w:noProof/>
-                <w:webHidden/>
-              </w:rPr>
-            </w:r>
-            <w:r>
-              <w:rPr>
+                <w:rFonts w:cs="Times"/>
+                <w:noProof/>
+                <w:webHidden/>
+              </w:rPr>
+            </w:r>
+            <w:r>
+              <w:rPr>
+                <w:rFonts w:cs="Times"/>
                 <w:noProof/>
                 <w:webHidden/>
               </w:rPr>
@@ -3183,6 +3607,7 @@
             </w:r>
             <w:r>
               <w:rPr>
+                <w:rFonts w:cs="Times"/>
                 <w:noProof/>
                 <w:webHidden/>
               </w:rPr>
@@ -3190,6 +3615,7 @@
             </w:r>
             <w:r>
               <w:rPr>
+                <w:rFonts w:cs="Times"/>
                 <w:noProof/>
                 <w:webHidden/>
               </w:rPr>
@@ -3204,7 +3630,7 @@
               <w:tab w:val="right" w:leader="dot" w:pos="9638"/>
             </w:tabs>
             <w:rPr>
-              <w:rFonts w:asciiTheme="minorHAnsi" w:eastAsiaTheme="minorEastAsia" w:hAnsiTheme="minorHAnsi" w:cstheme="minorBidi"/>
+              <w:rFonts w:eastAsiaTheme="minorEastAsia" w:cs="Times"/>
               <w:smallCaps w:val="0"/>
               <w:noProof/>
               <w:kern w:val="2"/>
@@ -3218,12 +3644,14 @@
             <w:r>
               <w:rPr>
                 <w:rStyle w:val="Hyperlink"/>
+                <w:rFonts w:cs="Times"/>
                 <w:noProof/>
               </w:rPr>
               <w:t>3.2.1 Admin Dashboard</w:t>
             </w:r>
             <w:r>
               <w:rPr>
+                <w:rFonts w:cs="Times"/>
                 <w:noProof/>
                 <w:webHidden/>
               </w:rPr>
@@ -3231,6 +3659,7 @@
             </w:r>
             <w:r>
               <w:rPr>
+                <w:rFonts w:cs="Times"/>
                 <w:noProof/>
                 <w:webHidden/>
               </w:rPr>
@@ -3238,6 +3667,7 @@
             </w:r>
             <w:r>
               <w:rPr>
+                <w:rFonts w:cs="Times"/>
                 <w:noProof/>
                 <w:webHidden/>
               </w:rPr>
@@ -3245,12 +3675,14 @@
             </w:r>
             <w:r>
               <w:rPr>
-                <w:noProof/>
-                <w:webHidden/>
-              </w:rPr>
-            </w:r>
-            <w:r>
-              <w:rPr>
+                <w:rFonts w:cs="Times"/>
+                <w:noProof/>
+                <w:webHidden/>
+              </w:rPr>
+            </w:r>
+            <w:r>
+              <w:rPr>
+                <w:rFonts w:cs="Times"/>
                 <w:noProof/>
                 <w:webHidden/>
               </w:rPr>
@@ -3258,6 +3690,7 @@
             </w:r>
             <w:r>
               <w:rPr>
+                <w:rFonts w:cs="Times"/>
                 <w:noProof/>
                 <w:webHidden/>
               </w:rPr>
@@ -3265,6 +3698,7 @@
             </w:r>
             <w:r>
               <w:rPr>
+                <w:rFonts w:cs="Times"/>
                 <w:noProof/>
                 <w:webHidden/>
               </w:rPr>
@@ -3279,7 +3713,7 @@
               <w:tab w:val="right" w:leader="dot" w:pos="9638"/>
             </w:tabs>
             <w:rPr>
-              <w:rFonts w:asciiTheme="minorHAnsi" w:eastAsiaTheme="minorEastAsia" w:hAnsiTheme="minorHAnsi" w:cstheme="minorBidi"/>
+              <w:rFonts w:eastAsiaTheme="minorEastAsia" w:cs="Times"/>
               <w:smallCaps w:val="0"/>
               <w:noProof/>
               <w:kern w:val="2"/>
@@ -3293,12 +3727,14 @@
             <w:r>
               <w:rPr>
                 <w:rStyle w:val="Hyperlink"/>
+                <w:rFonts w:cs="Times"/>
                 <w:noProof/>
               </w:rPr>
               <w:t>3.2.2 Attendance Tracking</w:t>
             </w:r>
             <w:r>
               <w:rPr>
+                <w:rFonts w:cs="Times"/>
                 <w:noProof/>
                 <w:webHidden/>
               </w:rPr>
@@ -3306,6 +3742,7 @@
             </w:r>
             <w:r>
               <w:rPr>
+                <w:rFonts w:cs="Times"/>
                 <w:noProof/>
                 <w:webHidden/>
               </w:rPr>
@@ -3313,6 +3750,7 @@
             </w:r>
             <w:r>
               <w:rPr>
+                <w:rFonts w:cs="Times"/>
                 <w:noProof/>
                 <w:webHidden/>
               </w:rPr>
@@ -3320,12 +3758,14 @@
             </w:r>
             <w:r>
               <w:rPr>
-                <w:noProof/>
-                <w:webHidden/>
-              </w:rPr>
-            </w:r>
-            <w:r>
-              <w:rPr>
+                <w:rFonts w:cs="Times"/>
+                <w:noProof/>
+                <w:webHidden/>
+              </w:rPr>
+            </w:r>
+            <w:r>
+              <w:rPr>
+                <w:rFonts w:cs="Times"/>
                 <w:noProof/>
                 <w:webHidden/>
               </w:rPr>
@@ -3333,6 +3773,7 @@
             </w:r>
             <w:r>
               <w:rPr>
+                <w:rFonts w:cs="Times"/>
                 <w:noProof/>
                 <w:webHidden/>
               </w:rPr>
@@ -3340,6 +3781,7 @@
             </w:r>
             <w:r>
               <w:rPr>
+                <w:rFonts w:cs="Times"/>
                 <w:noProof/>
                 <w:webHidden/>
               </w:rPr>
@@ -3354,7 +3796,7 @@
               <w:tab w:val="right" w:leader="dot" w:pos="9638"/>
             </w:tabs>
             <w:rPr>
-              <w:rFonts w:asciiTheme="minorHAnsi" w:eastAsiaTheme="minorEastAsia" w:hAnsiTheme="minorHAnsi" w:cstheme="minorBidi"/>
+              <w:rFonts w:eastAsiaTheme="minorEastAsia" w:cs="Times"/>
               <w:smallCaps w:val="0"/>
               <w:noProof/>
               <w:kern w:val="2"/>
@@ -3368,12 +3810,14 @@
             <w:r>
               <w:rPr>
                 <w:rStyle w:val="Hyperlink"/>
+                <w:rFonts w:cs="Times"/>
                 <w:noProof/>
               </w:rPr>
               <w:t>3.2.3 Performance Assessment</w:t>
             </w:r>
             <w:r>
               <w:rPr>
+                <w:rFonts w:cs="Times"/>
                 <w:noProof/>
                 <w:webHidden/>
               </w:rPr>
@@ -3381,6 +3825,7 @@
             </w:r>
             <w:r>
               <w:rPr>
+                <w:rFonts w:cs="Times"/>
                 <w:noProof/>
                 <w:webHidden/>
               </w:rPr>
@@ -3388,6 +3833,7 @@
             </w:r>
             <w:r>
               <w:rPr>
+                <w:rFonts w:cs="Times"/>
                 <w:noProof/>
                 <w:webHidden/>
               </w:rPr>
@@ -3395,12 +3841,14 @@
             </w:r>
             <w:r>
               <w:rPr>
-                <w:noProof/>
-                <w:webHidden/>
-              </w:rPr>
-            </w:r>
-            <w:r>
-              <w:rPr>
+                <w:rFonts w:cs="Times"/>
+                <w:noProof/>
+                <w:webHidden/>
+              </w:rPr>
+            </w:r>
+            <w:r>
+              <w:rPr>
+                <w:rFonts w:cs="Times"/>
                 <w:noProof/>
                 <w:webHidden/>
               </w:rPr>
@@ -3408,6 +3856,7 @@
             </w:r>
             <w:r>
               <w:rPr>
+                <w:rFonts w:cs="Times"/>
                 <w:noProof/>
                 <w:webHidden/>
               </w:rPr>
@@ -3415,6 +3864,7 @@
             </w:r>
             <w:r>
               <w:rPr>
+                <w:rFonts w:cs="Times"/>
                 <w:noProof/>
                 <w:webHidden/>
               </w:rPr>
@@ -3429,7 +3879,7 @@
               <w:tab w:val="right" w:leader="dot" w:pos="9638"/>
             </w:tabs>
             <w:rPr>
-              <w:rFonts w:asciiTheme="minorHAnsi" w:eastAsiaTheme="minorEastAsia" w:hAnsiTheme="minorHAnsi" w:cstheme="minorBidi"/>
+              <w:rFonts w:eastAsiaTheme="minorEastAsia" w:cs="Times"/>
               <w:smallCaps w:val="0"/>
               <w:noProof/>
               <w:kern w:val="2"/>
@@ -3443,12 +3893,14 @@
             <w:r>
               <w:rPr>
                 <w:rStyle w:val="Hyperlink"/>
+                <w:rFonts w:cs="Times"/>
                 <w:noProof/>
               </w:rPr>
               <w:t>3.2.4 Data Visualization</w:t>
             </w:r>
             <w:r>
               <w:rPr>
+                <w:rFonts w:cs="Times"/>
                 <w:noProof/>
                 <w:webHidden/>
               </w:rPr>
@@ -3456,6 +3908,7 @@
             </w:r>
             <w:r>
               <w:rPr>
+                <w:rFonts w:cs="Times"/>
                 <w:noProof/>
                 <w:webHidden/>
               </w:rPr>
@@ -3463,6 +3916,7 @@
             </w:r>
             <w:r>
               <w:rPr>
+                <w:rFonts w:cs="Times"/>
                 <w:noProof/>
                 <w:webHidden/>
               </w:rPr>
@@ -3470,12 +3924,14 @@
             </w:r>
             <w:r>
               <w:rPr>
-                <w:noProof/>
-                <w:webHidden/>
-              </w:rPr>
-            </w:r>
-            <w:r>
-              <w:rPr>
+                <w:rFonts w:cs="Times"/>
+                <w:noProof/>
+                <w:webHidden/>
+              </w:rPr>
+            </w:r>
+            <w:r>
+              <w:rPr>
+                <w:rFonts w:cs="Times"/>
                 <w:noProof/>
                 <w:webHidden/>
               </w:rPr>
@@ -3483,6 +3939,7 @@
             </w:r>
             <w:r>
               <w:rPr>
+                <w:rFonts w:cs="Times"/>
                 <w:noProof/>
                 <w:webHidden/>
               </w:rPr>
@@ -3490,6 +3947,7 @@
             </w:r>
             <w:r>
               <w:rPr>
+                <w:rFonts w:cs="Times"/>
                 <w:noProof/>
                 <w:webHidden/>
               </w:rPr>
@@ -3504,7 +3962,7 @@
               <w:tab w:val="right" w:leader="dot" w:pos="9638"/>
             </w:tabs>
             <w:rPr>
-              <w:rFonts w:asciiTheme="minorHAnsi" w:eastAsiaTheme="minorEastAsia" w:hAnsiTheme="minorHAnsi" w:cstheme="minorBidi"/>
+              <w:rFonts w:eastAsiaTheme="minorEastAsia" w:cs="Times"/>
               <w:smallCaps w:val="0"/>
               <w:noProof/>
               <w:kern w:val="2"/>
@@ -3518,12 +3976,14 @@
             <w:r>
               <w:rPr>
                 <w:rStyle w:val="Hyperlink"/>
+                <w:rFonts w:cs="Times"/>
                 <w:noProof/>
               </w:rPr>
               <w:t>3.2.5 Communication</w:t>
             </w:r>
             <w:r>
               <w:rPr>
+                <w:rFonts w:cs="Times"/>
                 <w:noProof/>
                 <w:webHidden/>
               </w:rPr>
@@ -3531,6 +3991,7 @@
             </w:r>
             <w:r>
               <w:rPr>
+                <w:rFonts w:cs="Times"/>
                 <w:noProof/>
                 <w:webHidden/>
               </w:rPr>
@@ -3538,6 +3999,7 @@
             </w:r>
             <w:r>
               <w:rPr>
+                <w:rFonts w:cs="Times"/>
                 <w:noProof/>
                 <w:webHidden/>
               </w:rPr>
@@ -3545,12 +4007,14 @@
             </w:r>
             <w:r>
               <w:rPr>
-                <w:noProof/>
-                <w:webHidden/>
-              </w:rPr>
-            </w:r>
-            <w:r>
-              <w:rPr>
+                <w:rFonts w:cs="Times"/>
+                <w:noProof/>
+                <w:webHidden/>
+              </w:rPr>
+            </w:r>
+            <w:r>
+              <w:rPr>
+                <w:rFonts w:cs="Times"/>
                 <w:noProof/>
                 <w:webHidden/>
               </w:rPr>
@@ -3558,6 +4022,7 @@
             </w:r>
             <w:r>
               <w:rPr>
+                <w:rFonts w:cs="Times"/>
                 <w:noProof/>
                 <w:webHidden/>
               </w:rPr>
@@ -3565,6 +4030,7 @@
             </w:r>
             <w:r>
               <w:rPr>
+                <w:rFonts w:cs="Times"/>
                 <w:noProof/>
                 <w:webHidden/>
               </w:rPr>
@@ -3579,7 +4045,7 @@
               <w:tab w:val="right" w:leader="dot" w:pos="9638"/>
             </w:tabs>
             <w:rPr>
-              <w:rFonts w:asciiTheme="minorHAnsi" w:eastAsiaTheme="minorEastAsia" w:hAnsiTheme="minorHAnsi" w:cstheme="minorBidi"/>
+              <w:rFonts w:eastAsiaTheme="minorEastAsia" w:cs="Times"/>
               <w:b w:val="0"/>
               <w:caps w:val="0"/>
               <w:noProof/>
@@ -3594,6 +4060,7 @@
             <w:r>
               <w:rPr>
                 <w:rStyle w:val="Hyperlink"/>
+                <w:rFonts w:cs="Times"/>
                 <w:noProof/>
                 <w:lang w:val="en-GB"/>
               </w:rPr>
@@ -3601,6 +4068,7 @@
             </w:r>
             <w:r>
               <w:rPr>
+                <w:rFonts w:cs="Times"/>
                 <w:noProof/>
                 <w:webHidden/>
               </w:rPr>
@@ -3608,6 +4076,7 @@
             </w:r>
             <w:r>
               <w:rPr>
+                <w:rFonts w:cs="Times"/>
                 <w:noProof/>
                 <w:webHidden/>
               </w:rPr>
@@ -3615,6 +4084,7 @@
             </w:r>
             <w:r>
               <w:rPr>
+                <w:rFonts w:cs="Times"/>
                 <w:noProof/>
                 <w:webHidden/>
               </w:rPr>
@@ -3622,12 +4092,14 @@
             </w:r>
             <w:r>
               <w:rPr>
-                <w:noProof/>
-                <w:webHidden/>
-              </w:rPr>
-            </w:r>
-            <w:r>
-              <w:rPr>
+                <w:rFonts w:cs="Times"/>
+                <w:noProof/>
+                <w:webHidden/>
+              </w:rPr>
+            </w:r>
+            <w:r>
+              <w:rPr>
+                <w:rFonts w:cs="Times"/>
                 <w:noProof/>
                 <w:webHidden/>
               </w:rPr>
@@ -3635,6 +4107,7 @@
             </w:r>
             <w:r>
               <w:rPr>
+                <w:rFonts w:cs="Times"/>
                 <w:noProof/>
                 <w:webHidden/>
               </w:rPr>
@@ -3642,6 +4115,7 @@
             </w:r>
             <w:r>
               <w:rPr>
+                <w:rFonts w:cs="Times"/>
                 <w:noProof/>
                 <w:webHidden/>
               </w:rPr>
@@ -3656,7 +4130,7 @@
               <w:tab w:val="right" w:leader="dot" w:pos="9638"/>
             </w:tabs>
             <w:rPr>
-              <w:rFonts w:asciiTheme="minorHAnsi" w:eastAsiaTheme="minorEastAsia" w:hAnsiTheme="minorHAnsi" w:cstheme="minorBidi"/>
+              <w:rFonts w:eastAsiaTheme="minorEastAsia" w:cs="Times"/>
               <w:smallCaps w:val="0"/>
               <w:noProof/>
               <w:kern w:val="2"/>
@@ -3670,12 +4144,14 @@
             <w:r>
               <w:rPr>
                 <w:rStyle w:val="Hyperlink"/>
+                <w:rFonts w:cs="Times"/>
                 <w:noProof/>
               </w:rPr>
               <w:t>3.3.1 Admin adds new student</w:t>
             </w:r>
             <w:r>
               <w:rPr>
+                <w:rFonts w:cs="Times"/>
                 <w:noProof/>
                 <w:webHidden/>
               </w:rPr>
@@ -3683,6 +4159,7 @@
             </w:r>
             <w:r>
               <w:rPr>
+                <w:rFonts w:cs="Times"/>
                 <w:noProof/>
                 <w:webHidden/>
               </w:rPr>
@@ -3690,6 +4167,7 @@
             </w:r>
             <w:r>
               <w:rPr>
+                <w:rFonts w:cs="Times"/>
                 <w:noProof/>
                 <w:webHidden/>
               </w:rPr>
@@ -3697,12 +4175,14 @@
             </w:r>
             <w:r>
               <w:rPr>
-                <w:noProof/>
-                <w:webHidden/>
-              </w:rPr>
-            </w:r>
-            <w:r>
-              <w:rPr>
+                <w:rFonts w:cs="Times"/>
+                <w:noProof/>
+                <w:webHidden/>
+              </w:rPr>
+            </w:r>
+            <w:r>
+              <w:rPr>
+                <w:rFonts w:cs="Times"/>
                 <w:noProof/>
                 <w:webHidden/>
               </w:rPr>
@@ -3710,6 +4190,7 @@
             </w:r>
             <w:r>
               <w:rPr>
+                <w:rFonts w:cs="Times"/>
                 <w:noProof/>
                 <w:webHidden/>
               </w:rPr>
@@ -3717,6 +4198,7 @@
             </w:r>
             <w:r>
               <w:rPr>
+                <w:rFonts w:cs="Times"/>
                 <w:noProof/>
                 <w:webHidden/>
               </w:rPr>
@@ -3731,7 +4213,7 @@
               <w:tab w:val="right" w:leader="dot" w:pos="9638"/>
             </w:tabs>
             <w:rPr>
-              <w:rFonts w:asciiTheme="minorHAnsi" w:eastAsiaTheme="minorEastAsia" w:hAnsiTheme="minorHAnsi" w:cstheme="minorBidi"/>
+              <w:rFonts w:eastAsiaTheme="minorEastAsia" w:cs="Times"/>
               <w:smallCaps w:val="0"/>
               <w:noProof/>
               <w:kern w:val="2"/>
@@ -3745,12 +4227,14 @@
             <w:r>
               <w:rPr>
                 <w:rStyle w:val="Hyperlink"/>
+                <w:rFonts w:cs="Times"/>
                 <w:noProof/>
               </w:rPr>
               <w:t>3.3.2 Admin creates class</w:t>
             </w:r>
             <w:r>
               <w:rPr>
+                <w:rFonts w:cs="Times"/>
                 <w:noProof/>
                 <w:webHidden/>
               </w:rPr>
@@ -3758,6 +4242,7 @@
             </w:r>
             <w:r>
               <w:rPr>
+                <w:rFonts w:cs="Times"/>
                 <w:noProof/>
                 <w:webHidden/>
               </w:rPr>
@@ -3765,6 +4250,7 @@
             </w:r>
             <w:r>
               <w:rPr>
+                <w:rFonts w:cs="Times"/>
                 <w:noProof/>
                 <w:webHidden/>
               </w:rPr>
@@ -3772,12 +4258,14 @@
             </w:r>
             <w:r>
               <w:rPr>
-                <w:noProof/>
-                <w:webHidden/>
-              </w:rPr>
-            </w:r>
-            <w:r>
-              <w:rPr>
+                <w:rFonts w:cs="Times"/>
+                <w:noProof/>
+                <w:webHidden/>
+              </w:rPr>
+            </w:r>
+            <w:r>
+              <w:rPr>
+                <w:rFonts w:cs="Times"/>
                 <w:noProof/>
                 <w:webHidden/>
               </w:rPr>
@@ -3785,6 +4273,7 @@
             </w:r>
             <w:r>
               <w:rPr>
+                <w:rFonts w:cs="Times"/>
                 <w:noProof/>
                 <w:webHidden/>
               </w:rPr>
@@ -3792,6 +4281,7 @@
             </w:r>
             <w:r>
               <w:rPr>
+                <w:rFonts w:cs="Times"/>
                 <w:noProof/>
                 <w:webHidden/>
               </w:rPr>
@@ -3806,7 +4296,7 @@
               <w:tab w:val="right" w:leader="dot" w:pos="9638"/>
             </w:tabs>
             <w:rPr>
-              <w:rFonts w:asciiTheme="minorHAnsi" w:eastAsiaTheme="minorEastAsia" w:hAnsiTheme="minorHAnsi" w:cstheme="minorBidi"/>
+              <w:rFonts w:eastAsiaTheme="minorEastAsia" w:cs="Times"/>
               <w:smallCaps w:val="0"/>
               <w:noProof/>
               <w:kern w:val="2"/>
@@ -3820,12 +4310,14 @@
             <w:r>
               <w:rPr>
                 <w:rStyle w:val="Hyperlink"/>
+                <w:rFonts w:cs="Times"/>
                 <w:noProof/>
               </w:rPr>
               <w:t>3.3.3 Teacher Takes Attendance</w:t>
             </w:r>
             <w:r>
               <w:rPr>
+                <w:rFonts w:cs="Times"/>
                 <w:noProof/>
                 <w:webHidden/>
               </w:rPr>
@@ -3833,6 +4325,7 @@
             </w:r>
             <w:r>
               <w:rPr>
+                <w:rFonts w:cs="Times"/>
                 <w:noProof/>
                 <w:webHidden/>
               </w:rPr>
@@ -3840,6 +4333,7 @@
             </w:r>
             <w:r>
               <w:rPr>
+                <w:rFonts w:cs="Times"/>
                 <w:noProof/>
                 <w:webHidden/>
               </w:rPr>
@@ -3847,12 +4341,14 @@
             </w:r>
             <w:r>
               <w:rPr>
-                <w:noProof/>
-                <w:webHidden/>
-              </w:rPr>
-            </w:r>
-            <w:r>
-              <w:rPr>
+                <w:rFonts w:cs="Times"/>
+                <w:noProof/>
+                <w:webHidden/>
+              </w:rPr>
+            </w:r>
+            <w:r>
+              <w:rPr>
+                <w:rFonts w:cs="Times"/>
                 <w:noProof/>
                 <w:webHidden/>
               </w:rPr>
@@ -3860,6 +4356,7 @@
             </w:r>
             <w:r>
               <w:rPr>
+                <w:rFonts w:cs="Times"/>
                 <w:noProof/>
                 <w:webHidden/>
               </w:rPr>
@@ -3867,6 +4364,7 @@
             </w:r>
             <w:r>
               <w:rPr>
+                <w:rFonts w:cs="Times"/>
                 <w:noProof/>
                 <w:webHidden/>
               </w:rPr>
@@ -3881,7 +4379,7 @@
               <w:tab w:val="right" w:leader="dot" w:pos="9638"/>
             </w:tabs>
             <w:rPr>
-              <w:rFonts w:asciiTheme="minorHAnsi" w:eastAsiaTheme="minorEastAsia" w:hAnsiTheme="minorHAnsi" w:cstheme="minorBidi"/>
+              <w:rFonts w:eastAsiaTheme="minorEastAsia" w:cs="Times"/>
               <w:smallCaps w:val="0"/>
               <w:noProof/>
               <w:kern w:val="2"/>
@@ -3895,12 +4393,14 @@
             <w:r>
               <w:rPr>
                 <w:rStyle w:val="Hyperlink"/>
+                <w:rFonts w:cs="Times"/>
                 <w:noProof/>
               </w:rPr>
               <w:t>3.3.4 Teacher Assesses Performance</w:t>
             </w:r>
             <w:r>
               <w:rPr>
+                <w:rFonts w:cs="Times"/>
                 <w:noProof/>
                 <w:webHidden/>
               </w:rPr>
@@ -3908,6 +4408,7 @@
             </w:r>
             <w:r>
               <w:rPr>
+                <w:rFonts w:cs="Times"/>
                 <w:noProof/>
                 <w:webHidden/>
               </w:rPr>
@@ -3915,6 +4416,7 @@
             </w:r>
             <w:r>
               <w:rPr>
+                <w:rFonts w:cs="Times"/>
                 <w:noProof/>
                 <w:webHidden/>
               </w:rPr>
@@ -3922,12 +4424,14 @@
             </w:r>
             <w:r>
               <w:rPr>
-                <w:noProof/>
-                <w:webHidden/>
-              </w:rPr>
-            </w:r>
-            <w:r>
-              <w:rPr>
+                <w:rFonts w:cs="Times"/>
+                <w:noProof/>
+                <w:webHidden/>
+              </w:rPr>
+            </w:r>
+            <w:r>
+              <w:rPr>
+                <w:rFonts w:cs="Times"/>
                 <w:noProof/>
                 <w:webHidden/>
               </w:rPr>
@@ -3935,6 +4439,7 @@
             </w:r>
             <w:r>
               <w:rPr>
+                <w:rFonts w:cs="Times"/>
                 <w:noProof/>
                 <w:webHidden/>
               </w:rPr>
@@ -3942,6 +4447,7 @@
             </w:r>
             <w:r>
               <w:rPr>
+                <w:rFonts w:cs="Times"/>
                 <w:noProof/>
                 <w:webHidden/>
               </w:rPr>
@@ -3956,7 +4462,7 @@
               <w:tab w:val="right" w:leader="dot" w:pos="9638"/>
             </w:tabs>
             <w:rPr>
-              <w:rFonts w:asciiTheme="minorHAnsi" w:eastAsiaTheme="minorEastAsia" w:hAnsiTheme="minorHAnsi" w:cstheme="minorBidi"/>
+              <w:rFonts w:eastAsiaTheme="minorEastAsia" w:cs="Times"/>
               <w:smallCaps w:val="0"/>
               <w:noProof/>
               <w:kern w:val="2"/>
@@ -3970,12 +4476,14 @@
             <w:r>
               <w:rPr>
                 <w:rStyle w:val="Hyperlink"/>
+                <w:rFonts w:cs="Times"/>
                 <w:noProof/>
               </w:rPr>
               <w:t>3.3.5 Student Views Marks</w:t>
             </w:r>
             <w:r>
               <w:rPr>
+                <w:rFonts w:cs="Times"/>
                 <w:noProof/>
                 <w:webHidden/>
               </w:rPr>
@@ -3983,6 +4491,7 @@
             </w:r>
             <w:r>
               <w:rPr>
+                <w:rFonts w:cs="Times"/>
                 <w:noProof/>
                 <w:webHidden/>
               </w:rPr>
@@ -3990,6 +4499,7 @@
             </w:r>
             <w:r>
               <w:rPr>
+                <w:rFonts w:cs="Times"/>
                 <w:noProof/>
                 <w:webHidden/>
               </w:rPr>
@@ -3997,12 +4507,14 @@
             </w:r>
             <w:r>
               <w:rPr>
-                <w:noProof/>
-                <w:webHidden/>
-              </w:rPr>
-            </w:r>
-            <w:r>
-              <w:rPr>
+                <w:rFonts w:cs="Times"/>
+                <w:noProof/>
+                <w:webHidden/>
+              </w:rPr>
+            </w:r>
+            <w:r>
+              <w:rPr>
+                <w:rFonts w:cs="Times"/>
                 <w:noProof/>
                 <w:webHidden/>
               </w:rPr>
@@ -4010,6 +4522,7 @@
             </w:r>
             <w:r>
               <w:rPr>
+                <w:rFonts w:cs="Times"/>
                 <w:noProof/>
                 <w:webHidden/>
               </w:rPr>
@@ -4017,6 +4530,7 @@
             </w:r>
             <w:r>
               <w:rPr>
+                <w:rFonts w:cs="Times"/>
                 <w:noProof/>
                 <w:webHidden/>
               </w:rPr>
@@ -4031,7 +4545,7 @@
               <w:tab w:val="right" w:leader="dot" w:pos="9638"/>
             </w:tabs>
             <w:rPr>
-              <w:rFonts w:asciiTheme="minorHAnsi" w:eastAsiaTheme="minorEastAsia" w:hAnsiTheme="minorHAnsi" w:cstheme="minorBidi"/>
+              <w:rFonts w:eastAsiaTheme="minorEastAsia" w:cs="Times"/>
               <w:b w:val="0"/>
               <w:caps w:val="0"/>
               <w:noProof/>
@@ -4046,6 +4560,7 @@
             <w:r>
               <w:rPr>
                 <w:rStyle w:val="Hyperlink"/>
+                <w:rFonts w:cs="Times"/>
                 <w:bCs/>
                 <w:noProof/>
                 <w:lang w:val="en-GB"/>
@@ -4054,6 +4569,7 @@
             </w:r>
             <w:r>
               <w:rPr>
+                <w:rFonts w:cs="Times"/>
                 <w:noProof/>
                 <w:webHidden/>
               </w:rPr>
@@ -4061,6 +4577,7 @@
             </w:r>
             <w:r>
               <w:rPr>
+                <w:rFonts w:cs="Times"/>
                 <w:noProof/>
                 <w:webHidden/>
               </w:rPr>
@@ -4068,6 +4585,7 @@
             </w:r>
             <w:r>
               <w:rPr>
+                <w:rFonts w:cs="Times"/>
                 <w:noProof/>
                 <w:webHidden/>
               </w:rPr>
@@ -4075,12 +4593,14 @@
             </w:r>
             <w:r>
               <w:rPr>
-                <w:noProof/>
-                <w:webHidden/>
-              </w:rPr>
-            </w:r>
-            <w:r>
-              <w:rPr>
+                <w:rFonts w:cs="Times"/>
+                <w:noProof/>
+                <w:webHidden/>
+              </w:rPr>
+            </w:r>
+            <w:r>
+              <w:rPr>
+                <w:rFonts w:cs="Times"/>
                 <w:noProof/>
                 <w:webHidden/>
               </w:rPr>
@@ -4088,6 +4608,7 @@
             </w:r>
             <w:r>
               <w:rPr>
+                <w:rFonts w:cs="Times"/>
                 <w:noProof/>
                 <w:webHidden/>
               </w:rPr>
@@ -4095,6 +4616,7 @@
             </w:r>
             <w:r>
               <w:rPr>
+                <w:rFonts w:cs="Times"/>
                 <w:noProof/>
                 <w:webHidden/>
               </w:rPr>
@@ -4109,7 +4631,7 @@
               <w:tab w:val="right" w:leader="dot" w:pos="9638"/>
             </w:tabs>
             <w:rPr>
-              <w:rFonts w:asciiTheme="minorHAnsi" w:eastAsiaTheme="minorEastAsia" w:hAnsiTheme="minorHAnsi" w:cstheme="minorBidi"/>
+              <w:rFonts w:eastAsiaTheme="minorEastAsia" w:cs="Times"/>
               <w:smallCaps w:val="0"/>
               <w:noProof/>
               <w:kern w:val="2"/>
@@ -4123,12 +4645,14 @@
             <w:r>
               <w:rPr>
                 <w:rStyle w:val="Hyperlink"/>
+                <w:rFonts w:cs="Times"/>
                 <w:noProof/>
               </w:rPr>
               <w:t>3.4.1 Performance</w:t>
             </w:r>
             <w:r>
               <w:rPr>
+                <w:rFonts w:cs="Times"/>
                 <w:noProof/>
                 <w:webHidden/>
               </w:rPr>
@@ -4136,6 +4660,7 @@
             </w:r>
             <w:r>
               <w:rPr>
+                <w:rFonts w:cs="Times"/>
                 <w:noProof/>
                 <w:webHidden/>
               </w:rPr>
@@ -4143,6 +4668,7 @@
             </w:r>
             <w:r>
               <w:rPr>
+                <w:rFonts w:cs="Times"/>
                 <w:noProof/>
                 <w:webHidden/>
               </w:rPr>
@@ -4150,12 +4676,14 @@
             </w:r>
             <w:r>
               <w:rPr>
-                <w:noProof/>
-                <w:webHidden/>
-              </w:rPr>
-            </w:r>
-            <w:r>
-              <w:rPr>
+                <w:rFonts w:cs="Times"/>
+                <w:noProof/>
+                <w:webHidden/>
+              </w:rPr>
+            </w:r>
+            <w:r>
+              <w:rPr>
+                <w:rFonts w:cs="Times"/>
                 <w:noProof/>
                 <w:webHidden/>
               </w:rPr>
@@ -4163,6 +4691,7 @@
             </w:r>
             <w:r>
               <w:rPr>
+                <w:rFonts w:cs="Times"/>
                 <w:noProof/>
                 <w:webHidden/>
               </w:rPr>
@@ -4170,6 +4699,7 @@
             </w:r>
             <w:r>
               <w:rPr>
+                <w:rFonts w:cs="Times"/>
                 <w:noProof/>
                 <w:webHidden/>
               </w:rPr>
@@ -4184,7 +4714,7 @@
               <w:tab w:val="right" w:leader="dot" w:pos="9638"/>
             </w:tabs>
             <w:rPr>
-              <w:rFonts w:asciiTheme="minorHAnsi" w:eastAsiaTheme="minorEastAsia" w:hAnsiTheme="minorHAnsi" w:cstheme="minorBidi"/>
+              <w:rFonts w:eastAsiaTheme="minorEastAsia" w:cs="Times"/>
               <w:smallCaps w:val="0"/>
               <w:noProof/>
               <w:kern w:val="2"/>
@@ -4198,12 +4728,14 @@
             <w:r>
               <w:rPr>
                 <w:rStyle w:val="Hyperlink"/>
+                <w:rFonts w:cs="Times"/>
                 <w:noProof/>
               </w:rPr>
               <w:t>3.4.2 Reliability</w:t>
             </w:r>
             <w:r>
               <w:rPr>
+                <w:rFonts w:cs="Times"/>
                 <w:noProof/>
                 <w:webHidden/>
               </w:rPr>
@@ -4211,6 +4743,7 @@
             </w:r>
             <w:r>
               <w:rPr>
+                <w:rFonts w:cs="Times"/>
                 <w:noProof/>
                 <w:webHidden/>
               </w:rPr>
@@ -4218,6 +4751,7 @@
             </w:r>
             <w:r>
               <w:rPr>
+                <w:rFonts w:cs="Times"/>
                 <w:noProof/>
                 <w:webHidden/>
               </w:rPr>
@@ -4225,12 +4759,14 @@
             </w:r>
             <w:r>
               <w:rPr>
-                <w:noProof/>
-                <w:webHidden/>
-              </w:rPr>
-            </w:r>
-            <w:r>
-              <w:rPr>
+                <w:rFonts w:cs="Times"/>
+                <w:noProof/>
+                <w:webHidden/>
+              </w:rPr>
+            </w:r>
+            <w:r>
+              <w:rPr>
+                <w:rFonts w:cs="Times"/>
                 <w:noProof/>
                 <w:webHidden/>
               </w:rPr>
@@ -4238,6 +4774,7 @@
             </w:r>
             <w:r>
               <w:rPr>
+                <w:rFonts w:cs="Times"/>
                 <w:noProof/>
                 <w:webHidden/>
               </w:rPr>
@@ -4245,6 +4782,7 @@
             </w:r>
             <w:r>
               <w:rPr>
+                <w:rFonts w:cs="Times"/>
                 <w:noProof/>
                 <w:webHidden/>
               </w:rPr>
@@ -4259,7 +4797,7 @@
               <w:tab w:val="right" w:leader="dot" w:pos="9638"/>
             </w:tabs>
             <w:rPr>
-              <w:rFonts w:asciiTheme="minorHAnsi" w:eastAsiaTheme="minorEastAsia" w:hAnsiTheme="minorHAnsi" w:cstheme="minorBidi"/>
+              <w:rFonts w:eastAsiaTheme="minorEastAsia" w:cs="Times"/>
               <w:smallCaps w:val="0"/>
               <w:noProof/>
               <w:kern w:val="2"/>
@@ -4273,12 +4811,14 @@
             <w:r>
               <w:rPr>
                 <w:rStyle w:val="Hyperlink"/>
+                <w:rFonts w:cs="Times"/>
                 <w:noProof/>
               </w:rPr>
               <w:t>3.4.3 Availability</w:t>
             </w:r>
             <w:r>
               <w:rPr>
+                <w:rFonts w:cs="Times"/>
                 <w:noProof/>
                 <w:webHidden/>
               </w:rPr>
@@ -4286,6 +4826,7 @@
             </w:r>
             <w:r>
               <w:rPr>
+                <w:rFonts w:cs="Times"/>
                 <w:noProof/>
                 <w:webHidden/>
               </w:rPr>
@@ -4293,6 +4834,7 @@
             </w:r>
             <w:r>
               <w:rPr>
+                <w:rFonts w:cs="Times"/>
                 <w:noProof/>
                 <w:webHidden/>
               </w:rPr>
@@ -4300,12 +4842,14 @@
             </w:r>
             <w:r>
               <w:rPr>
-                <w:noProof/>
-                <w:webHidden/>
-              </w:rPr>
-            </w:r>
-            <w:r>
-              <w:rPr>
+                <w:rFonts w:cs="Times"/>
+                <w:noProof/>
+                <w:webHidden/>
+              </w:rPr>
+            </w:r>
+            <w:r>
+              <w:rPr>
+                <w:rFonts w:cs="Times"/>
                 <w:noProof/>
                 <w:webHidden/>
               </w:rPr>
@@ -4313,6 +4857,7 @@
             </w:r>
             <w:r>
               <w:rPr>
+                <w:rFonts w:cs="Times"/>
                 <w:noProof/>
                 <w:webHidden/>
               </w:rPr>
@@ -4320,6 +4865,7 @@
             </w:r>
             <w:r>
               <w:rPr>
+                <w:rFonts w:cs="Times"/>
                 <w:noProof/>
                 <w:webHidden/>
               </w:rPr>
@@ -4334,7 +4880,7 @@
               <w:tab w:val="right" w:leader="dot" w:pos="9638"/>
             </w:tabs>
             <w:rPr>
-              <w:rFonts w:asciiTheme="minorHAnsi" w:eastAsiaTheme="minorEastAsia" w:hAnsiTheme="minorHAnsi" w:cstheme="minorBidi"/>
+              <w:rFonts w:eastAsiaTheme="minorEastAsia" w:cs="Times"/>
               <w:smallCaps w:val="0"/>
               <w:noProof/>
               <w:kern w:val="2"/>
@@ -4348,12 +4894,14 @@
             <w:r>
               <w:rPr>
                 <w:rStyle w:val="Hyperlink"/>
+                <w:rFonts w:cs="Times"/>
                 <w:noProof/>
               </w:rPr>
               <w:t>3.4.4 Security</w:t>
             </w:r>
             <w:r>
               <w:rPr>
+                <w:rFonts w:cs="Times"/>
                 <w:noProof/>
                 <w:webHidden/>
               </w:rPr>
@@ -4361,6 +4909,7 @@
             </w:r>
             <w:r>
               <w:rPr>
+                <w:rFonts w:cs="Times"/>
                 <w:noProof/>
                 <w:webHidden/>
               </w:rPr>
@@ -4368,6 +4917,7 @@
             </w:r>
             <w:r>
               <w:rPr>
+                <w:rFonts w:cs="Times"/>
                 <w:noProof/>
                 <w:webHidden/>
               </w:rPr>
@@ -4375,12 +4925,14 @@
             </w:r>
             <w:r>
               <w:rPr>
-                <w:noProof/>
-                <w:webHidden/>
-              </w:rPr>
-            </w:r>
-            <w:r>
-              <w:rPr>
+                <w:rFonts w:cs="Times"/>
+                <w:noProof/>
+                <w:webHidden/>
+              </w:rPr>
+            </w:r>
+            <w:r>
+              <w:rPr>
+                <w:rFonts w:cs="Times"/>
                 <w:noProof/>
                 <w:webHidden/>
               </w:rPr>
@@ -4388,6 +4940,7 @@
             </w:r>
             <w:r>
               <w:rPr>
+                <w:rFonts w:cs="Times"/>
                 <w:noProof/>
                 <w:webHidden/>
               </w:rPr>
@@ -4395,6 +4948,7 @@
             </w:r>
             <w:r>
               <w:rPr>
+                <w:rFonts w:cs="Times"/>
                 <w:noProof/>
                 <w:webHidden/>
               </w:rPr>
@@ -4409,7 +4963,7 @@
               <w:tab w:val="right" w:leader="dot" w:pos="9638"/>
             </w:tabs>
             <w:rPr>
-              <w:rFonts w:asciiTheme="minorHAnsi" w:eastAsiaTheme="minorEastAsia" w:hAnsiTheme="minorHAnsi" w:cstheme="minorBidi"/>
+              <w:rFonts w:eastAsiaTheme="minorEastAsia" w:cs="Times"/>
               <w:smallCaps w:val="0"/>
               <w:noProof/>
               <w:kern w:val="2"/>
@@ -4423,12 +4977,14 @@
             <w:r>
               <w:rPr>
                 <w:rStyle w:val="Hyperlink"/>
+                <w:rFonts w:cs="Times"/>
                 <w:noProof/>
               </w:rPr>
               <w:t>3.4.5 Maintainability</w:t>
             </w:r>
             <w:r>
               <w:rPr>
+                <w:rFonts w:cs="Times"/>
                 <w:noProof/>
                 <w:webHidden/>
               </w:rPr>
@@ -4436,6 +4992,7 @@
             </w:r>
             <w:r>
               <w:rPr>
+                <w:rFonts w:cs="Times"/>
                 <w:noProof/>
                 <w:webHidden/>
               </w:rPr>
@@ -4443,6 +5000,7 @@
             </w:r>
             <w:r>
               <w:rPr>
+                <w:rFonts w:cs="Times"/>
                 <w:noProof/>
                 <w:webHidden/>
               </w:rPr>
@@ -4450,12 +5008,14 @@
             </w:r>
             <w:r>
               <w:rPr>
-                <w:noProof/>
-                <w:webHidden/>
-              </w:rPr>
-            </w:r>
-            <w:r>
-              <w:rPr>
+                <w:rFonts w:cs="Times"/>
+                <w:noProof/>
+                <w:webHidden/>
+              </w:rPr>
+            </w:r>
+            <w:r>
+              <w:rPr>
+                <w:rFonts w:cs="Times"/>
                 <w:noProof/>
                 <w:webHidden/>
               </w:rPr>
@@ -4463,6 +5023,7 @@
             </w:r>
             <w:r>
               <w:rPr>
+                <w:rFonts w:cs="Times"/>
                 <w:noProof/>
                 <w:webHidden/>
               </w:rPr>
@@ -4470,6 +5031,7 @@
             </w:r>
             <w:r>
               <w:rPr>
+                <w:rFonts w:cs="Times"/>
                 <w:noProof/>
                 <w:webHidden/>
               </w:rPr>
@@ -4484,7 +5046,7 @@
               <w:tab w:val="right" w:leader="dot" w:pos="9638"/>
             </w:tabs>
             <w:rPr>
-              <w:rFonts w:asciiTheme="minorHAnsi" w:eastAsiaTheme="minorEastAsia" w:hAnsiTheme="minorHAnsi" w:cstheme="minorBidi"/>
+              <w:rFonts w:eastAsiaTheme="minorEastAsia" w:cs="Times"/>
               <w:smallCaps w:val="0"/>
               <w:noProof/>
               <w:kern w:val="2"/>
@@ -4498,12 +5060,14 @@
             <w:r>
               <w:rPr>
                 <w:rStyle w:val="Hyperlink"/>
+                <w:rFonts w:cs="Times"/>
                 <w:noProof/>
               </w:rPr>
               <w:t>3.4.6 Portability</w:t>
             </w:r>
             <w:r>
               <w:rPr>
+                <w:rFonts w:cs="Times"/>
                 <w:noProof/>
                 <w:webHidden/>
               </w:rPr>
@@ -4511,6 +5075,7 @@
             </w:r>
             <w:r>
               <w:rPr>
+                <w:rFonts w:cs="Times"/>
                 <w:noProof/>
                 <w:webHidden/>
               </w:rPr>
@@ -4518,6 +5083,7 @@
             </w:r>
             <w:r>
               <w:rPr>
+                <w:rFonts w:cs="Times"/>
                 <w:noProof/>
                 <w:webHidden/>
               </w:rPr>
@@ -4525,12 +5091,14 @@
             </w:r>
             <w:r>
               <w:rPr>
-                <w:noProof/>
-                <w:webHidden/>
-              </w:rPr>
-            </w:r>
-            <w:r>
-              <w:rPr>
+                <w:rFonts w:cs="Times"/>
+                <w:noProof/>
+                <w:webHidden/>
+              </w:rPr>
+            </w:r>
+            <w:r>
+              <w:rPr>
+                <w:rFonts w:cs="Times"/>
                 <w:noProof/>
                 <w:webHidden/>
               </w:rPr>
@@ -4538,6 +5106,7 @@
             </w:r>
             <w:r>
               <w:rPr>
+                <w:rFonts w:cs="Times"/>
                 <w:noProof/>
                 <w:webHidden/>
               </w:rPr>
@@ -4545,6 +5114,7 @@
             </w:r>
             <w:r>
               <w:rPr>
+                <w:rFonts w:cs="Times"/>
                 <w:noProof/>
                 <w:webHidden/>
               </w:rPr>
@@ -4559,7 +5129,7 @@
               <w:tab w:val="right" w:leader="dot" w:pos="9638"/>
             </w:tabs>
             <w:rPr>
-              <w:rFonts w:asciiTheme="minorHAnsi" w:eastAsiaTheme="minorEastAsia" w:hAnsiTheme="minorHAnsi" w:cstheme="minorBidi"/>
+              <w:rFonts w:eastAsiaTheme="minorEastAsia" w:cs="Times"/>
               <w:b w:val="0"/>
               <w:caps w:val="0"/>
               <w:noProof/>
@@ -4574,6 +5144,7 @@
             <w:r>
               <w:rPr>
                 <w:rStyle w:val="Hyperlink"/>
+                <w:rFonts w:cs="Times"/>
                 <w:noProof/>
                 <w:lang w:val="en-GB"/>
               </w:rPr>
@@ -4581,6 +5152,7 @@
             </w:r>
             <w:r>
               <w:rPr>
+                <w:rFonts w:cs="Times"/>
                 <w:noProof/>
                 <w:webHidden/>
               </w:rPr>
@@ -4588,6 +5160,7 @@
             </w:r>
             <w:r>
               <w:rPr>
+                <w:rFonts w:cs="Times"/>
                 <w:noProof/>
                 <w:webHidden/>
               </w:rPr>
@@ -4595,6 +5168,7 @@
             </w:r>
             <w:r>
               <w:rPr>
+                <w:rFonts w:cs="Times"/>
                 <w:noProof/>
                 <w:webHidden/>
               </w:rPr>
@@ -4602,12 +5176,14 @@
             </w:r>
             <w:r>
               <w:rPr>
-                <w:noProof/>
-                <w:webHidden/>
-              </w:rPr>
-            </w:r>
-            <w:r>
-              <w:rPr>
+                <w:rFonts w:cs="Times"/>
+                <w:noProof/>
+                <w:webHidden/>
+              </w:rPr>
+            </w:r>
+            <w:r>
+              <w:rPr>
+                <w:rFonts w:cs="Times"/>
                 <w:noProof/>
                 <w:webHidden/>
               </w:rPr>
@@ -4615,6 +5191,7 @@
             </w:r>
             <w:r>
               <w:rPr>
+                <w:rFonts w:cs="Times"/>
                 <w:noProof/>
                 <w:webHidden/>
               </w:rPr>
@@ -4622,6 +5199,7 @@
             </w:r>
             <w:r>
               <w:rPr>
+                <w:rFonts w:cs="Times"/>
                 <w:noProof/>
                 <w:webHidden/>
               </w:rPr>
@@ -4636,7 +5214,7 @@
               <w:tab w:val="right" w:leader="dot" w:pos="9638"/>
             </w:tabs>
             <w:rPr>
-              <w:rFonts w:asciiTheme="minorHAnsi" w:eastAsiaTheme="minorEastAsia" w:hAnsiTheme="minorHAnsi" w:cstheme="minorBidi"/>
+              <w:rFonts w:eastAsiaTheme="minorEastAsia" w:cs="Times"/>
               <w:b w:val="0"/>
               <w:caps w:val="0"/>
               <w:noProof/>
@@ -4651,6 +5229,7 @@
             <w:r>
               <w:rPr>
                 <w:rStyle w:val="Hyperlink"/>
+                <w:rFonts w:cs="Times"/>
                 <w:noProof/>
                 <w:lang w:val="en-GB"/>
               </w:rPr>
@@ -4658,6 +5237,7 @@
             </w:r>
             <w:r>
               <w:rPr>
+                <w:rFonts w:cs="Times"/>
                 <w:noProof/>
                 <w:webHidden/>
               </w:rPr>
@@ -4665,6 +5245,7 @@
             </w:r>
             <w:r>
               <w:rPr>
+                <w:rFonts w:cs="Times"/>
                 <w:noProof/>
                 <w:webHidden/>
               </w:rPr>
@@ -4672,6 +5253,7 @@
             </w:r>
             <w:r>
               <w:rPr>
+                <w:rFonts w:cs="Times"/>
                 <w:noProof/>
                 <w:webHidden/>
               </w:rPr>
@@ -4679,12 +5261,14 @@
             </w:r>
             <w:r>
               <w:rPr>
-                <w:noProof/>
-                <w:webHidden/>
-              </w:rPr>
-            </w:r>
-            <w:r>
-              <w:rPr>
+                <w:rFonts w:cs="Times"/>
+                <w:noProof/>
+                <w:webHidden/>
+              </w:rPr>
+            </w:r>
+            <w:r>
+              <w:rPr>
+                <w:rFonts w:cs="Times"/>
                 <w:noProof/>
                 <w:webHidden/>
               </w:rPr>
@@ -4692,6 +5276,7 @@
             </w:r>
             <w:r>
               <w:rPr>
+                <w:rFonts w:cs="Times"/>
                 <w:noProof/>
                 <w:webHidden/>
               </w:rPr>
@@ -4699,6 +5284,7 @@
             </w:r>
             <w:r>
               <w:rPr>
+                <w:rFonts w:cs="Times"/>
                 <w:noProof/>
                 <w:webHidden/>
               </w:rPr>
@@ -4713,7 +5299,7 @@
               <w:tab w:val="right" w:leader="dot" w:pos="9638"/>
             </w:tabs>
             <w:rPr>
-              <w:rFonts w:asciiTheme="minorHAnsi" w:eastAsiaTheme="minorEastAsia" w:hAnsiTheme="minorHAnsi" w:cstheme="minorBidi"/>
+              <w:rFonts w:eastAsiaTheme="minorEastAsia" w:cs="Times"/>
               <w:b w:val="0"/>
               <w:caps w:val="0"/>
               <w:noProof/>
@@ -4728,6 +5314,7 @@
             <w:r>
               <w:rPr>
                 <w:rStyle w:val="Hyperlink"/>
+                <w:rFonts w:cs="Times"/>
                 <w:noProof/>
                 <w:lang w:val="en-GB"/>
               </w:rPr>
@@ -4735,6 +5322,7 @@
             </w:r>
             <w:r>
               <w:rPr>
+                <w:rFonts w:cs="Times"/>
                 <w:noProof/>
                 <w:webHidden/>
               </w:rPr>
@@ -4742,6 +5330,7 @@
             </w:r>
             <w:r>
               <w:rPr>
+                <w:rFonts w:cs="Times"/>
                 <w:noProof/>
                 <w:webHidden/>
               </w:rPr>
@@ -4749,6 +5338,7 @@
             </w:r>
             <w:r>
               <w:rPr>
+                <w:rFonts w:cs="Times"/>
                 <w:noProof/>
                 <w:webHidden/>
               </w:rPr>
@@ -4756,12 +5346,14 @@
             </w:r>
             <w:r>
               <w:rPr>
-                <w:noProof/>
-                <w:webHidden/>
-              </w:rPr>
-            </w:r>
-            <w:r>
-              <w:rPr>
+                <w:rFonts w:cs="Times"/>
+                <w:noProof/>
+                <w:webHidden/>
+              </w:rPr>
+            </w:r>
+            <w:r>
+              <w:rPr>
+                <w:rFonts w:cs="Times"/>
                 <w:noProof/>
                 <w:webHidden/>
               </w:rPr>
@@ -4769,6 +5361,7 @@
             </w:r>
             <w:r>
               <w:rPr>
+                <w:rFonts w:cs="Times"/>
                 <w:noProof/>
                 <w:webHidden/>
               </w:rPr>
@@ -4776,6 +5369,7 @@
             </w:r>
             <w:r>
               <w:rPr>
+                <w:rFonts w:cs="Times"/>
                 <w:noProof/>
                 <w:webHidden/>
               </w:rPr>
@@ -4790,7 +5384,7 @@
               <w:tab w:val="right" w:leader="dot" w:pos="9638"/>
             </w:tabs>
             <w:rPr>
-              <w:rFonts w:asciiTheme="minorHAnsi" w:eastAsiaTheme="minorEastAsia" w:hAnsiTheme="minorHAnsi" w:cstheme="minorBidi"/>
+              <w:rFonts w:eastAsiaTheme="minorEastAsia" w:cs="Times"/>
               <w:b w:val="0"/>
               <w:caps w:val="0"/>
               <w:noProof/>
@@ -4805,6 +5399,7 @@
             <w:r>
               <w:rPr>
                 <w:rStyle w:val="Hyperlink"/>
+                <w:rFonts w:cs="Times"/>
                 <w:noProof/>
                 <w:lang w:val="en-GB"/>
               </w:rPr>
@@ -4812,6 +5407,7 @@
             </w:r>
             <w:r>
               <w:rPr>
+                <w:rFonts w:cs="Times"/>
                 <w:noProof/>
                 <w:webHidden/>
               </w:rPr>
@@ -4819,6 +5415,7 @@
             </w:r>
             <w:r>
               <w:rPr>
+                <w:rFonts w:cs="Times"/>
                 <w:noProof/>
                 <w:webHidden/>
               </w:rPr>
@@ -4826,6 +5423,7 @@
             </w:r>
             <w:r>
               <w:rPr>
+                <w:rFonts w:cs="Times"/>
                 <w:noProof/>
                 <w:webHidden/>
               </w:rPr>
@@ -4833,12 +5431,14 @@
             </w:r>
             <w:r>
               <w:rPr>
-                <w:noProof/>
-                <w:webHidden/>
-              </w:rPr>
-            </w:r>
-            <w:r>
-              <w:rPr>
+                <w:rFonts w:cs="Times"/>
+                <w:noProof/>
+                <w:webHidden/>
+              </w:rPr>
+            </w:r>
+            <w:r>
+              <w:rPr>
+                <w:rFonts w:cs="Times"/>
                 <w:noProof/>
                 <w:webHidden/>
               </w:rPr>
@@ -4846,6 +5446,7 @@
             </w:r>
             <w:r>
               <w:rPr>
+                <w:rFonts w:cs="Times"/>
                 <w:noProof/>
                 <w:webHidden/>
               </w:rPr>
@@ -4853,6 +5454,7 @@
             </w:r>
             <w:r>
               <w:rPr>
+                <w:rFonts w:cs="Times"/>
                 <w:noProof/>
                 <w:webHidden/>
               </w:rPr>
@@ -4867,7 +5469,7 @@
               <w:tab w:val="right" w:leader="dot" w:pos="9638"/>
             </w:tabs>
             <w:rPr>
-              <w:rFonts w:asciiTheme="minorHAnsi" w:eastAsiaTheme="minorEastAsia" w:hAnsiTheme="minorHAnsi" w:cstheme="minorBidi"/>
+              <w:rFonts w:eastAsiaTheme="minorEastAsia" w:cs="Times"/>
               <w:b w:val="0"/>
               <w:caps w:val="0"/>
               <w:noProof/>
@@ -4882,6 +5484,7 @@
             <w:r>
               <w:rPr>
                 <w:rStyle w:val="Hyperlink"/>
+                <w:rFonts w:cs="Times"/>
                 <w:noProof/>
                 <w:lang w:val="en-GB"/>
               </w:rPr>
@@ -4889,6 +5492,7 @@
             </w:r>
             <w:r>
               <w:rPr>
+                <w:rFonts w:cs="Times"/>
                 <w:noProof/>
                 <w:webHidden/>
               </w:rPr>
@@ -4896,6 +5500,7 @@
             </w:r>
             <w:r>
               <w:rPr>
+                <w:rFonts w:cs="Times"/>
                 <w:noProof/>
                 <w:webHidden/>
               </w:rPr>
@@ -4903,6 +5508,7 @@
             </w:r>
             <w:r>
               <w:rPr>
+                <w:rFonts w:cs="Times"/>
                 <w:noProof/>
                 <w:webHidden/>
               </w:rPr>
@@ -4910,12 +5516,14 @@
             </w:r>
             <w:r>
               <w:rPr>
-                <w:noProof/>
-                <w:webHidden/>
-              </w:rPr>
-            </w:r>
-            <w:r>
-              <w:rPr>
+                <w:rFonts w:cs="Times"/>
+                <w:noProof/>
+                <w:webHidden/>
+              </w:rPr>
+            </w:r>
+            <w:r>
+              <w:rPr>
+                <w:rFonts w:cs="Times"/>
                 <w:noProof/>
                 <w:webHidden/>
               </w:rPr>
@@ -4923,6 +5531,7 @@
             </w:r>
             <w:r>
               <w:rPr>
+                <w:rFonts w:cs="Times"/>
                 <w:noProof/>
                 <w:webHidden/>
               </w:rPr>
@@ -4930,6 +5539,7 @@
             </w:r>
             <w:r>
               <w:rPr>
+                <w:rFonts w:cs="Times"/>
                 <w:noProof/>
                 <w:webHidden/>
               </w:rPr>
@@ -4944,7 +5554,7 @@
               <w:tab w:val="right" w:leader="dot" w:pos="9638"/>
             </w:tabs>
             <w:rPr>
-              <w:rFonts w:asciiTheme="minorHAnsi" w:eastAsiaTheme="minorEastAsia" w:hAnsiTheme="minorHAnsi" w:cstheme="minorBidi"/>
+              <w:rFonts w:eastAsiaTheme="minorEastAsia" w:cs="Times"/>
               <w:smallCaps w:val="0"/>
               <w:noProof/>
               <w:kern w:val="2"/>
@@ -4958,12 +5568,14 @@
             <w:r>
               <w:rPr>
                 <w:rStyle w:val="Hyperlink"/>
+                <w:rFonts w:cs="Times"/>
                 <w:noProof/>
               </w:rPr>
               <w:t>4.1 Use Case Diagrams</w:t>
             </w:r>
             <w:r>
               <w:rPr>
+                <w:rFonts w:cs="Times"/>
                 <w:noProof/>
                 <w:webHidden/>
               </w:rPr>
@@ -4971,6 +5583,7 @@
             </w:r>
             <w:r>
               <w:rPr>
+                <w:rFonts w:cs="Times"/>
                 <w:noProof/>
                 <w:webHidden/>
               </w:rPr>
@@ -4978,6 +5591,7 @@
             </w:r>
             <w:r>
               <w:rPr>
+                <w:rFonts w:cs="Times"/>
                 <w:noProof/>
                 <w:webHidden/>
               </w:rPr>
@@ -4985,12 +5599,14 @@
             </w:r>
             <w:r>
               <w:rPr>
-                <w:noProof/>
-                <w:webHidden/>
-              </w:rPr>
-            </w:r>
-            <w:r>
-              <w:rPr>
+                <w:rFonts w:cs="Times"/>
+                <w:noProof/>
+                <w:webHidden/>
+              </w:rPr>
+            </w:r>
+            <w:r>
+              <w:rPr>
+                <w:rFonts w:cs="Times"/>
                 <w:noProof/>
                 <w:webHidden/>
               </w:rPr>
@@ -4998,6 +5614,7 @@
             </w:r>
             <w:r>
               <w:rPr>
+                <w:rFonts w:cs="Times"/>
                 <w:noProof/>
                 <w:webHidden/>
               </w:rPr>
@@ -5005,6 +5622,7 @@
             </w:r>
             <w:r>
               <w:rPr>
+                <w:rFonts w:cs="Times"/>
                 <w:noProof/>
                 <w:webHidden/>
               </w:rPr>
@@ -5019,7 +5637,7 @@
               <w:tab w:val="right" w:leader="dot" w:pos="9638"/>
             </w:tabs>
             <w:rPr>
-              <w:rFonts w:asciiTheme="minorHAnsi" w:eastAsiaTheme="minorEastAsia" w:hAnsiTheme="minorHAnsi" w:cstheme="minorBidi"/>
+              <w:rFonts w:eastAsiaTheme="minorEastAsia" w:cs="Times"/>
               <w:smallCaps w:val="0"/>
               <w:noProof/>
               <w:kern w:val="2"/>
@@ -5033,12 +5651,14 @@
             <w:r>
               <w:rPr>
                 <w:rStyle w:val="Hyperlink"/>
+                <w:rFonts w:cs="Times"/>
                 <w:noProof/>
               </w:rPr>
               <w:t>4.2 Sequence Diagrams</w:t>
             </w:r>
             <w:r>
               <w:rPr>
+                <w:rFonts w:cs="Times"/>
                 <w:noProof/>
                 <w:webHidden/>
               </w:rPr>
@@ -5046,6 +5666,7 @@
             </w:r>
             <w:r>
               <w:rPr>
+                <w:rFonts w:cs="Times"/>
                 <w:noProof/>
                 <w:webHidden/>
               </w:rPr>
@@ -5053,6 +5674,7 @@
             </w:r>
             <w:r>
               <w:rPr>
+                <w:rFonts w:cs="Times"/>
                 <w:noProof/>
                 <w:webHidden/>
               </w:rPr>
@@ -5060,12 +5682,14 @@
             </w:r>
             <w:r>
               <w:rPr>
-                <w:noProof/>
-                <w:webHidden/>
-              </w:rPr>
-            </w:r>
-            <w:r>
-              <w:rPr>
+                <w:rFonts w:cs="Times"/>
+                <w:noProof/>
+                <w:webHidden/>
+              </w:rPr>
+            </w:r>
+            <w:r>
+              <w:rPr>
+                <w:rFonts w:cs="Times"/>
                 <w:noProof/>
                 <w:webHidden/>
               </w:rPr>
@@ -5073,6 +5697,7 @@
             </w:r>
             <w:r>
               <w:rPr>
+                <w:rFonts w:cs="Times"/>
                 <w:noProof/>
                 <w:webHidden/>
               </w:rPr>
@@ -5080,6 +5705,7 @@
             </w:r>
             <w:r>
               <w:rPr>
+                <w:rFonts w:cs="Times"/>
                 <w:noProof/>
                 <w:webHidden/>
               </w:rPr>
@@ -5094,7 +5720,7 @@
               <w:tab w:val="right" w:leader="dot" w:pos="9638"/>
             </w:tabs>
             <w:rPr>
-              <w:rFonts w:asciiTheme="minorHAnsi" w:eastAsiaTheme="minorEastAsia" w:hAnsiTheme="minorHAnsi" w:cstheme="minorBidi"/>
+              <w:rFonts w:eastAsiaTheme="minorEastAsia" w:cs="Times"/>
               <w:smallCaps w:val="0"/>
               <w:noProof/>
               <w:kern w:val="2"/>
@@ -5108,12 +5734,14 @@
             <w:r>
               <w:rPr>
                 <w:rStyle w:val="Hyperlink"/>
+                <w:rFonts w:cs="Times"/>
                 <w:noProof/>
               </w:rPr>
               <w:t>4.3 Data Flow Diagrams (DFD)</w:t>
             </w:r>
             <w:r>
               <w:rPr>
+                <w:rFonts w:cs="Times"/>
                 <w:noProof/>
                 <w:webHidden/>
               </w:rPr>
@@ -5121,6 +5749,7 @@
             </w:r>
             <w:r>
               <w:rPr>
+                <w:rFonts w:cs="Times"/>
                 <w:noProof/>
                 <w:webHidden/>
               </w:rPr>
@@ -5128,6 +5757,7 @@
             </w:r>
             <w:r>
               <w:rPr>
+                <w:rFonts w:cs="Times"/>
                 <w:noProof/>
                 <w:webHidden/>
               </w:rPr>
@@ -5135,12 +5765,14 @@
             </w:r>
             <w:r>
               <w:rPr>
-                <w:noProof/>
-                <w:webHidden/>
-              </w:rPr>
-            </w:r>
-            <w:r>
-              <w:rPr>
+                <w:rFonts w:cs="Times"/>
+                <w:noProof/>
+                <w:webHidden/>
+              </w:rPr>
+            </w:r>
+            <w:r>
+              <w:rPr>
+                <w:rFonts w:cs="Times"/>
                 <w:noProof/>
                 <w:webHidden/>
               </w:rPr>
@@ -5148,6 +5780,7 @@
             </w:r>
             <w:r>
               <w:rPr>
+                <w:rFonts w:cs="Times"/>
                 <w:noProof/>
                 <w:webHidden/>
               </w:rPr>
@@ -5155,6 +5788,7 @@
             </w:r>
             <w:r>
               <w:rPr>
+                <w:rFonts w:cs="Times"/>
                 <w:noProof/>
                 <w:webHidden/>
               </w:rPr>
@@ -5169,7 +5803,7 @@
               <w:tab w:val="right" w:leader="dot" w:pos="9638"/>
             </w:tabs>
             <w:rPr>
-              <w:rFonts w:asciiTheme="minorHAnsi" w:eastAsiaTheme="minorEastAsia" w:hAnsiTheme="minorHAnsi" w:cstheme="minorBidi"/>
+              <w:rFonts w:eastAsiaTheme="minorEastAsia" w:cs="Times"/>
               <w:smallCaps w:val="0"/>
               <w:noProof/>
               <w:kern w:val="2"/>
@@ -5183,12 +5817,14 @@
             <w:r>
               <w:rPr>
                 <w:rStyle w:val="Hyperlink"/>
+                <w:rFonts w:cs="Times"/>
                 <w:noProof/>
               </w:rPr>
               <w:t>4.4 State-Transition Diagrams (STD)</w:t>
             </w:r>
             <w:r>
               <w:rPr>
+                <w:rFonts w:cs="Times"/>
                 <w:noProof/>
                 <w:webHidden/>
               </w:rPr>
@@ -5196,6 +5832,7 @@
             </w:r>
             <w:r>
               <w:rPr>
+                <w:rFonts w:cs="Times"/>
                 <w:noProof/>
                 <w:webHidden/>
               </w:rPr>
@@ -5203,6 +5840,7 @@
             </w:r>
             <w:r>
               <w:rPr>
+                <w:rFonts w:cs="Times"/>
                 <w:noProof/>
                 <w:webHidden/>
               </w:rPr>
@@ -5210,12 +5848,14 @@
             </w:r>
             <w:r>
               <w:rPr>
-                <w:noProof/>
-                <w:webHidden/>
-              </w:rPr>
-            </w:r>
-            <w:r>
-              <w:rPr>
+                <w:rFonts w:cs="Times"/>
+                <w:noProof/>
+                <w:webHidden/>
+              </w:rPr>
+            </w:r>
+            <w:r>
+              <w:rPr>
+                <w:rFonts w:cs="Times"/>
                 <w:noProof/>
                 <w:webHidden/>
               </w:rPr>
@@ -5223,6 +5863,7 @@
             </w:r>
             <w:r>
               <w:rPr>
+                <w:rFonts w:cs="Times"/>
                 <w:noProof/>
                 <w:webHidden/>
               </w:rPr>
@@ -5230,6 +5871,7 @@
             </w:r>
             <w:r>
               <w:rPr>
+                <w:rFonts w:cs="Times"/>
                 <w:noProof/>
                 <w:webHidden/>
               </w:rPr>
@@ -5244,7 +5886,7 @@
               <w:tab w:val="right" w:leader="dot" w:pos="9638"/>
             </w:tabs>
             <w:rPr>
-              <w:rFonts w:asciiTheme="minorHAnsi" w:eastAsiaTheme="minorEastAsia" w:hAnsiTheme="minorHAnsi" w:cstheme="minorBidi"/>
+              <w:rFonts w:eastAsiaTheme="minorEastAsia" w:cs="Times"/>
               <w:b w:val="0"/>
               <w:caps w:val="0"/>
               <w:noProof/>
@@ -5259,6 +5901,7 @@
             <w:r>
               <w:rPr>
                 <w:rStyle w:val="Hyperlink"/>
+                <w:rFonts w:cs="Times"/>
                 <w:noProof/>
                 <w:lang w:val="en-GB"/>
               </w:rPr>
@@ -5266,6 +5909,7 @@
             </w:r>
             <w:r>
               <w:rPr>
+                <w:rFonts w:cs="Times"/>
                 <w:noProof/>
                 <w:webHidden/>
               </w:rPr>
@@ -5273,6 +5917,7 @@
             </w:r>
             <w:r>
               <w:rPr>
+                <w:rFonts w:cs="Times"/>
                 <w:noProof/>
                 <w:webHidden/>
               </w:rPr>
@@ -5280,6 +5925,7 @@
             </w:r>
             <w:r>
               <w:rPr>
+                <w:rFonts w:cs="Times"/>
                 <w:noProof/>
                 <w:webHidden/>
               </w:rPr>
@@ -5287,12 +5933,14 @@
             </w:r>
             <w:r>
               <w:rPr>
-                <w:noProof/>
-                <w:webHidden/>
-              </w:rPr>
-            </w:r>
-            <w:r>
-              <w:rPr>
+                <w:rFonts w:cs="Times"/>
+                <w:noProof/>
+                <w:webHidden/>
+              </w:rPr>
+            </w:r>
+            <w:r>
+              <w:rPr>
+                <w:rFonts w:cs="Times"/>
                 <w:noProof/>
                 <w:webHidden/>
               </w:rPr>
@@ -5300,6 +5948,7 @@
             </w:r>
             <w:r>
               <w:rPr>
+                <w:rFonts w:cs="Times"/>
                 <w:noProof/>
                 <w:webHidden/>
               </w:rPr>
@@ -5307,6 +5956,7 @@
             </w:r>
             <w:r>
               <w:rPr>
+                <w:rFonts w:cs="Times"/>
                 <w:noProof/>
                 <w:webHidden/>
               </w:rPr>
@@ -5321,7 +5971,7 @@
               <w:tab w:val="right" w:leader="dot" w:pos="9638"/>
             </w:tabs>
             <w:rPr>
-              <w:rFonts w:asciiTheme="minorHAnsi" w:eastAsiaTheme="minorEastAsia" w:hAnsiTheme="minorHAnsi" w:cstheme="minorBidi"/>
+              <w:rFonts w:eastAsiaTheme="minorEastAsia" w:cs="Times"/>
               <w:b w:val="0"/>
               <w:caps w:val="0"/>
               <w:noProof/>
@@ -5336,6 +5986,7 @@
             <w:r>
               <w:rPr>
                 <w:rStyle w:val="Hyperlink"/>
+                <w:rFonts w:cs="Times"/>
                 <w:noProof/>
                 <w:lang w:val="en-GB"/>
               </w:rPr>
@@ -5343,6 +5994,7 @@
             </w:r>
             <w:r>
               <w:rPr>
+                <w:rFonts w:cs="Times"/>
                 <w:noProof/>
                 <w:webHidden/>
               </w:rPr>
@@ -5350,6 +6002,7 @@
             </w:r>
             <w:r>
               <w:rPr>
+                <w:rFonts w:cs="Times"/>
                 <w:noProof/>
                 <w:webHidden/>
               </w:rPr>
@@ -5357,6 +6010,7 @@
             </w:r>
             <w:r>
               <w:rPr>
+                <w:rFonts w:cs="Times"/>
                 <w:noProof/>
                 <w:webHidden/>
               </w:rPr>
@@ -5364,12 +6018,14 @@
             </w:r>
             <w:r>
               <w:rPr>
-                <w:noProof/>
-                <w:webHidden/>
-              </w:rPr>
-            </w:r>
-            <w:r>
-              <w:rPr>
+                <w:rFonts w:cs="Times"/>
+                <w:noProof/>
+                <w:webHidden/>
+              </w:rPr>
+            </w:r>
+            <w:r>
+              <w:rPr>
+                <w:rFonts w:cs="Times"/>
                 <w:noProof/>
                 <w:webHidden/>
               </w:rPr>
@@ -5377,6 +6033,7 @@
             </w:r>
             <w:r>
               <w:rPr>
+                <w:rFonts w:cs="Times"/>
                 <w:noProof/>
                 <w:webHidden/>
               </w:rPr>
@@ -5384,6 +6041,7 @@
             </w:r>
             <w:r>
               <w:rPr>
+                <w:rFonts w:cs="Times"/>
                 <w:noProof/>
                 <w:webHidden/>
               </w:rPr>
@@ -5398,7 +6056,7 @@
               <w:tab w:val="right" w:leader="dot" w:pos="9638"/>
             </w:tabs>
             <w:rPr>
-              <w:rFonts w:asciiTheme="minorHAnsi" w:eastAsiaTheme="minorEastAsia" w:hAnsiTheme="minorHAnsi" w:cstheme="minorBidi"/>
+              <w:rFonts w:eastAsiaTheme="minorEastAsia" w:cs="Times"/>
               <w:smallCaps w:val="0"/>
               <w:noProof/>
               <w:kern w:val="2"/>
@@ -5412,12 +6070,14 @@
             <w:r>
               <w:rPr>
                 <w:rStyle w:val="Hyperlink"/>
+                <w:rFonts w:cs="Times"/>
                 <w:noProof/>
               </w:rPr>
               <w:t>A.1 Appendix 1</w:t>
             </w:r>
             <w:r>
               <w:rPr>
+                <w:rFonts w:cs="Times"/>
                 <w:noProof/>
                 <w:webHidden/>
               </w:rPr>
@@ -5425,6 +6085,7 @@
             </w:r>
             <w:r>
               <w:rPr>
+                <w:rFonts w:cs="Times"/>
                 <w:noProof/>
                 <w:webHidden/>
               </w:rPr>
@@ -5432,6 +6093,7 @@
             </w:r>
             <w:r>
               <w:rPr>
+                <w:rFonts w:cs="Times"/>
                 <w:noProof/>
                 <w:webHidden/>
               </w:rPr>
@@ -5439,12 +6101,14 @@
             </w:r>
             <w:r>
               <w:rPr>
-                <w:noProof/>
-                <w:webHidden/>
-              </w:rPr>
-            </w:r>
-            <w:r>
-              <w:rPr>
+                <w:rFonts w:cs="Times"/>
+                <w:noProof/>
+                <w:webHidden/>
+              </w:rPr>
+            </w:r>
+            <w:r>
+              <w:rPr>
+                <w:rFonts w:cs="Times"/>
                 <w:noProof/>
                 <w:webHidden/>
               </w:rPr>
@@ -5452,6 +6116,7 @@
             </w:r>
             <w:r>
               <w:rPr>
+                <w:rFonts w:cs="Times"/>
                 <w:noProof/>
                 <w:webHidden/>
               </w:rPr>
@@ -5459,6 +6124,7 @@
             </w:r>
             <w:r>
               <w:rPr>
+                <w:rFonts w:cs="Times"/>
                 <w:noProof/>
                 <w:webHidden/>
               </w:rPr>
@@ -5473,7 +6139,7 @@
               <w:tab w:val="right" w:leader="dot" w:pos="9638"/>
             </w:tabs>
             <w:rPr>
-              <w:rFonts w:asciiTheme="minorHAnsi" w:eastAsiaTheme="minorEastAsia" w:hAnsiTheme="minorHAnsi" w:cstheme="minorBidi"/>
+              <w:rFonts w:eastAsiaTheme="minorEastAsia" w:cs="Times"/>
               <w:smallCaps w:val="0"/>
               <w:noProof/>
               <w:kern w:val="2"/>
@@ -5487,12 +6153,14 @@
             <w:r>
               <w:rPr>
                 <w:rStyle w:val="Hyperlink"/>
+                <w:rFonts w:cs="Times"/>
                 <w:noProof/>
               </w:rPr>
               <w:t>A.2 Appendix 2</w:t>
             </w:r>
             <w:r>
               <w:rPr>
+                <w:rFonts w:cs="Times"/>
                 <w:noProof/>
                 <w:webHidden/>
               </w:rPr>
@@ -5500,6 +6168,7 @@
             </w:r>
             <w:r>
               <w:rPr>
+                <w:rFonts w:cs="Times"/>
                 <w:noProof/>
                 <w:webHidden/>
               </w:rPr>
@@ -5507,6 +6176,7 @@
             </w:r>
             <w:r>
               <w:rPr>
+                <w:rFonts w:cs="Times"/>
                 <w:noProof/>
                 <w:webHidden/>
               </w:rPr>
@@ -5514,12 +6184,14 @@
             </w:r>
             <w:r>
               <w:rPr>
-                <w:noProof/>
-                <w:webHidden/>
-              </w:rPr>
-            </w:r>
-            <w:r>
-              <w:rPr>
+                <w:rFonts w:cs="Times"/>
+                <w:noProof/>
+                <w:webHidden/>
+              </w:rPr>
+            </w:r>
+            <w:r>
+              <w:rPr>
+                <w:rFonts w:cs="Times"/>
                 <w:noProof/>
                 <w:webHidden/>
               </w:rPr>
@@ -5527,6 +6199,7 @@
             </w:r>
             <w:r>
               <w:rPr>
+                <w:rFonts w:cs="Times"/>
                 <w:noProof/>
                 <w:webHidden/>
               </w:rPr>
@@ -5534,6 +6207,7 @@
             </w:r>
             <w:r>
               <w:rPr>
+                <w:rFonts w:cs="Times"/>
                 <w:noProof/>
                 <w:webHidden/>
               </w:rPr>
@@ -5544,6 +6218,7 @@
         <w:p>
           <w:r>
             <w:rPr>
+              <w:rFonts w:cs="Times"/>
               <w:b/>
               <w:caps/>
               <w:sz w:val="20"/>
@@ -5595,8 +6270,8 @@
           <w:szCs w:val="24"/>
         </w:rPr>
         <w:sectPr>
-          <w:headerReference w:type="default" r:id="rId8"/>
-          <w:footerReference w:type="default" r:id="rId9"/>
+          <w:headerReference w:type="default" r:id="rId9"/>
+          <w:footerReference w:type="default" r:id="rId10"/>
           <w:pgSz w:w="12240" w:h="15840" w:code="1"/>
           <w:pgMar w:top="1440" w:right="1296" w:bottom="1440" w:left="1296" w:header="720" w:footer="720" w:gutter="0"/>
           <w:pgNumType w:fmt="lowerRoman" w:start="1"/>
@@ -5931,7 +6606,7 @@
           <w:szCs w:val="24"/>
         </w:rPr>
       </w:pPr>
-      <w:hyperlink r:id="rId10" w:history="1">
+      <w:hyperlink r:id="rId11" w:history="1">
         <w:r>
           <w:rPr>
             <w:rStyle w:val="Hyperlink"/>
@@ -5957,7 +6632,7 @@
           <w:szCs w:val="24"/>
         </w:rPr>
       </w:pPr>
-      <w:hyperlink r:id="rId11" w:history="1">
+      <w:hyperlink r:id="rId12" w:history="1">
         <w:r>
           <w:rPr>
             <w:rStyle w:val="Hyperlink"/>
@@ -5994,7 +6669,7 @@
           <w:szCs w:val="24"/>
         </w:rPr>
       </w:pPr>
-      <w:hyperlink r:id="rId12" w:history="1">
+      <w:hyperlink r:id="rId13" w:history="1">
         <w:r>
           <w:rPr>
             <w:rStyle w:val="Hyperlink"/>
@@ -6020,7 +6695,7 @@
           <w:szCs w:val="24"/>
         </w:rPr>
       </w:pPr>
-      <w:hyperlink r:id="rId13" w:history="1">
+      <w:hyperlink r:id="rId14" w:history="1">
         <w:r>
           <w:rPr>
             <w:rStyle w:val="Hyperlink"/>
@@ -6057,7 +6732,7 @@
           <w:szCs w:val="24"/>
         </w:rPr>
       </w:pPr>
-      <w:hyperlink r:id="rId14" w:history="1">
+      <w:hyperlink r:id="rId15" w:history="1">
         <w:proofErr w:type="spellStart"/>
         <w:r>
           <w:rPr>
@@ -6126,7 +6801,7 @@
           <w:szCs w:val="24"/>
         </w:rPr>
       </w:pPr>
-      <w:hyperlink r:id="rId15" w:history="1">
+      <w:hyperlink r:id="rId16" w:history="1">
         <w:r>
           <w:rPr>
             <w:rStyle w:val="Hyperlink"/>
@@ -6160,7 +6835,7 @@
         </w:rPr>
         <w:t xml:space="preserve"> </w:t>
       </w:r>
-      <w:hyperlink r:id="rId16" w:history="1">
+      <w:hyperlink r:id="rId17" w:history="1">
         <w:r>
           <w:rPr>
             <w:rStyle w:val="Hyperlink"/>
@@ -6194,7 +6869,7 @@
         </w:rPr>
         <w:t xml:space="preserve"> </w:t>
       </w:r>
-      <w:hyperlink r:id="rId17" w:history="1">
+      <w:hyperlink r:id="rId18" w:history="1">
         <w:r>
           <w:rPr>
             <w:rStyle w:val="Hyperlink"/>
@@ -6376,7 +7051,6 @@
           <w:szCs w:val="24"/>
         </w:rPr>
       </w:pPr>
-      <w:proofErr w:type="spellStart"/>
       <w:r>
         <w:rPr>
           <w:rFonts w:cs="Times"/>
@@ -6387,7 +7061,6 @@
         </w:rPr>
         <w:t>AboutPage</w:t>
       </w:r>
-      <w:proofErr w:type="spellEnd"/>
       <w:r>
         <w:rPr>
           <w:rFonts w:cs="Times"/>
@@ -11391,7 +12064,7 @@
                     </pic:cNvPicPr>
                   </pic:nvPicPr>
                   <pic:blipFill>
-                    <a:blip r:embed="rId18" cstate="print">
+                    <a:blip r:embed="rId19" cstate="print">
                       <a:extLst>
                         <a:ext uri="{28A0092B-C50C-407E-A947-70E740481C1C}">
                           <a14:useLocalDpi xmlns:a14="http://schemas.microsoft.com/office/drawing/2010/main" val="0"/>
@@ -11602,7 +12275,7 @@
                     </pic:cNvPicPr>
                   </pic:nvPicPr>
                   <pic:blipFill>
-                    <a:blip r:embed="rId19" cstate="print">
+                    <a:blip r:embed="rId20" cstate="print">
                       <a:extLst>
                         <a:ext uri="{28A0092B-C50C-407E-A947-70E740481C1C}">
                           <a14:useLocalDpi xmlns:a14="http://schemas.microsoft.com/office/drawing/2010/main" val="0"/>
@@ -11813,7 +12486,7 @@
                     </pic:cNvPicPr>
                   </pic:nvPicPr>
                   <pic:blipFill>
-                    <a:blip r:embed="rId20" cstate="print">
+                    <a:blip r:embed="rId21" cstate="print">
                       <a:extLst>
                         <a:ext uri="{28A0092B-C50C-407E-A947-70E740481C1C}">
                           <a14:useLocalDpi xmlns:a14="http://schemas.microsoft.com/office/drawing/2010/main" val="0"/>
@@ -12303,7 +12976,7 @@
                     </pic:cNvPicPr>
                   </pic:nvPicPr>
                   <pic:blipFill>
-                    <a:blip r:embed="rId21" cstate="print">
+                    <a:blip r:embed="rId22" cstate="print">
                       <a:extLst>
                         <a:ext uri="{28A0092B-C50C-407E-A947-70E740481C1C}">
                           <a14:useLocalDpi xmlns:a14="http://schemas.microsoft.com/office/drawing/2010/main" val="0"/>
@@ -13717,8 +14390,16 @@
   <w:p>
     <w:pPr>
       <w:pStyle w:val="Header"/>
+      <w:rPr>
+        <w:sz w:val="18"/>
+        <w:szCs w:val="14"/>
+      </w:rPr>
     </w:pPr>
     <w:r>
+      <w:rPr>
+        <w:sz w:val="18"/>
+        <w:szCs w:val="14"/>
+      </w:rPr>
       <w:t>EDUCONNECT+</w:t>
     </w:r>
   </w:p>
@@ -19672,6 +20353,7 @@
   <w:style w:type="character" w:default="1" w:styleId="DefaultParagraphFont">
     <w:name w:val="Default Paragraph Font"/>
     <w:uiPriority w:val="1"/>
+    <w:semiHidden/>
     <w:unhideWhenUsed/>
   </w:style>
   <w:style w:type="table" w:default="1" w:styleId="TableNormal">
@@ -19974,6 +20656,180 @@
       <w:color w:val="2F5496" w:themeColor="accent1" w:themeShade="BF"/>
       <w:szCs w:val="32"/>
     </w:rPr>
+  </w:style>
+  <w:style w:type="table" w:styleId="TableGrid">
+    <w:name w:val="Table Grid"/>
+    <w:basedOn w:val="TableNormal"/>
+    <w:uiPriority w:val="39"/>
+    <w:rsid w:val="000248C7"/>
+    <w:pPr>
+      <w:spacing w:after="0" w:line="240" w:lineRule="auto"/>
+    </w:pPr>
+    <w:tblPr>
+      <w:tblBorders>
+        <w:top w:val="single" w:sz="4" w:space="0" w:color="auto"/>
+        <w:left w:val="single" w:sz="4" w:space="0" w:color="auto"/>
+        <w:bottom w:val="single" w:sz="4" w:space="0" w:color="auto"/>
+        <w:right w:val="single" w:sz="4" w:space="0" w:color="auto"/>
+        <w:insideH w:val="single" w:sz="4" w:space="0" w:color="auto"/>
+        <w:insideV w:val="single" w:sz="4" w:space="0" w:color="auto"/>
+      </w:tblBorders>
+    </w:tblPr>
+  </w:style>
+  <w:style w:type="table" w:styleId="ListTable6Colorful-Accent3">
+    <w:name w:val="List Table 6 Colorful Accent 3"/>
+    <w:basedOn w:val="TableNormal"/>
+    <w:uiPriority w:val="51"/>
+    <w:rsid w:val="000248C7"/>
+    <w:pPr>
+      <w:spacing w:after="0" w:line="240" w:lineRule="auto"/>
+    </w:pPr>
+    <w:rPr>
+      <w:color w:val="7B7B7B" w:themeColor="accent3" w:themeShade="BF"/>
+    </w:rPr>
+    <w:tblPr>
+      <w:tblStyleRowBandSize w:val="1"/>
+      <w:tblStyleColBandSize w:val="1"/>
+      <w:tblBorders>
+        <w:top w:val="single" w:sz="4" w:space="0" w:color="A5A5A5" w:themeColor="accent3"/>
+        <w:bottom w:val="single" w:sz="4" w:space="0" w:color="A5A5A5" w:themeColor="accent3"/>
+      </w:tblBorders>
+    </w:tblPr>
+    <w:tblStylePr w:type="firstRow">
+      <w:rPr>
+        <w:b/>
+        <w:bCs/>
+      </w:rPr>
+      <w:tblPr/>
+      <w:tcPr>
+        <w:tcBorders>
+          <w:bottom w:val="single" w:sz="4" w:space="0" w:color="A5A5A5" w:themeColor="accent3"/>
+        </w:tcBorders>
+      </w:tcPr>
+    </w:tblStylePr>
+    <w:tblStylePr w:type="lastRow">
+      <w:rPr>
+        <w:b/>
+        <w:bCs/>
+      </w:rPr>
+      <w:tblPr/>
+      <w:tcPr>
+        <w:tcBorders>
+          <w:top w:val="double" w:sz="4" w:space="0" w:color="A5A5A5" w:themeColor="accent3"/>
+        </w:tcBorders>
+      </w:tcPr>
+    </w:tblStylePr>
+    <w:tblStylePr w:type="firstCol">
+      <w:rPr>
+        <w:b/>
+        <w:bCs/>
+      </w:rPr>
+    </w:tblStylePr>
+    <w:tblStylePr w:type="lastCol">
+      <w:rPr>
+        <w:b/>
+        <w:bCs/>
+      </w:rPr>
+    </w:tblStylePr>
+    <w:tblStylePr w:type="band1Vert">
+      <w:tblPr/>
+      <w:tcPr>
+        <w:shd w:val="clear" w:color="auto" w:fill="EDEDED" w:themeFill="accent3" w:themeFillTint="33"/>
+      </w:tcPr>
+    </w:tblStylePr>
+    <w:tblStylePr w:type="band1Horz">
+      <w:tblPr/>
+      <w:tcPr>
+        <w:shd w:val="clear" w:color="auto" w:fill="EDEDED" w:themeFill="accent3" w:themeFillTint="33"/>
+      </w:tcPr>
+    </w:tblStylePr>
+  </w:style>
+  <w:style w:type="table" w:styleId="ListTable6Colorful">
+    <w:name w:val="List Table 6 Colorful"/>
+    <w:basedOn w:val="TableNormal"/>
+    <w:uiPriority w:val="51"/>
+    <w:rsid w:val="000248C7"/>
+    <w:pPr>
+      <w:spacing w:after="0" w:line="240" w:lineRule="auto"/>
+    </w:pPr>
+    <w:rPr>
+      <w:color w:val="000000" w:themeColor="text1"/>
+    </w:rPr>
+    <w:tblPr>
+      <w:tblStyleRowBandSize w:val="1"/>
+      <w:tblStyleColBandSize w:val="1"/>
+      <w:tblBorders>
+        <w:top w:val="single" w:sz="4" w:space="0" w:color="000000" w:themeColor="text1"/>
+        <w:bottom w:val="single" w:sz="4" w:space="0" w:color="000000" w:themeColor="text1"/>
+      </w:tblBorders>
+    </w:tblPr>
+    <w:tblStylePr w:type="firstRow">
+      <w:rPr>
+        <w:b/>
+        <w:bCs/>
+      </w:rPr>
+      <w:tblPr/>
+      <w:tcPr>
+        <w:tcBorders>
+          <w:bottom w:val="single" w:sz="4" w:space="0" w:color="000000" w:themeColor="text1"/>
+        </w:tcBorders>
+      </w:tcPr>
+    </w:tblStylePr>
+    <w:tblStylePr w:type="lastRow">
+      <w:rPr>
+        <w:b/>
+        <w:bCs/>
+      </w:rPr>
+      <w:tblPr/>
+      <w:tcPr>
+        <w:tcBorders>
+          <w:top w:val="double" w:sz="4" w:space="0" w:color="000000" w:themeColor="text1"/>
+        </w:tcBorders>
+      </w:tcPr>
+    </w:tblStylePr>
+    <w:tblStylePr w:type="firstCol">
+      <w:rPr>
+        <w:b/>
+        <w:bCs/>
+      </w:rPr>
+    </w:tblStylePr>
+    <w:tblStylePr w:type="lastCol">
+      <w:rPr>
+        <w:b/>
+        <w:bCs/>
+      </w:rPr>
+    </w:tblStylePr>
+    <w:tblStylePr w:type="band1Vert">
+      <w:tblPr/>
+      <w:tcPr>
+        <w:shd w:val="clear" w:color="auto" w:fill="CCCCCC" w:themeFill="text1" w:themeFillTint="33"/>
+      </w:tcPr>
+    </w:tblStylePr>
+    <w:tblStylePr w:type="band1Horz">
+      <w:tblPr/>
+      <w:tcPr>
+        <w:shd w:val="clear" w:color="auto" w:fill="CCCCCC" w:themeFill="text1" w:themeFillTint="33"/>
+      </w:tcPr>
+    </w:tblStylePr>
+  </w:style>
+  <w:style w:type="table" w:styleId="TableGridLight">
+    <w:name w:val="Grid Table Light"/>
+    <w:basedOn w:val="TableNormal"/>
+    <w:uiPriority w:val="40"/>
+    <w:rsid w:val="00DC40F3"/>
+    <w:pPr>
+      <w:spacing w:after="0" w:line="240" w:lineRule="auto"/>
+    </w:pPr>
+    <w:tblPr>
+      <w:tblBorders>
+        <w:top w:val="single" w:sz="4" w:space="0" w:color="BFBFBF" w:themeColor="background1" w:themeShade="BF"/>
+        <w:left w:val="single" w:sz="4" w:space="0" w:color="BFBFBF" w:themeColor="background1" w:themeShade="BF"/>
+        <w:bottom w:val="single" w:sz="4" w:space="0" w:color="BFBFBF" w:themeColor="background1" w:themeShade="BF"/>
+        <w:right w:val="single" w:sz="4" w:space="0" w:color="BFBFBF" w:themeColor="background1" w:themeShade="BF"/>
+        <w:insideH w:val="single" w:sz="4" w:space="0" w:color="BFBFBF" w:themeColor="background1" w:themeShade="BF"/>
+        <w:insideV w:val="single" w:sz="4" w:space="0" w:color="BFBFBF" w:themeColor="background1" w:themeShade="BF"/>
+      </w:tblBorders>
+    </w:tblPr>
   </w:style>
 </w:styles>
 </file>

--- a/EDUCONNECT SRS.docx
+++ b/EDUCONNECT SRS.docx
@@ -17,22 +17,97 @@
           <w:noProof/>
         </w:rPr>
         <w:drawing>
-          <wp:anchor distT="0" distB="0" distL="114300" distR="114300" simplePos="0" relativeHeight="251660288" behindDoc="1" locked="0" layoutInCell="1" allowOverlap="1" wp14:anchorId="14986333" wp14:editId="27C416E2">
+          <wp:anchor distT="0" distB="0" distL="114300" distR="114300" simplePos="0" relativeHeight="251659264" behindDoc="1" locked="0" layoutInCell="1" allowOverlap="1" wp14:anchorId="35225AEB" wp14:editId="51BC9EB7">
             <wp:simplePos x="0" y="0"/>
             <wp:positionH relativeFrom="column">
-              <wp:posOffset>5481955</wp:posOffset>
+              <wp:posOffset>-41910</wp:posOffset>
             </wp:positionH>
             <wp:positionV relativeFrom="paragraph">
-              <wp:posOffset>-66675</wp:posOffset>
+              <wp:posOffset>76200</wp:posOffset>
             </wp:positionV>
-            <wp:extent cx="855345" cy="804545"/>
-            <wp:effectExtent l="0" t="0" r="1905" b="0"/>
+            <wp:extent cx="895350" cy="842010"/>
+            <wp:effectExtent l="0" t="0" r="0" b="0"/>
             <wp:wrapTight wrapText="bothSides">
               <wp:wrapPolygon edited="0">
                 <wp:start x="0" y="0"/>
-                <wp:lineTo x="0" y="20969"/>
-                <wp:lineTo x="21167" y="20969"/>
-                <wp:lineTo x="21167" y="0"/>
+                <wp:lineTo x="0" y="21014"/>
+                <wp:lineTo x="21140" y="21014"/>
+                <wp:lineTo x="21140" y="0"/>
+                <wp:lineTo x="0" y="0"/>
+              </wp:wrapPolygon>
+            </wp:wrapTight>
+            <wp:docPr id="601353423" name="Picture 1"/>
+            <wp:cNvGraphicFramePr>
+              <a:graphicFrameLocks xmlns:a="http://schemas.openxmlformats.org/drawingml/2006/main" noChangeAspect="1"/>
+            </wp:cNvGraphicFramePr>
+            <a:graphic xmlns:a="http://schemas.openxmlformats.org/drawingml/2006/main">
+              <a:graphicData uri="http://schemas.openxmlformats.org/drawingml/2006/picture">
+                <pic:pic xmlns:pic="http://schemas.openxmlformats.org/drawingml/2006/picture">
+                  <pic:nvPicPr>
+                    <pic:cNvPr id="0" name="Picture 1"/>
+                    <pic:cNvPicPr>
+                      <a:picLocks noChangeAspect="1" noChangeArrowheads="1"/>
+                    </pic:cNvPicPr>
+                  </pic:nvPicPr>
+                  <pic:blipFill>
+                    <a:blip r:embed="rId8">
+                      <a:extLst>
+                        <a:ext uri="{28A0092B-C50C-407E-A947-70E740481C1C}">
+                          <a14:useLocalDpi xmlns:a14="http://schemas.microsoft.com/office/drawing/2010/main" val="0"/>
+                        </a:ext>
+                      </a:extLst>
+                    </a:blip>
+                    <a:srcRect l="7907"/>
+                    <a:stretch>
+                      <a:fillRect/>
+                    </a:stretch>
+                  </pic:blipFill>
+                  <pic:spPr bwMode="auto">
+                    <a:xfrm>
+                      <a:off x="0" y="0"/>
+                      <a:ext cx="895350" cy="842010"/>
+                    </a:xfrm>
+                    <a:prstGeom prst="rect">
+                      <a:avLst/>
+                    </a:prstGeom>
+                    <a:noFill/>
+                    <a:ln>
+                      <a:noFill/>
+                    </a:ln>
+                  </pic:spPr>
+                </pic:pic>
+              </a:graphicData>
+            </a:graphic>
+            <wp14:sizeRelH relativeFrom="page">
+              <wp14:pctWidth>0</wp14:pctWidth>
+            </wp14:sizeRelH>
+            <wp14:sizeRelV relativeFrom="page">
+              <wp14:pctHeight>0</wp14:pctHeight>
+            </wp14:sizeRelV>
+          </wp:anchor>
+        </w:drawing>
+      </w:r>
+      <w:r>
+        <w:rPr>
+          <w:noProof/>
+        </w:rPr>
+        <w:drawing>
+          <wp:anchor distT="0" distB="0" distL="114300" distR="114300" simplePos="0" relativeHeight="251660288" behindDoc="1" locked="0" layoutInCell="1" allowOverlap="1" wp14:anchorId="14986333" wp14:editId="6D2A4234">
+            <wp:simplePos x="0" y="0"/>
+            <wp:positionH relativeFrom="column">
+              <wp:posOffset>5267960</wp:posOffset>
+            </wp:positionH>
+            <wp:positionV relativeFrom="paragraph">
+              <wp:posOffset>0</wp:posOffset>
+            </wp:positionV>
+            <wp:extent cx="935990" cy="880745"/>
+            <wp:effectExtent l="0" t="0" r="0" b="0"/>
+            <wp:wrapTight wrapText="bothSides">
+              <wp:wrapPolygon edited="0">
+                <wp:start x="0" y="0"/>
+                <wp:lineTo x="0" y="21024"/>
+                <wp:lineTo x="21102" y="21024"/>
+                <wp:lineTo x="21102" y="0"/>
                 <wp:lineTo x="0" y="0"/>
               </wp:wrapPolygon>
             </wp:wrapTight>
@@ -65,7 +140,7 @@
                   <pic:spPr bwMode="auto">
                     <a:xfrm>
                       <a:off x="0" y="0"/>
-                      <a:ext cx="855345" cy="804545"/>
+                      <a:ext cx="935990" cy="880745"/>
                     </a:xfrm>
                     <a:prstGeom prst="rect">
                       <a:avLst/>
@@ -89,78 +164,9 @@
       </w:r>
       <w:r>
         <w:rPr>
-          <w:noProof/>
-        </w:rPr>
-        <w:drawing>
-          <wp:anchor distT="0" distB="0" distL="114300" distR="114300" simplePos="0" relativeHeight="251659264" behindDoc="1" locked="0" layoutInCell="1" allowOverlap="1" wp14:anchorId="35225AEB" wp14:editId="6FA5918E">
-            <wp:simplePos x="0" y="0"/>
-            <wp:positionH relativeFrom="column">
-              <wp:posOffset>-38100</wp:posOffset>
-            </wp:positionH>
-            <wp:positionV relativeFrom="paragraph">
-              <wp:posOffset>76835</wp:posOffset>
-            </wp:positionV>
-            <wp:extent cx="855345" cy="804545"/>
-            <wp:effectExtent l="0" t="0" r="1905" b="0"/>
-            <wp:wrapTight wrapText="bothSides">
-              <wp:wrapPolygon edited="0">
-                <wp:start x="0" y="0"/>
-                <wp:lineTo x="0" y="20969"/>
-                <wp:lineTo x="21167" y="20969"/>
-                <wp:lineTo x="21167" y="0"/>
-                <wp:lineTo x="0" y="0"/>
-              </wp:wrapPolygon>
-            </wp:wrapTight>
-            <wp:docPr id="601353423" name="Picture 1"/>
-            <wp:cNvGraphicFramePr>
-              <a:graphicFrameLocks xmlns:a="http://schemas.openxmlformats.org/drawingml/2006/main" noChangeAspect="1"/>
-            </wp:cNvGraphicFramePr>
-            <a:graphic xmlns:a="http://schemas.openxmlformats.org/drawingml/2006/main">
-              <a:graphicData uri="http://schemas.openxmlformats.org/drawingml/2006/picture">
-                <pic:pic xmlns:pic="http://schemas.openxmlformats.org/drawingml/2006/picture">
-                  <pic:nvPicPr>
-                    <pic:cNvPr id="0" name="Picture 1"/>
-                    <pic:cNvPicPr>
-                      <a:picLocks noChangeAspect="1" noChangeArrowheads="1"/>
-                    </pic:cNvPicPr>
-                  </pic:nvPicPr>
-                  <pic:blipFill>
-                    <a:blip r:embed="rId8">
-                      <a:extLst>
-                        <a:ext uri="{28A0092B-C50C-407E-A947-70E740481C1C}">
-                          <a14:useLocalDpi xmlns:a14="http://schemas.microsoft.com/office/drawing/2010/main" val="0"/>
-                        </a:ext>
-                      </a:extLst>
-                    </a:blip>
-                    <a:srcRect l="7907"/>
-                    <a:stretch>
-                      <a:fillRect/>
-                    </a:stretch>
-                  </pic:blipFill>
-                  <pic:spPr bwMode="auto">
-                    <a:xfrm>
-                      <a:off x="0" y="0"/>
-                      <a:ext cx="855345" cy="804545"/>
-                    </a:xfrm>
-                    <a:prstGeom prst="rect">
-                      <a:avLst/>
-                    </a:prstGeom>
-                    <a:noFill/>
-                    <a:ln>
-                      <a:noFill/>
-                    </a:ln>
-                  </pic:spPr>
-                </pic:pic>
-              </a:graphicData>
-            </a:graphic>
-            <wp14:sizeRelH relativeFrom="page">
-              <wp14:pctWidth>0</wp14:pctWidth>
-            </wp14:sizeRelH>
-            <wp14:sizeRelV relativeFrom="page">
-              <wp14:pctHeight>0</wp14:pctHeight>
-            </wp14:sizeRelV>
-          </wp:anchor>
-        </w:drawing>
+          <w:sz w:val="40"/>
+        </w:rPr>
+        <w:t xml:space="preserve"> </w:t>
       </w:r>
       <w:r>
         <w:rPr>
@@ -196,7 +202,15 @@
           <w:sz w:val="34"/>
           <w:szCs w:val="34"/>
         </w:rPr>
-        <w:t xml:space="preserve">DEPARTMENT OF SOFTWARE ENGINEERING </w:t>
+        <w:t xml:space="preserve"> </w:t>
+      </w:r>
+      <w:r>
+        <w:rPr>
+          <w:b/>
+          <w:sz w:val="34"/>
+          <w:szCs w:val="34"/>
+        </w:rPr>
+        <w:t>DEPARTMENT OF SOFTWARE ENGINEERING</w:t>
       </w:r>
     </w:p>
     <w:p>
@@ -1793,6 +1807,7 @@
           <w:color w:val="auto"/>
           <w:sz w:val="24"/>
           <w:szCs w:val="20"/>
+          <w:lang w:val="en-US"/>
         </w:rPr>
         <w:id w:val="826008179"/>
         <w:docPartObj>
@@ -1805,7 +1820,6 @@
           <w:b/>
           <w:bCs/>
           <w:noProof/>
-          <w:lang w:val="en-US"/>
         </w:rPr>
       </w:sdtEndPr>
       <w:sdtContent>
@@ -2840,7 +2854,7 @@
                 <w:noProof/>
                 <w:webHidden/>
               </w:rPr>
-              <w:t>4</w:t>
+              <w:t>5</w:t>
             </w:r>
             <w:r>
               <w:rPr>
@@ -3818,7 +3832,7 @@
                 <w:noProof/>
                 <w:webHidden/>
               </w:rPr>
-              <w:t>7</w:t>
+              <w:t>8</w:t>
             </w:r>
             <w:r>
               <w:rPr>
@@ -6218,6 +6232,175 @@
     <w:p>
       <w:pPr>
         <w:pStyle w:val="BodyText"/>
+        <w:numPr>
+          <w:ilvl w:val="0"/>
+          <w:numId w:val="47"/>
+        </w:numPr>
+        <w:tabs>
+          <w:tab w:val="left" w:pos="720"/>
+        </w:tabs>
+        <w:rPr>
+          <w:rFonts w:cs="Times"/>
+          <w:i w:val="0"/>
+          <w:szCs w:val="24"/>
+          <w:lang w:val="en-GB"/>
+        </w:rPr>
+      </w:pPr>
+      <w:r>
+        <w:rPr>
+          <w:rFonts w:cs="Times"/>
+          <w:i w:val="0"/>
+          <w:szCs w:val="24"/>
+          <w:lang w:val="en-GB"/>
+        </w:rPr>
+        <w:t>GitHub Repository:</w:t>
+      </w:r>
+    </w:p>
+    <w:p>
+      <w:pPr>
+        <w:pStyle w:val="BodyText"/>
+        <w:numPr>
+          <w:ilvl w:val="1"/>
+          <w:numId w:val="47"/>
+        </w:numPr>
+        <w:rPr>
+          <w:rFonts w:cs="Times"/>
+          <w:i w:val="0"/>
+          <w:szCs w:val="24"/>
+          <w:lang w:val="en-GB"/>
+        </w:rPr>
+      </w:pPr>
+      <w:r>
+        <w:rPr>
+          <w:rFonts w:cs="Times"/>
+          <w:i w:val="0"/>
+          <w:szCs w:val="24"/>
+          <w:lang w:val="en-GB"/>
+        </w:rPr>
+        <w:t xml:space="preserve">Authors: </w:t>
+      </w:r>
+      <w:r>
+        <w:rPr>
+          <w:rFonts w:cs="Times"/>
+          <w:i w:val="0"/>
+          <w:szCs w:val="24"/>
+          <w:lang w:val="en-GB"/>
+        </w:rPr>
+        <w:t xml:space="preserve">Musharaf Ali, Usama Riaz and Nasir Mehmood, </w:t>
+      </w:r>
+      <w:r>
+        <w:rPr>
+          <w:rFonts w:cs="Times"/>
+          <w:i w:val="0"/>
+          <w:szCs w:val="24"/>
+          <w:lang w:val="en-GB"/>
+        </w:rPr>
+        <w:t>20 July 2024.</w:t>
+      </w:r>
+      <w:r>
+        <w:rPr>
+          <w:rFonts w:cs="Times"/>
+          <w:i w:val="0"/>
+          <w:szCs w:val="24"/>
+          <w:lang w:val="en-GB"/>
+        </w:rPr>
+        <w:t xml:space="preserve"> Project: </w:t>
+      </w:r>
+      <w:proofErr w:type="spellStart"/>
+      <w:r>
+        <w:rPr>
+          <w:rFonts w:cs="Times"/>
+          <w:i w:val="0"/>
+          <w:szCs w:val="24"/>
+          <w:lang w:val="en-GB"/>
+        </w:rPr>
+        <w:t>Educonnect</w:t>
+      </w:r>
+      <w:proofErr w:type="spellEnd"/>
+      <w:r>
+        <w:rPr>
+          <w:rFonts w:cs="Times"/>
+          <w:i w:val="0"/>
+          <w:szCs w:val="24"/>
+          <w:lang w:val="en-GB"/>
+        </w:rPr>
+        <w:t xml:space="preserve">+ </w:t>
+      </w:r>
+      <w:r>
+        <w:rPr>
+          <w:rFonts w:cs="Times"/>
+          <w:i w:val="0"/>
+          <w:szCs w:val="24"/>
+          <w:lang w:val="en-GB"/>
+        </w:rPr>
+        <w:t xml:space="preserve"> </w:t>
+      </w:r>
+    </w:p>
+    <w:p>
+      <w:pPr>
+        <w:pStyle w:val="BodyText"/>
+        <w:numPr>
+          <w:ilvl w:val="1"/>
+          <w:numId w:val="47"/>
+        </w:numPr>
+        <w:rPr>
+          <w:rFonts w:cs="Times"/>
+          <w:i w:val="0"/>
+          <w:szCs w:val="24"/>
+          <w:lang w:val="en-GB"/>
+        </w:rPr>
+      </w:pPr>
+      <w:r>
+        <w:rPr>
+          <w:rFonts w:cs="Times"/>
+          <w:i w:val="0"/>
+          <w:szCs w:val="24"/>
+          <w:lang w:val="en-GB"/>
+        </w:rPr>
+        <w:t xml:space="preserve">GitHub Repository: </w:t>
+      </w:r>
+      <w:hyperlink r:id="rId11" w:history="1">
+        <w:r>
+          <w:rPr>
+            <w:rStyle w:val="Hyperlink"/>
+            <w:rFonts w:cs="Times"/>
+            <w:i w:val="0"/>
+            <w:szCs w:val="24"/>
+            <w:lang w:val="en-GB"/>
+          </w:rPr>
+          <w:t>https://github.com/musharafalii/EduConnect-MERN</w:t>
+        </w:r>
+      </w:hyperlink>
+    </w:p>
+    <w:p>
+      <w:pPr>
+        <w:pStyle w:val="BodyText"/>
+        <w:ind w:left="1440"/>
+        <w:rPr>
+          <w:rFonts w:cs="Times"/>
+          <w:i w:val="0"/>
+          <w:sz w:val="2"/>
+          <w:szCs w:val="2"/>
+          <w:lang w:val="en-GB"/>
+        </w:rPr>
+      </w:pPr>
+    </w:p>
+    <w:p>
+      <w:pPr>
+        <w:pStyle w:val="BodyText"/>
+        <w:spacing w:line="276" w:lineRule="auto"/>
+        <w:jc w:val="both"/>
+        <w:rPr>
+          <w:rFonts w:cs="Times"/>
+          <w:i w:val="0"/>
+          <w:sz w:val="2"/>
+          <w:szCs w:val="2"/>
+        </w:rPr>
+      </w:pPr>
+    </w:p>
+    <w:p>
+      <w:pPr>
+        <w:pStyle w:val="BodyText"/>
         <w:spacing w:line="276" w:lineRule="auto"/>
         <w:jc w:val="both"/>
         <w:rPr>
@@ -6263,7 +6446,7 @@
           <w:szCs w:val="24"/>
         </w:rPr>
       </w:pPr>
-      <w:hyperlink r:id="rId11" w:history="1">
+      <w:hyperlink r:id="rId12" w:history="1">
         <w:r>
           <w:rPr>
             <w:rStyle w:val="Hyperlink"/>
@@ -6290,7 +6473,7 @@
           <w:szCs w:val="24"/>
         </w:rPr>
       </w:pPr>
-      <w:hyperlink r:id="rId12" w:history="1">
+      <w:hyperlink r:id="rId13" w:history="1">
         <w:r>
           <w:rPr>
             <w:rStyle w:val="Hyperlink"/>
@@ -6328,7 +6511,7 @@
           <w:szCs w:val="24"/>
         </w:rPr>
       </w:pPr>
-      <w:hyperlink r:id="rId13" w:history="1">
+      <w:hyperlink r:id="rId14" w:history="1">
         <w:r>
           <w:rPr>
             <w:rStyle w:val="Hyperlink"/>
@@ -6355,7 +6538,7 @@
           <w:szCs w:val="24"/>
         </w:rPr>
       </w:pPr>
-      <w:hyperlink r:id="rId14" w:history="1">
+      <w:hyperlink r:id="rId15" w:history="1">
         <w:r>
           <w:rPr>
             <w:rStyle w:val="Hyperlink"/>
@@ -6393,7 +6576,7 @@
           <w:szCs w:val="24"/>
         </w:rPr>
       </w:pPr>
-      <w:hyperlink r:id="rId15" w:history="1">
+      <w:hyperlink r:id="rId16" w:history="1">
         <w:proofErr w:type="spellStart"/>
         <w:r>
           <w:rPr>
@@ -6453,6 +6636,7 @@
         <w:t>SRS Reference:</w:t>
       </w:r>
     </w:p>
+    <w:bookmarkStart w:id="18" w:name="_Hlk160994630"/>
     <w:p>
       <w:pPr>
         <w:pStyle w:val="BodyText"/>
@@ -6468,18 +6652,35 @@
           <w:szCs w:val="24"/>
         </w:rPr>
       </w:pPr>
-      <w:hyperlink r:id="rId16" w:history="1">
-        <w:r>
-          <w:rPr>
-            <w:rStyle w:val="Hyperlink"/>
-            <w:rFonts w:cs="Times"/>
-            <w:i w:val="0"/>
-            <w:szCs w:val="24"/>
-          </w:rPr>
-          <w:t>http://regisindia.com/wp-content/uploads/2013/10/SRS-Development-of-Web-GIS-Tool_ IEEE-SA-830-SRS-Format_Final_27082013.pdf</w:t>
-        </w:r>
-      </w:hyperlink>
-    </w:p>
+      <w:r>
+        <w:fldChar w:fldCharType="begin"/>
+      </w:r>
+      <w:r>
+        <w:instrText>HYPERLINK "http://regisindia.com/wp-content/uploads/2013/10/SRS-Development-of-Web-GIS-Tool_%20IEEE-SA-830-SRS-Format_Final_27082013.pdf"</w:instrText>
+      </w:r>
+      <w:r>
+        <w:fldChar w:fldCharType="separate"/>
+      </w:r>
+      <w:r>
+        <w:rPr>
+          <w:rStyle w:val="Hyperlink"/>
+          <w:rFonts w:cs="Times"/>
+          <w:i w:val="0"/>
+          <w:szCs w:val="24"/>
+        </w:rPr>
+        <w:t>http://regisindia.com/wp-content/uploads/2013/10/SRS-Development-of-Web-GIS-Tool_ IEEE-SA-830-SRS-Format_Final_27082013.pdf</w:t>
+      </w:r>
+      <w:r>
+        <w:rPr>
+          <w:rStyle w:val="Hyperlink"/>
+          <w:rFonts w:cs="Times"/>
+          <w:i w:val="0"/>
+          <w:szCs w:val="24"/>
+        </w:rPr>
+        <w:fldChar w:fldCharType="end"/>
+      </w:r>
+    </w:p>
+    <w:bookmarkEnd w:id="18"/>
     <w:p>
       <w:pPr>
         <w:pStyle w:val="BodyText"/>
@@ -6573,13 +6774,13 @@
           <w:i/>
         </w:rPr>
       </w:pPr>
-      <w:bookmarkStart w:id="18" w:name="_Toc160721475"/>
-      <w:bookmarkStart w:id="19" w:name="_Toc160912687"/>
+      <w:bookmarkStart w:id="19" w:name="_Toc160721475"/>
+      <w:bookmarkStart w:id="20" w:name="_Toc160912687"/>
       <w:r>
         <w:t>1.5 OVERVIEW</w:t>
       </w:r>
-      <w:bookmarkEnd w:id="18"/>
       <w:bookmarkEnd w:id="19"/>
+      <w:bookmarkEnd w:id="20"/>
     </w:p>
     <w:p>
       <w:pPr>
@@ -6875,6 +7076,7 @@
           <w:i w:val="0"/>
           <w:szCs w:val="24"/>
         </w:rPr>
+        <w:lastRenderedPageBreak/>
         <w:t>Admission Page</w:t>
       </w:r>
       <w:r>
@@ -6963,7 +7165,6 @@
           <w:i w:val="0"/>
           <w:szCs w:val="24"/>
         </w:rPr>
-        <w:lastRenderedPageBreak/>
         <w:t>EduConnect+ Dashboard:</w:t>
       </w:r>
     </w:p>
@@ -7354,13 +7555,13 @@
       <w:pPr>
         <w:pStyle w:val="Heading1"/>
       </w:pPr>
-      <w:bookmarkStart w:id="20" w:name="_Toc160721476"/>
-      <w:bookmarkStart w:id="21" w:name="_Toc160912688"/>
+      <w:bookmarkStart w:id="21" w:name="_Toc160721476"/>
+      <w:bookmarkStart w:id="22" w:name="_Toc160912688"/>
       <w:r>
         <w:t>2. General Description</w:t>
       </w:r>
-      <w:bookmarkEnd w:id="20"/>
       <w:bookmarkEnd w:id="21"/>
+      <w:bookmarkEnd w:id="22"/>
     </w:p>
     <w:p>
       <w:pPr>
@@ -7403,7 +7604,15 @@
           <w:rFonts w:cs="Times"/>
           <w:szCs w:val="24"/>
         </w:rPr>
-        <w:t xml:space="preserve"> role as a comprehensive web-based University Management System, designed to streamline administrative tasks, enhance communication, and facilitate performance tracking within educational institutions. This section sets the stage for a deeper exploration of the software's features, constraints, and dependencies, offering stakeholders a clear understanding of its significance and potential impact within the academic landscape.</w:t>
+        <w:t xml:space="preserve"> role as a comprehensive web-based University Management System, designed to streamline administrative tasks, enhance communication, and facilitate performance tracking within educational institutions. This section sets the stage for a deeper exploration of the software's features, constraints, and dependencies, offering </w:t>
+      </w:r>
+      <w:r>
+        <w:rPr>
+          <w:rFonts w:cs="Times"/>
+          <w:szCs w:val="24"/>
+        </w:rPr>
+        <w:lastRenderedPageBreak/>
+        <w:t>stakeholders a clear understanding of its significance and potential impact within the academic landscape.</w:t>
       </w:r>
     </w:p>
     <w:p>
@@ -7424,14 +7633,13 @@
       <w:pPr>
         <w:pStyle w:val="Heading2"/>
       </w:pPr>
-      <w:bookmarkStart w:id="22" w:name="_Toc160721477"/>
-      <w:bookmarkStart w:id="23" w:name="_Toc160912689"/>
-      <w:r>
-        <w:lastRenderedPageBreak/>
+      <w:bookmarkStart w:id="23" w:name="_Toc160721477"/>
+      <w:bookmarkStart w:id="24" w:name="_Toc160912689"/>
+      <w:r>
         <w:t>2.1 Product Perspective</w:t>
       </w:r>
-      <w:bookmarkEnd w:id="22"/>
       <w:bookmarkEnd w:id="23"/>
+      <w:bookmarkEnd w:id="24"/>
     </w:p>
     <w:p>
       <w:pPr>
@@ -7456,13 +7664,13 @@
       <w:pPr>
         <w:pStyle w:val="Heading2"/>
       </w:pPr>
-      <w:bookmarkStart w:id="24" w:name="_Toc160721478"/>
-      <w:bookmarkStart w:id="25" w:name="_Toc160912690"/>
+      <w:bookmarkStart w:id="25" w:name="_Toc160721478"/>
+      <w:bookmarkStart w:id="26" w:name="_Toc160912690"/>
       <w:r>
         <w:t>2.2 Product Functions</w:t>
       </w:r>
-      <w:bookmarkEnd w:id="24"/>
       <w:bookmarkEnd w:id="25"/>
+      <w:bookmarkEnd w:id="26"/>
     </w:p>
     <w:p>
       <w:pPr>
@@ -7685,13 +7893,13 @@
       <w:pPr>
         <w:pStyle w:val="Heading2"/>
       </w:pPr>
-      <w:bookmarkStart w:id="26" w:name="_Toc160721479"/>
-      <w:bookmarkStart w:id="27" w:name="_Toc160912691"/>
+      <w:bookmarkStart w:id="27" w:name="_Toc160721479"/>
+      <w:bookmarkStart w:id="28" w:name="_Toc160912691"/>
       <w:r>
         <w:t>2.3 User Characteristics</w:t>
       </w:r>
-      <w:bookmarkEnd w:id="26"/>
       <w:bookmarkEnd w:id="27"/>
+      <w:bookmarkEnd w:id="28"/>
     </w:p>
     <w:p>
       <w:pPr>
@@ -7836,13 +8044,14 @@
       <w:pPr>
         <w:pStyle w:val="Heading2"/>
       </w:pPr>
-      <w:bookmarkStart w:id="28" w:name="_Toc160721480"/>
-      <w:bookmarkStart w:id="29" w:name="_Toc160912692"/>
-      <w:r>
+      <w:bookmarkStart w:id="29" w:name="_Toc160721480"/>
+      <w:bookmarkStart w:id="30" w:name="_Toc160912692"/>
+      <w:r>
+        <w:lastRenderedPageBreak/>
         <w:t>2.4 General Constraints</w:t>
       </w:r>
-      <w:bookmarkEnd w:id="28"/>
       <w:bookmarkEnd w:id="29"/>
+      <w:bookmarkEnd w:id="30"/>
     </w:p>
     <w:p>
       <w:pPr>
@@ -7888,7 +8097,6 @@
           <w:szCs w:val="24"/>
           <w:lang w:val="en-GB"/>
         </w:rPr>
-        <w:lastRenderedPageBreak/>
         <w:t>Technological Limitations:</w:t>
       </w:r>
       <w:r>
@@ -7988,13 +8196,13 @@
       <w:pPr>
         <w:pStyle w:val="Heading2"/>
       </w:pPr>
-      <w:bookmarkStart w:id="30" w:name="_Toc160721481"/>
-      <w:bookmarkStart w:id="31" w:name="_Toc160912693"/>
+      <w:bookmarkStart w:id="31" w:name="_Toc160721481"/>
+      <w:bookmarkStart w:id="32" w:name="_Toc160912693"/>
       <w:r>
         <w:t>2.5 Assumptions and Dependencies</w:t>
       </w:r>
-      <w:bookmarkEnd w:id="30"/>
       <w:bookmarkEnd w:id="31"/>
+      <w:bookmarkEnd w:id="32"/>
     </w:p>
     <w:p>
       <w:pPr>
@@ -8139,13 +8347,13 @@
       <w:pPr>
         <w:pStyle w:val="Heading1"/>
       </w:pPr>
-      <w:bookmarkStart w:id="32" w:name="_Toc160721482"/>
-      <w:bookmarkStart w:id="33" w:name="_Toc160912694"/>
+      <w:bookmarkStart w:id="33" w:name="_Toc160721482"/>
+      <w:bookmarkStart w:id="34" w:name="_Toc160912694"/>
       <w:r>
         <w:t>3. Specific Requirements</w:t>
       </w:r>
-      <w:bookmarkEnd w:id="32"/>
       <w:bookmarkEnd w:id="33"/>
+      <w:bookmarkEnd w:id="34"/>
     </w:p>
     <w:p>
       <w:pPr>
@@ -8200,25 +8408,25 @@
       <w:pPr>
         <w:pStyle w:val="Heading1"/>
       </w:pPr>
-      <w:bookmarkStart w:id="34" w:name="_Toc160721483"/>
-      <w:bookmarkStart w:id="35" w:name="_Toc160912695"/>
+      <w:bookmarkStart w:id="35" w:name="_Toc160721483"/>
+      <w:bookmarkStart w:id="36" w:name="_Toc160912695"/>
       <w:r>
         <w:t>3.1 External Interface Requirements</w:t>
       </w:r>
-      <w:bookmarkEnd w:id="34"/>
       <w:bookmarkEnd w:id="35"/>
+      <w:bookmarkEnd w:id="36"/>
     </w:p>
     <w:p>
       <w:pPr>
         <w:pStyle w:val="Heading2"/>
       </w:pPr>
-      <w:bookmarkStart w:id="36" w:name="_Toc160721484"/>
-      <w:bookmarkStart w:id="37" w:name="_Toc160912696"/>
+      <w:bookmarkStart w:id="37" w:name="_Toc160721484"/>
+      <w:bookmarkStart w:id="38" w:name="_Toc160912696"/>
       <w:r>
         <w:t>3.1.1 User Interfaces</w:t>
       </w:r>
-      <w:bookmarkEnd w:id="36"/>
       <w:bookmarkEnd w:id="37"/>
+      <w:bookmarkEnd w:id="38"/>
     </w:p>
     <w:p>
       <w:pPr>
@@ -8269,6 +8477,7 @@
           <w:szCs w:val="24"/>
           <w:lang w:val="en-GB"/>
         </w:rPr>
+        <w:lastRenderedPageBreak/>
         <w:t>It shall feature a responsive design to ensure optimal usability on desktops, laptops, tablets, and mobile devices.</w:t>
       </w:r>
     </w:p>
@@ -8321,7 +8530,6 @@
           <w:szCs w:val="24"/>
           <w:lang w:val="en-GB"/>
         </w:rPr>
-        <w:lastRenderedPageBreak/>
         <w:t>Accessibility features such as keyboard navigation, screen reader compatibility, and high contrast options shall be implemented to accommodate users with disabilities.</w:t>
       </w:r>
     </w:p>
@@ -8355,13 +8563,13 @@
       <w:pPr>
         <w:pStyle w:val="Heading2"/>
       </w:pPr>
-      <w:bookmarkStart w:id="38" w:name="_Toc160721485"/>
-      <w:bookmarkStart w:id="39" w:name="_Toc160912697"/>
+      <w:bookmarkStart w:id="39" w:name="_Toc160721485"/>
+      <w:bookmarkStart w:id="40" w:name="_Toc160912697"/>
       <w:r>
         <w:t>3.1.2 Hardware Interfaces</w:t>
       </w:r>
-      <w:bookmarkEnd w:id="38"/>
       <w:bookmarkEnd w:id="39"/>
+      <w:bookmarkEnd w:id="40"/>
     </w:p>
     <w:p>
       <w:pPr>
@@ -8419,13 +8627,13 @@
       <w:pPr>
         <w:pStyle w:val="Heading2"/>
       </w:pPr>
-      <w:bookmarkStart w:id="40" w:name="_Toc160721486"/>
-      <w:bookmarkStart w:id="41" w:name="_Toc160912698"/>
+      <w:bookmarkStart w:id="41" w:name="_Toc160721486"/>
+      <w:bookmarkStart w:id="42" w:name="_Toc160912698"/>
       <w:r>
         <w:t>3.1.3 Software Interfaces</w:t>
       </w:r>
-      <w:bookmarkEnd w:id="40"/>
       <w:bookmarkEnd w:id="41"/>
+      <w:bookmarkEnd w:id="42"/>
     </w:p>
     <w:p>
       <w:pPr>
@@ -8509,13 +8717,13 @@
       <w:pPr>
         <w:pStyle w:val="Heading2"/>
       </w:pPr>
-      <w:bookmarkStart w:id="42" w:name="_Toc160721487"/>
-      <w:bookmarkStart w:id="43" w:name="_Toc160912699"/>
+      <w:bookmarkStart w:id="43" w:name="_Toc160721487"/>
+      <w:bookmarkStart w:id="44" w:name="_Toc160912699"/>
       <w:r>
         <w:t>3.1.4 Communications Interfaces</w:t>
       </w:r>
-      <w:bookmarkEnd w:id="42"/>
       <w:bookmarkEnd w:id="43"/>
+      <w:bookmarkEnd w:id="44"/>
     </w:p>
     <w:p>
       <w:pPr>
@@ -8611,25 +8819,25 @@
       <w:pPr>
         <w:pStyle w:val="Heading1"/>
       </w:pPr>
-      <w:bookmarkStart w:id="44" w:name="_Toc160721488"/>
-      <w:bookmarkStart w:id="45" w:name="_Toc160912700"/>
+      <w:bookmarkStart w:id="45" w:name="_Toc160721488"/>
+      <w:bookmarkStart w:id="46" w:name="_Toc160912700"/>
       <w:r>
         <w:t>3.2 Functional Requirements</w:t>
       </w:r>
-      <w:bookmarkEnd w:id="44"/>
       <w:bookmarkEnd w:id="45"/>
+      <w:bookmarkEnd w:id="46"/>
     </w:p>
     <w:p>
       <w:pPr>
         <w:pStyle w:val="Heading2"/>
       </w:pPr>
-      <w:bookmarkStart w:id="46" w:name="_Toc160721489"/>
-      <w:bookmarkStart w:id="47" w:name="_Toc160912701"/>
+      <w:bookmarkStart w:id="47" w:name="_Toc160721489"/>
+      <w:bookmarkStart w:id="48" w:name="_Toc160912701"/>
       <w:r>
         <w:t>3.2.1 Admin Dashboard</w:t>
       </w:r>
-      <w:bookmarkEnd w:id="46"/>
       <w:bookmarkEnd w:id="47"/>
+      <w:bookmarkEnd w:id="48"/>
     </w:p>
     <w:p>
       <w:pPr>
@@ -8680,6 +8888,7 @@
           <w:szCs w:val="24"/>
           <w:lang w:val="en-GB"/>
         </w:rPr>
+        <w:lastRenderedPageBreak/>
         <w:t>It shall allow administrators to create, modify, and delete user accounts, including students, faculty members, and staff.</w:t>
       </w:r>
     </w:p>
@@ -8732,7 +8941,6 @@
           <w:szCs w:val="24"/>
           <w:lang w:val="en-GB"/>
         </w:rPr>
-        <w:lastRenderedPageBreak/>
         <w:t xml:space="preserve">It shall provide access to student </w:t>
       </w:r>
       <w:proofErr w:type="spellStart"/>
@@ -8820,13 +9028,13 @@
       <w:pPr>
         <w:pStyle w:val="Heading2"/>
       </w:pPr>
-      <w:bookmarkStart w:id="48" w:name="_Toc160721490"/>
-      <w:bookmarkStart w:id="49" w:name="_Toc160912702"/>
+      <w:bookmarkStart w:id="49" w:name="_Toc160721490"/>
+      <w:bookmarkStart w:id="50" w:name="_Toc160912702"/>
       <w:r>
         <w:t>3.2.2 Attendance Tracking</w:t>
       </w:r>
-      <w:bookmarkEnd w:id="48"/>
       <w:bookmarkEnd w:id="49"/>
+      <w:bookmarkEnd w:id="50"/>
     </w:p>
     <w:p>
       <w:pPr>
@@ -8936,13 +9144,13 @@
       <w:pPr>
         <w:pStyle w:val="Heading2"/>
       </w:pPr>
-      <w:bookmarkStart w:id="50" w:name="_Toc160721491"/>
-      <w:bookmarkStart w:id="51" w:name="_Toc160912703"/>
+      <w:bookmarkStart w:id="51" w:name="_Toc160721491"/>
+      <w:bookmarkStart w:id="52" w:name="_Toc160912703"/>
       <w:r>
         <w:t>3.2.3 Performance Assessment</w:t>
       </w:r>
-      <w:bookmarkEnd w:id="50"/>
       <w:bookmarkEnd w:id="51"/>
+      <w:bookmarkEnd w:id="52"/>
     </w:p>
     <w:p>
       <w:pPr>
@@ -9070,13 +9278,13 @@
       <w:pPr>
         <w:pStyle w:val="Heading2"/>
       </w:pPr>
-      <w:bookmarkStart w:id="52" w:name="_Toc160721492"/>
-      <w:bookmarkStart w:id="53" w:name="_Toc160912704"/>
+      <w:bookmarkStart w:id="53" w:name="_Toc160721492"/>
+      <w:bookmarkStart w:id="54" w:name="_Toc160912704"/>
       <w:r>
         <w:t>3.2.4 Data Visualization</w:t>
       </w:r>
-      <w:bookmarkEnd w:id="52"/>
       <w:bookmarkEnd w:id="53"/>
+      <w:bookmarkEnd w:id="54"/>
     </w:p>
     <w:p>
       <w:pPr>
@@ -9186,13 +9394,14 @@
       <w:pPr>
         <w:pStyle w:val="Heading2"/>
       </w:pPr>
-      <w:bookmarkStart w:id="54" w:name="_Toc160721493"/>
-      <w:bookmarkStart w:id="55" w:name="_Toc160912705"/>
-      <w:r>
+      <w:bookmarkStart w:id="55" w:name="_Toc160721493"/>
+      <w:bookmarkStart w:id="56" w:name="_Toc160912705"/>
+      <w:r>
+        <w:lastRenderedPageBreak/>
         <w:t>3.2.5 Communication</w:t>
       </w:r>
-      <w:bookmarkEnd w:id="54"/>
       <w:bookmarkEnd w:id="55"/>
+      <w:bookmarkEnd w:id="56"/>
     </w:p>
     <w:p>
       <w:pPr>
@@ -9243,7 +9452,6 @@
           <w:szCs w:val="24"/>
           <w:lang w:val="en-GB"/>
         </w:rPr>
-        <w:lastRenderedPageBreak/>
         <w:t>It shall support various communication channels such as messaging, email, and announcements, allowing users to choose the most appropriate channel for their communication needs.</w:t>
       </w:r>
     </w:p>
@@ -9323,20 +9531,20 @@
       <w:pPr>
         <w:pStyle w:val="Heading1"/>
       </w:pPr>
-      <w:bookmarkStart w:id="56" w:name="_Toc160721494"/>
-      <w:bookmarkStart w:id="57" w:name="_Toc160912706"/>
+      <w:bookmarkStart w:id="57" w:name="_Toc160721494"/>
+      <w:bookmarkStart w:id="58" w:name="_Toc160912706"/>
       <w:r>
         <w:t>3.3 Use Cases</w:t>
       </w:r>
-      <w:bookmarkEnd w:id="56"/>
       <w:bookmarkEnd w:id="57"/>
+      <w:bookmarkEnd w:id="58"/>
     </w:p>
     <w:p>
       <w:pPr>
         <w:pStyle w:val="Heading2"/>
       </w:pPr>
-      <w:bookmarkStart w:id="58" w:name="_Toc160721495"/>
-      <w:bookmarkStart w:id="59" w:name="_Toc160912707"/>
+      <w:bookmarkStart w:id="59" w:name="_Toc160721495"/>
+      <w:bookmarkStart w:id="60" w:name="_Toc160912707"/>
       <w:r>
         <w:t xml:space="preserve">3.3.1 Admin </w:t>
       </w:r>
@@ -9358,8 +9566,8 @@
       <w:r>
         <w:t>tudent</w:t>
       </w:r>
-      <w:bookmarkEnd w:id="58"/>
       <w:bookmarkEnd w:id="59"/>
+      <w:bookmarkEnd w:id="60"/>
     </w:p>
     <w:p>
       <w:pPr>
@@ -9643,8 +9851,8 @@
       <w:pPr>
         <w:pStyle w:val="Heading2"/>
       </w:pPr>
-      <w:bookmarkStart w:id="60" w:name="_Toc160721496"/>
-      <w:bookmarkStart w:id="61" w:name="_Toc160912708"/>
+      <w:bookmarkStart w:id="61" w:name="_Toc160721496"/>
+      <w:bookmarkStart w:id="62" w:name="_Toc160912708"/>
       <w:r>
         <w:t xml:space="preserve">3.3.2 Admin </w:t>
       </w:r>
@@ -9660,8 +9868,8 @@
       <w:r>
         <w:t>lass</w:t>
       </w:r>
-      <w:bookmarkEnd w:id="60"/>
       <w:bookmarkEnd w:id="61"/>
+      <w:bookmarkEnd w:id="62"/>
     </w:p>
     <w:p>
       <w:pPr>
@@ -9926,6 +10134,7 @@
           <w:szCs w:val="24"/>
           <w:lang w:val="en-GB"/>
         </w:rPr>
+        <w:lastRenderedPageBreak/>
         <w:t>If any required information is missing or invalid, the system prompts the admin to correct the errors before saving the information.</w:t>
       </w:r>
     </w:p>
@@ -9933,10 +10142,9 @@
       <w:pPr>
         <w:pStyle w:val="Heading2"/>
       </w:pPr>
-      <w:bookmarkStart w:id="62" w:name="_Toc160721497"/>
-      <w:bookmarkStart w:id="63" w:name="_Toc160912709"/>
-      <w:r>
-        <w:lastRenderedPageBreak/>
+      <w:bookmarkStart w:id="63" w:name="_Toc160721497"/>
+      <w:bookmarkStart w:id="64" w:name="_Toc160912709"/>
+      <w:r>
         <w:t xml:space="preserve">3.3.3 Teacher </w:t>
       </w:r>
       <w:r>
@@ -9951,8 +10159,8 @@
       <w:r>
         <w:t>ttendance</w:t>
       </w:r>
-      <w:bookmarkEnd w:id="62"/>
       <w:bookmarkEnd w:id="63"/>
+      <w:bookmarkEnd w:id="64"/>
     </w:p>
     <w:p>
       <w:pPr>
@@ -10218,8 +10426,8 @@
       <w:pPr>
         <w:pStyle w:val="Heading2"/>
       </w:pPr>
-      <w:bookmarkStart w:id="64" w:name="_Toc160721498"/>
-      <w:bookmarkStart w:id="65" w:name="_Toc160912710"/>
+      <w:bookmarkStart w:id="65" w:name="_Toc160721498"/>
+      <w:bookmarkStart w:id="66" w:name="_Toc160912710"/>
       <w:r>
         <w:t xml:space="preserve">3.3.4 Teacher </w:t>
       </w:r>
@@ -10235,8 +10443,8 @@
       <w:r>
         <w:t>erformance</w:t>
       </w:r>
-      <w:bookmarkEnd w:id="64"/>
       <w:bookmarkEnd w:id="65"/>
+      <w:bookmarkEnd w:id="66"/>
     </w:p>
     <w:p>
       <w:pPr>
@@ -10502,8 +10710,8 @@
       <w:pPr>
         <w:pStyle w:val="Heading2"/>
       </w:pPr>
-      <w:bookmarkStart w:id="66" w:name="_Toc160721499"/>
-      <w:bookmarkStart w:id="67" w:name="_Toc160912711"/>
+      <w:bookmarkStart w:id="67" w:name="_Toc160721499"/>
+      <w:bookmarkStart w:id="68" w:name="_Toc160912711"/>
       <w:r>
         <w:t xml:space="preserve">3.3.5 Student </w:t>
       </w:r>
@@ -10519,8 +10727,8 @@
       <w:r>
         <w:t>arks</w:t>
       </w:r>
-      <w:bookmarkEnd w:id="66"/>
       <w:bookmarkEnd w:id="67"/>
+      <w:bookmarkEnd w:id="68"/>
     </w:p>
     <w:p>
       <w:pPr>
@@ -10634,6 +10842,7 @@
           <w:szCs w:val="24"/>
           <w:lang w:val="en-GB"/>
         </w:rPr>
+        <w:lastRenderedPageBreak/>
         <w:t>Student navigates to the grades or marks section of the student dashboard.</w:t>
       </w:r>
     </w:p>
@@ -10680,7 +10889,6 @@
           <w:szCs w:val="24"/>
           <w:lang w:val="en-GB"/>
         </w:rPr>
-        <w:lastRenderedPageBreak/>
         <w:t>Student views a list of assignments, quizzes, or exams along with corresponding grades or marks.</w:t>
       </w:r>
     </w:p>
@@ -10815,8 +11023,8 @@
           <w:szCs w:val="32"/>
         </w:rPr>
       </w:pPr>
-      <w:bookmarkStart w:id="68" w:name="_Toc160721500"/>
-      <w:bookmarkStart w:id="69" w:name="_Toc160912712"/>
+      <w:bookmarkStart w:id="69" w:name="_Toc160721500"/>
+      <w:bookmarkStart w:id="70" w:name="_Toc160912712"/>
       <w:r>
         <w:rPr>
           <w:bCs/>
@@ -10824,20 +11032,20 @@
         </w:rPr>
         <w:t>3.4 Non-Functional Requirements</w:t>
       </w:r>
-      <w:bookmarkEnd w:id="68"/>
       <w:bookmarkEnd w:id="69"/>
+      <w:bookmarkEnd w:id="70"/>
     </w:p>
     <w:p>
       <w:pPr>
         <w:pStyle w:val="Heading2"/>
       </w:pPr>
-      <w:bookmarkStart w:id="70" w:name="_Toc160721501"/>
-      <w:bookmarkStart w:id="71" w:name="_Toc160912713"/>
+      <w:bookmarkStart w:id="71" w:name="_Toc160721501"/>
+      <w:bookmarkStart w:id="72" w:name="_Toc160912713"/>
       <w:r>
         <w:t>3.4.1 Performance</w:t>
       </w:r>
-      <w:bookmarkEnd w:id="70"/>
       <w:bookmarkEnd w:id="71"/>
+      <w:bookmarkEnd w:id="72"/>
     </w:p>
     <w:p>
       <w:pPr>
@@ -10895,13 +11103,13 @@
       <w:pPr>
         <w:pStyle w:val="Heading2"/>
       </w:pPr>
-      <w:bookmarkStart w:id="72" w:name="_Toc160721502"/>
-      <w:bookmarkStart w:id="73" w:name="_Toc160912714"/>
+      <w:bookmarkStart w:id="73" w:name="_Toc160721502"/>
+      <w:bookmarkStart w:id="74" w:name="_Toc160912714"/>
       <w:r>
         <w:t>3.4.2 Reliability</w:t>
       </w:r>
-      <w:bookmarkEnd w:id="72"/>
       <w:bookmarkEnd w:id="73"/>
+      <w:bookmarkEnd w:id="74"/>
     </w:p>
     <w:p>
       <w:pPr>
@@ -10959,13 +11167,13 @@
       <w:pPr>
         <w:pStyle w:val="Heading2"/>
       </w:pPr>
-      <w:bookmarkStart w:id="74" w:name="_Toc160721503"/>
-      <w:bookmarkStart w:id="75" w:name="_Toc160912715"/>
+      <w:bookmarkStart w:id="75" w:name="_Toc160721503"/>
+      <w:bookmarkStart w:id="76" w:name="_Toc160912715"/>
       <w:r>
         <w:t>3.4.3 Availability</w:t>
       </w:r>
-      <w:bookmarkEnd w:id="74"/>
       <w:bookmarkEnd w:id="75"/>
+      <w:bookmarkEnd w:id="76"/>
     </w:p>
     <w:p>
       <w:pPr>
@@ -11023,13 +11231,13 @@
       <w:pPr>
         <w:pStyle w:val="Heading2"/>
       </w:pPr>
-      <w:bookmarkStart w:id="76" w:name="_Toc160721504"/>
-      <w:bookmarkStart w:id="77" w:name="_Toc160912716"/>
+      <w:bookmarkStart w:id="77" w:name="_Toc160721504"/>
+      <w:bookmarkStart w:id="78" w:name="_Toc160912716"/>
       <w:r>
         <w:t>3.4.4 Security</w:t>
       </w:r>
-      <w:bookmarkEnd w:id="76"/>
       <w:bookmarkEnd w:id="77"/>
+      <w:bookmarkEnd w:id="78"/>
     </w:p>
     <w:p>
       <w:pPr>
@@ -11087,14 +11295,14 @@
       <w:pPr>
         <w:pStyle w:val="Heading2"/>
       </w:pPr>
-      <w:bookmarkStart w:id="78" w:name="_Toc160721505"/>
-      <w:bookmarkStart w:id="79" w:name="_Toc160912717"/>
+      <w:bookmarkStart w:id="79" w:name="_Toc160721505"/>
+      <w:bookmarkStart w:id="80" w:name="_Toc160912717"/>
       <w:r>
         <w:lastRenderedPageBreak/>
         <w:t>3.4.5 Maintainability</w:t>
       </w:r>
-      <w:bookmarkEnd w:id="78"/>
       <w:bookmarkEnd w:id="79"/>
+      <w:bookmarkEnd w:id="80"/>
     </w:p>
     <w:p>
       <w:pPr>
@@ -11152,13 +11360,13 @@
       <w:pPr>
         <w:pStyle w:val="Heading2"/>
       </w:pPr>
-      <w:bookmarkStart w:id="80" w:name="_Toc160721506"/>
-      <w:bookmarkStart w:id="81" w:name="_Toc160912718"/>
+      <w:bookmarkStart w:id="81" w:name="_Toc160721506"/>
+      <w:bookmarkStart w:id="82" w:name="_Toc160912718"/>
       <w:r>
         <w:t>3.4.6 Portability</w:t>
       </w:r>
-      <w:bookmarkEnd w:id="80"/>
       <w:bookmarkEnd w:id="81"/>
+      <w:bookmarkEnd w:id="82"/>
     </w:p>
     <w:p>
       <w:pPr>
@@ -11227,13 +11435,13 @@
       <w:pPr>
         <w:pStyle w:val="Heading1"/>
       </w:pPr>
-      <w:bookmarkStart w:id="82" w:name="_Toc160721507"/>
-      <w:bookmarkStart w:id="83" w:name="_Toc160912719"/>
+      <w:bookmarkStart w:id="83" w:name="_Toc160721507"/>
+      <w:bookmarkStart w:id="84" w:name="_Toc160912719"/>
       <w:r>
         <w:t>3.5 Inverse Requirements</w:t>
       </w:r>
-      <w:bookmarkEnd w:id="82"/>
       <w:bookmarkEnd w:id="83"/>
+      <w:bookmarkEnd w:id="84"/>
     </w:p>
     <w:p>
       <w:pPr>
@@ -11258,13 +11466,13 @@
       <w:pPr>
         <w:pStyle w:val="Heading1"/>
       </w:pPr>
-      <w:bookmarkStart w:id="84" w:name="_Toc160721508"/>
-      <w:bookmarkStart w:id="85" w:name="_Toc160912720"/>
+      <w:bookmarkStart w:id="85" w:name="_Toc160721508"/>
+      <w:bookmarkStart w:id="86" w:name="_Toc160912720"/>
       <w:r>
         <w:t>3.6 Design Constraints</w:t>
       </w:r>
-      <w:bookmarkEnd w:id="84"/>
       <w:bookmarkEnd w:id="85"/>
+      <w:bookmarkEnd w:id="86"/>
     </w:p>
     <w:p>
       <w:pPr>
@@ -11289,13 +11497,13 @@
       <w:pPr>
         <w:pStyle w:val="Heading1"/>
       </w:pPr>
-      <w:bookmarkStart w:id="86" w:name="_Toc160721509"/>
-      <w:bookmarkStart w:id="87" w:name="_Toc160912721"/>
+      <w:bookmarkStart w:id="87" w:name="_Toc160721509"/>
+      <w:bookmarkStart w:id="88" w:name="_Toc160912721"/>
       <w:r>
         <w:t>3.7 Logical Database Requirements</w:t>
       </w:r>
-      <w:bookmarkEnd w:id="86"/>
       <w:bookmarkEnd w:id="87"/>
+      <w:bookmarkEnd w:id="88"/>
     </w:p>
     <w:p>
       <w:pPr>
@@ -11320,13 +11528,13 @@
       <w:pPr>
         <w:pStyle w:val="Heading1"/>
       </w:pPr>
-      <w:bookmarkStart w:id="88" w:name="_Toc160721510"/>
-      <w:bookmarkStart w:id="89" w:name="_Toc160912722"/>
+      <w:bookmarkStart w:id="89" w:name="_Toc160721510"/>
+      <w:bookmarkStart w:id="90" w:name="_Toc160912722"/>
       <w:r>
         <w:t>3.8 Other Requirements</w:t>
       </w:r>
-      <w:bookmarkEnd w:id="88"/>
       <w:bookmarkEnd w:id="89"/>
+      <w:bookmarkEnd w:id="90"/>
     </w:p>
     <w:p>
       <w:pPr>
@@ -11351,14 +11559,14 @@
       <w:pPr>
         <w:pStyle w:val="Heading1"/>
       </w:pPr>
-      <w:bookmarkStart w:id="90" w:name="_Toc160721511"/>
-      <w:bookmarkStart w:id="91" w:name="_Toc160912723"/>
+      <w:bookmarkStart w:id="91" w:name="_Toc160721511"/>
+      <w:bookmarkStart w:id="92" w:name="_Toc160912723"/>
       <w:r>
         <w:lastRenderedPageBreak/>
         <w:t>4. Analysis Models</w:t>
       </w:r>
-      <w:bookmarkEnd w:id="90"/>
       <w:bookmarkEnd w:id="91"/>
+      <w:bookmarkEnd w:id="92"/>
     </w:p>
     <w:p>
       <w:pPr>
@@ -11419,8 +11627,8 @@
       <w:pPr>
         <w:pStyle w:val="Heading2"/>
       </w:pPr>
-      <w:bookmarkStart w:id="92" w:name="_Toc160721512"/>
-      <w:bookmarkStart w:id="93" w:name="_Toc160912724"/>
+      <w:bookmarkStart w:id="93" w:name="_Toc160721512"/>
+      <w:bookmarkStart w:id="94" w:name="_Toc160912724"/>
       <w:r>
         <w:t xml:space="preserve">4.1 </w:t>
       </w:r>
@@ -11430,8 +11638,8 @@
       <w:r>
         <w:t>Diagrams</w:t>
       </w:r>
-      <w:bookmarkEnd w:id="92"/>
       <w:bookmarkEnd w:id="93"/>
+      <w:bookmarkEnd w:id="94"/>
     </w:p>
     <w:p>
       <w:pPr>
@@ -11581,8 +11789,8 @@
       <w:pPr>
         <w:pStyle w:val="Heading2"/>
       </w:pPr>
-      <w:bookmarkStart w:id="94" w:name="_Toc160721513"/>
-      <w:bookmarkStart w:id="95" w:name="_Toc160912725"/>
+      <w:bookmarkStart w:id="95" w:name="_Toc160721513"/>
+      <w:bookmarkStart w:id="96" w:name="_Toc160912725"/>
       <w:r>
         <w:t>4.</w:t>
       </w:r>
@@ -11592,8 +11800,8 @@
       <w:r>
         <w:t xml:space="preserve"> Sequence Diagrams</w:t>
       </w:r>
-      <w:bookmarkEnd w:id="94"/>
       <w:bookmarkEnd w:id="95"/>
+      <w:bookmarkEnd w:id="96"/>
     </w:p>
     <w:p>
       <w:pPr>
@@ -11758,8 +11966,8 @@
       <w:pPr>
         <w:pStyle w:val="Heading2"/>
       </w:pPr>
-      <w:bookmarkStart w:id="96" w:name="_Toc160721514"/>
-      <w:bookmarkStart w:id="97" w:name="_Toc160912726"/>
+      <w:bookmarkStart w:id="97" w:name="_Toc160721514"/>
+      <w:bookmarkStart w:id="98" w:name="_Toc160912726"/>
       <w:r>
         <w:t>4.</w:t>
       </w:r>
@@ -11769,8 +11977,8 @@
       <w:r>
         <w:t xml:space="preserve"> Data Flow Diagrams (DFD)</w:t>
       </w:r>
-      <w:bookmarkEnd w:id="96"/>
       <w:bookmarkEnd w:id="97"/>
+      <w:bookmarkEnd w:id="98"/>
     </w:p>
     <w:p>
       <w:pPr>
@@ -11891,8 +12099,8 @@
       <w:pPr>
         <w:pStyle w:val="Heading2"/>
       </w:pPr>
-      <w:bookmarkStart w:id="98" w:name="_Toc160721515"/>
-      <w:bookmarkStart w:id="99" w:name="_Toc160912727"/>
+      <w:bookmarkStart w:id="99" w:name="_Toc160721515"/>
+      <w:bookmarkStart w:id="100" w:name="_Toc160912727"/>
       <w:r>
         <w:lastRenderedPageBreak/>
         <w:t>4.</w:t>
@@ -11903,8 +12111,8 @@
       <w:r>
         <w:t xml:space="preserve"> State-Transition Diagrams (STD)</w:t>
       </w:r>
-      <w:bookmarkEnd w:id="98"/>
       <w:bookmarkEnd w:id="99"/>
+      <w:bookmarkEnd w:id="100"/>
     </w:p>
     <w:p>
       <w:pPr>
@@ -12309,14 +12517,14 @@
       <w:pPr>
         <w:pStyle w:val="Heading1"/>
       </w:pPr>
-      <w:bookmarkStart w:id="100" w:name="_Toc160721516"/>
-      <w:bookmarkStart w:id="101" w:name="_Toc160912728"/>
+      <w:bookmarkStart w:id="101" w:name="_Toc160721516"/>
+      <w:bookmarkStart w:id="102" w:name="_Toc160912728"/>
       <w:r>
         <w:lastRenderedPageBreak/>
         <w:t>5. Change Management Process</w:t>
       </w:r>
-      <w:bookmarkEnd w:id="100"/>
       <w:bookmarkEnd w:id="101"/>
+      <w:bookmarkEnd w:id="102"/>
     </w:p>
     <w:p>
       <w:pPr>
@@ -13188,13 +13396,13 @@
       <w:pPr>
         <w:pStyle w:val="Heading1"/>
       </w:pPr>
-      <w:bookmarkStart w:id="102" w:name="_Toc160721517"/>
-      <w:bookmarkStart w:id="103" w:name="_Toc160912729"/>
+      <w:bookmarkStart w:id="103" w:name="_Toc160721517"/>
+      <w:bookmarkStart w:id="104" w:name="_Toc160912729"/>
       <w:r>
         <w:t>6. Appendices</w:t>
       </w:r>
-      <w:bookmarkEnd w:id="102"/>
       <w:bookmarkEnd w:id="103"/>
+      <w:bookmarkEnd w:id="104"/>
     </w:p>
     <w:p>
       <w:pPr>
@@ -13226,17 +13434,17 @@
         </w:rPr>
         <w:t>The appendices section provides supplementary information, references, or detailed data that supports the content presented in the main document. It includes additional resources, documents, or materials that may be relevant to stakeholders seeking further clarification or insight into specific aspects of the project.</w:t>
       </w:r>
-      <w:bookmarkStart w:id="104" w:name="_Toc160721519"/>
+      <w:bookmarkStart w:id="105" w:name="_Toc160721519"/>
     </w:p>
     <w:p>
       <w:pPr>
         <w:pStyle w:val="Heading2"/>
       </w:pPr>
-      <w:bookmarkStart w:id="105" w:name="_Toc160912730"/>
+      <w:bookmarkStart w:id="106" w:name="_Toc160912730"/>
       <w:r>
         <w:t>Appendix 1:</w:t>
       </w:r>
-      <w:bookmarkEnd w:id="105"/>
+      <w:bookmarkEnd w:id="106"/>
       <w:r>
         <w:t xml:space="preserve"> </w:t>
       </w:r>
@@ -13437,13 +13645,13 @@
       <w:pPr>
         <w:pStyle w:val="Heading2"/>
       </w:pPr>
-      <w:bookmarkStart w:id="106" w:name="_Toc160912731"/>
+      <w:bookmarkStart w:id="107" w:name="_Toc160912731"/>
       <w:r>
         <w:lastRenderedPageBreak/>
         <w:t>Appendix 2</w:t>
       </w:r>
-      <w:bookmarkEnd w:id="104"/>
-      <w:bookmarkEnd w:id="106"/>
+      <w:bookmarkEnd w:id="105"/>
+      <w:bookmarkEnd w:id="107"/>
     </w:p>
     <w:p>
       <w:pPr>
@@ -15564,6 +15772,155 @@
     </w:lvl>
   </w:abstractNum>
   <w:abstractNum w:abstractNumId="13" w15:restartNumberingAfterBreak="0">
+    <w:nsid w:val="33C955CC"/>
+    <w:multiLevelType w:val="multilevel"/>
+    <w:tmpl w:val="5BF08CE2"/>
+    <w:lvl w:ilvl="0">
+      <w:start w:val="1"/>
+      <w:numFmt w:val="bullet"/>
+      <w:lvlText w:val=""/>
+      <w:lvlJc w:val="left"/>
+      <w:pPr>
+        <w:tabs>
+          <w:tab w:val="num" w:pos="720"/>
+        </w:tabs>
+        <w:ind w:left="720" w:hanging="360"/>
+      </w:pPr>
+      <w:rPr>
+        <w:rFonts w:ascii="Symbol" w:hAnsi="Symbol" w:hint="default"/>
+        <w:sz w:val="20"/>
+      </w:rPr>
+    </w:lvl>
+    <w:lvl w:ilvl="1">
+      <w:start w:val="1"/>
+      <w:numFmt w:val="bullet"/>
+      <w:lvlText w:val=""/>
+      <w:lvlJc w:val="left"/>
+      <w:pPr>
+        <w:tabs>
+          <w:tab w:val="num" w:pos="1440"/>
+        </w:tabs>
+        <w:ind w:left="1440" w:hanging="360"/>
+      </w:pPr>
+      <w:rPr>
+        <w:rFonts w:ascii="Symbol" w:hAnsi="Symbol" w:hint="default"/>
+        <w:sz w:val="20"/>
+      </w:rPr>
+    </w:lvl>
+    <w:lvl w:ilvl="2" w:tentative="1">
+      <w:start w:val="1"/>
+      <w:numFmt w:val="bullet"/>
+      <w:lvlText w:val=""/>
+      <w:lvlJc w:val="left"/>
+      <w:pPr>
+        <w:tabs>
+          <w:tab w:val="num" w:pos="2160"/>
+        </w:tabs>
+        <w:ind w:left="2160" w:hanging="360"/>
+      </w:pPr>
+      <w:rPr>
+        <w:rFonts w:ascii="Symbol" w:hAnsi="Symbol" w:hint="default"/>
+        <w:sz w:val="20"/>
+      </w:rPr>
+    </w:lvl>
+    <w:lvl w:ilvl="3" w:tentative="1">
+      <w:start w:val="1"/>
+      <w:numFmt w:val="bullet"/>
+      <w:lvlText w:val=""/>
+      <w:lvlJc w:val="left"/>
+      <w:pPr>
+        <w:tabs>
+          <w:tab w:val="num" w:pos="2880"/>
+        </w:tabs>
+        <w:ind w:left="2880" w:hanging="360"/>
+      </w:pPr>
+      <w:rPr>
+        <w:rFonts w:ascii="Symbol" w:hAnsi="Symbol" w:hint="default"/>
+        <w:sz w:val="20"/>
+      </w:rPr>
+    </w:lvl>
+    <w:lvl w:ilvl="4" w:tentative="1">
+      <w:start w:val="1"/>
+      <w:numFmt w:val="bullet"/>
+      <w:lvlText w:val=""/>
+      <w:lvlJc w:val="left"/>
+      <w:pPr>
+        <w:tabs>
+          <w:tab w:val="num" w:pos="3600"/>
+        </w:tabs>
+        <w:ind w:left="3600" w:hanging="360"/>
+      </w:pPr>
+      <w:rPr>
+        <w:rFonts w:ascii="Symbol" w:hAnsi="Symbol" w:hint="default"/>
+        <w:sz w:val="20"/>
+      </w:rPr>
+    </w:lvl>
+    <w:lvl w:ilvl="5" w:tentative="1">
+      <w:start w:val="1"/>
+      <w:numFmt w:val="bullet"/>
+      <w:lvlText w:val=""/>
+      <w:lvlJc w:val="left"/>
+      <w:pPr>
+        <w:tabs>
+          <w:tab w:val="num" w:pos="4320"/>
+        </w:tabs>
+        <w:ind w:left="4320" w:hanging="360"/>
+      </w:pPr>
+      <w:rPr>
+        <w:rFonts w:ascii="Symbol" w:hAnsi="Symbol" w:hint="default"/>
+        <w:sz w:val="20"/>
+      </w:rPr>
+    </w:lvl>
+    <w:lvl w:ilvl="6" w:tentative="1">
+      <w:start w:val="1"/>
+      <w:numFmt w:val="bullet"/>
+      <w:lvlText w:val=""/>
+      <w:lvlJc w:val="left"/>
+      <w:pPr>
+        <w:tabs>
+          <w:tab w:val="num" w:pos="5040"/>
+        </w:tabs>
+        <w:ind w:left="5040" w:hanging="360"/>
+      </w:pPr>
+      <w:rPr>
+        <w:rFonts w:ascii="Symbol" w:hAnsi="Symbol" w:hint="default"/>
+        <w:sz w:val="20"/>
+      </w:rPr>
+    </w:lvl>
+    <w:lvl w:ilvl="7" w:tentative="1">
+      <w:start w:val="1"/>
+      <w:numFmt w:val="bullet"/>
+      <w:lvlText w:val=""/>
+      <w:lvlJc w:val="left"/>
+      <w:pPr>
+        <w:tabs>
+          <w:tab w:val="num" w:pos="5760"/>
+        </w:tabs>
+        <w:ind w:left="5760" w:hanging="360"/>
+      </w:pPr>
+      <w:rPr>
+        <w:rFonts w:ascii="Symbol" w:hAnsi="Symbol" w:hint="default"/>
+        <w:sz w:val="20"/>
+      </w:rPr>
+    </w:lvl>
+    <w:lvl w:ilvl="8" w:tentative="1">
+      <w:start w:val="1"/>
+      <w:numFmt w:val="bullet"/>
+      <w:lvlText w:val=""/>
+      <w:lvlJc w:val="left"/>
+      <w:pPr>
+        <w:tabs>
+          <w:tab w:val="num" w:pos="6480"/>
+        </w:tabs>
+        <w:ind w:left="6480" w:hanging="360"/>
+      </w:pPr>
+      <w:rPr>
+        <w:rFonts w:ascii="Symbol" w:hAnsi="Symbol" w:hint="default"/>
+        <w:sz w:val="20"/>
+      </w:rPr>
+    </w:lvl>
+  </w:abstractNum>
+  <w:abstractNum w:abstractNumId="14" w15:restartNumberingAfterBreak="0">
     <w:nsid w:val="33F91C90"/>
     <w:multiLevelType w:val="hybridMultilevel"/>
     <w:tmpl w:val="10F03832"/>
@@ -15676,7 +16033,7 @@
       </w:rPr>
     </w:lvl>
   </w:abstractNum>
-  <w:abstractNum w:abstractNumId="14" w15:restartNumberingAfterBreak="0">
+  <w:abstractNum w:abstractNumId="15" w15:restartNumberingAfterBreak="0">
     <w:nsid w:val="342B01C0"/>
     <w:multiLevelType w:val="multilevel"/>
     <w:tmpl w:val="847C146A"/>
@@ -15825,7 +16182,7 @@
       </w:rPr>
     </w:lvl>
   </w:abstractNum>
-  <w:abstractNum w:abstractNumId="15" w15:restartNumberingAfterBreak="0">
+  <w:abstractNum w:abstractNumId="16" w15:restartNumberingAfterBreak="0">
     <w:nsid w:val="34607CC0"/>
     <w:multiLevelType w:val="hybridMultilevel"/>
     <w:tmpl w:val="4296CE5C"/>
@@ -15938,7 +16295,7 @@
       </w:rPr>
     </w:lvl>
   </w:abstractNum>
-  <w:abstractNum w:abstractNumId="16" w15:restartNumberingAfterBreak="0">
+  <w:abstractNum w:abstractNumId="17" w15:restartNumberingAfterBreak="0">
     <w:nsid w:val="35EB4441"/>
     <w:multiLevelType w:val="multilevel"/>
     <w:tmpl w:val="7FCEA294"/>
@@ -16087,7 +16444,7 @@
       </w:rPr>
     </w:lvl>
   </w:abstractNum>
-  <w:abstractNum w:abstractNumId="17" w15:restartNumberingAfterBreak="0">
+  <w:abstractNum w:abstractNumId="18" w15:restartNumberingAfterBreak="0">
     <w:nsid w:val="37E507F7"/>
     <w:multiLevelType w:val="multilevel"/>
     <w:tmpl w:val="65DE8E94"/>
@@ -16236,7 +16593,7 @@
       </w:rPr>
     </w:lvl>
   </w:abstractNum>
-  <w:abstractNum w:abstractNumId="18" w15:restartNumberingAfterBreak="0">
+  <w:abstractNum w:abstractNumId="19" w15:restartNumberingAfterBreak="0">
     <w:nsid w:val="3CB07853"/>
     <w:multiLevelType w:val="hybridMultilevel"/>
     <w:tmpl w:val="8F02C520"/>
@@ -16349,7 +16706,7 @@
       </w:rPr>
     </w:lvl>
   </w:abstractNum>
-  <w:abstractNum w:abstractNumId="19" w15:restartNumberingAfterBreak="0">
+  <w:abstractNum w:abstractNumId="20" w15:restartNumberingAfterBreak="0">
     <w:nsid w:val="3F2E086C"/>
     <w:multiLevelType w:val="multilevel"/>
     <w:tmpl w:val="69CAE768"/>
@@ -16462,7 +16819,7 @@
       </w:rPr>
     </w:lvl>
   </w:abstractNum>
-  <w:abstractNum w:abstractNumId="20" w15:restartNumberingAfterBreak="0">
+  <w:abstractNum w:abstractNumId="21" w15:restartNumberingAfterBreak="0">
     <w:nsid w:val="48133B64"/>
     <w:multiLevelType w:val="multilevel"/>
     <w:tmpl w:val="5EBE1EA2"/>
@@ -16611,7 +16968,7 @@
       </w:rPr>
     </w:lvl>
   </w:abstractNum>
-  <w:abstractNum w:abstractNumId="21" w15:restartNumberingAfterBreak="0">
+  <w:abstractNum w:abstractNumId="22" w15:restartNumberingAfterBreak="0">
     <w:nsid w:val="4BFE1C89"/>
     <w:multiLevelType w:val="multilevel"/>
     <w:tmpl w:val="FA2624DC"/>
@@ -16760,7 +17117,7 @@
       </w:rPr>
     </w:lvl>
   </w:abstractNum>
-  <w:abstractNum w:abstractNumId="22" w15:restartNumberingAfterBreak="0">
+  <w:abstractNum w:abstractNumId="23" w15:restartNumberingAfterBreak="0">
     <w:nsid w:val="51F73684"/>
     <w:multiLevelType w:val="multilevel"/>
     <w:tmpl w:val="54E40084"/>
@@ -16905,7 +17262,7 @@
       </w:rPr>
     </w:lvl>
   </w:abstractNum>
-  <w:abstractNum w:abstractNumId="23" w15:restartNumberingAfterBreak="0">
+  <w:abstractNum w:abstractNumId="24" w15:restartNumberingAfterBreak="0">
     <w:nsid w:val="54702489"/>
     <w:multiLevelType w:val="multilevel"/>
     <w:tmpl w:val="B756CCA0"/>
@@ -17054,7 +17411,7 @@
       </w:rPr>
     </w:lvl>
   </w:abstractNum>
-  <w:abstractNum w:abstractNumId="24" w15:restartNumberingAfterBreak="0">
+  <w:abstractNum w:abstractNumId="25" w15:restartNumberingAfterBreak="0">
     <w:nsid w:val="58503C13"/>
     <w:multiLevelType w:val="multilevel"/>
     <w:tmpl w:val="AC027364"/>
@@ -17203,7 +17560,7 @@
       </w:rPr>
     </w:lvl>
   </w:abstractNum>
-  <w:abstractNum w:abstractNumId="25" w15:restartNumberingAfterBreak="0">
+  <w:abstractNum w:abstractNumId="26" w15:restartNumberingAfterBreak="0">
     <w:nsid w:val="5B1E6844"/>
     <w:multiLevelType w:val="multilevel"/>
     <w:tmpl w:val="71F65C4C"/>
@@ -17352,7 +17709,7 @@
       </w:rPr>
     </w:lvl>
   </w:abstractNum>
-  <w:abstractNum w:abstractNumId="26" w15:restartNumberingAfterBreak="0">
+  <w:abstractNum w:abstractNumId="27" w15:restartNumberingAfterBreak="0">
     <w:nsid w:val="5B61729E"/>
     <w:multiLevelType w:val="multilevel"/>
     <w:tmpl w:val="08090021"/>
@@ -17465,7 +17822,7 @@
       </w:rPr>
     </w:lvl>
   </w:abstractNum>
-  <w:abstractNum w:abstractNumId="27" w15:restartNumberingAfterBreak="0">
+  <w:abstractNum w:abstractNumId="28" w15:restartNumberingAfterBreak="0">
     <w:nsid w:val="61AA1331"/>
     <w:multiLevelType w:val="multilevel"/>
     <w:tmpl w:val="E2683A78"/>
@@ -17610,7 +17967,7 @@
       </w:rPr>
     </w:lvl>
   </w:abstractNum>
-  <w:abstractNum w:abstractNumId="28" w15:restartNumberingAfterBreak="0">
+  <w:abstractNum w:abstractNumId="29" w15:restartNumberingAfterBreak="0">
     <w:nsid w:val="63271663"/>
     <w:multiLevelType w:val="multilevel"/>
     <w:tmpl w:val="242C0EA8"/>
@@ -17759,7 +18116,7 @@
       </w:rPr>
     </w:lvl>
   </w:abstractNum>
-  <w:abstractNum w:abstractNumId="29" w15:restartNumberingAfterBreak="0">
+  <w:abstractNum w:abstractNumId="30" w15:restartNumberingAfterBreak="0">
     <w:nsid w:val="691817EC"/>
     <w:multiLevelType w:val="multilevel"/>
     <w:tmpl w:val="DF56AB2C"/>
@@ -17908,7 +18265,7 @@
       </w:rPr>
     </w:lvl>
   </w:abstractNum>
-  <w:abstractNum w:abstractNumId="30" w15:restartNumberingAfterBreak="0">
+  <w:abstractNum w:abstractNumId="31" w15:restartNumberingAfterBreak="0">
     <w:nsid w:val="6CBC2D18"/>
     <w:multiLevelType w:val="multilevel"/>
     <w:tmpl w:val="470C10C6"/>
@@ -18057,7 +18414,7 @@
       </w:rPr>
     </w:lvl>
   </w:abstractNum>
-  <w:abstractNum w:abstractNumId="31" w15:restartNumberingAfterBreak="0">
+  <w:abstractNum w:abstractNumId="32" w15:restartNumberingAfterBreak="0">
     <w:nsid w:val="6D714984"/>
     <w:multiLevelType w:val="hybridMultilevel"/>
     <w:tmpl w:val="C9D6A45C"/>
@@ -18170,7 +18527,7 @@
       </w:rPr>
     </w:lvl>
   </w:abstractNum>
-  <w:abstractNum w:abstractNumId="32" w15:restartNumberingAfterBreak="0">
+  <w:abstractNum w:abstractNumId="33" w15:restartNumberingAfterBreak="0">
     <w:nsid w:val="6E6C65EF"/>
     <w:multiLevelType w:val="multilevel"/>
     <w:tmpl w:val="A050B5FE"/>
@@ -18319,7 +18676,7 @@
       </w:rPr>
     </w:lvl>
   </w:abstractNum>
-  <w:abstractNum w:abstractNumId="33" w15:restartNumberingAfterBreak="0">
+  <w:abstractNum w:abstractNumId="34" w15:restartNumberingAfterBreak="0">
     <w:nsid w:val="6FED1CC1"/>
     <w:multiLevelType w:val="multilevel"/>
     <w:tmpl w:val="9DA08134"/>
@@ -18468,7 +18825,7 @@
       </w:rPr>
     </w:lvl>
   </w:abstractNum>
-  <w:abstractNum w:abstractNumId="34" w15:restartNumberingAfterBreak="0">
+  <w:abstractNum w:abstractNumId="35" w15:restartNumberingAfterBreak="0">
     <w:nsid w:val="71AB0E5B"/>
     <w:multiLevelType w:val="multilevel"/>
     <w:tmpl w:val="D8B8B8F0"/>
@@ -18617,7 +18974,7 @@
       </w:rPr>
     </w:lvl>
   </w:abstractNum>
-  <w:abstractNum w:abstractNumId="35" w15:restartNumberingAfterBreak="0">
+  <w:abstractNum w:abstractNumId="36" w15:restartNumberingAfterBreak="0">
     <w:nsid w:val="71E647D8"/>
     <w:multiLevelType w:val="multilevel"/>
     <w:tmpl w:val="D08AFC8C"/>
@@ -18766,7 +19123,7 @@
       </w:rPr>
     </w:lvl>
   </w:abstractNum>
-  <w:abstractNum w:abstractNumId="36" w15:restartNumberingAfterBreak="0">
+  <w:abstractNum w:abstractNumId="37" w15:restartNumberingAfterBreak="0">
     <w:nsid w:val="720A2E98"/>
     <w:multiLevelType w:val="multilevel"/>
     <w:tmpl w:val="5D7CB2B4"/>
@@ -18883,7 +19240,7 @@
       </w:pPr>
     </w:lvl>
   </w:abstractNum>
-  <w:abstractNum w:abstractNumId="37" w15:restartNumberingAfterBreak="0">
+  <w:abstractNum w:abstractNumId="38" w15:restartNumberingAfterBreak="0">
     <w:nsid w:val="75114E09"/>
     <w:multiLevelType w:val="multilevel"/>
     <w:tmpl w:val="C4B0203C"/>
@@ -19028,7 +19385,7 @@
       </w:rPr>
     </w:lvl>
   </w:abstractNum>
-  <w:abstractNum w:abstractNumId="38" w15:restartNumberingAfterBreak="0">
+  <w:abstractNum w:abstractNumId="39" w15:restartNumberingAfterBreak="0">
     <w:nsid w:val="76393CB3"/>
     <w:multiLevelType w:val="multilevel"/>
     <w:tmpl w:val="D5E8E7CC"/>
@@ -19177,7 +19534,7 @@
       </w:rPr>
     </w:lvl>
   </w:abstractNum>
-  <w:abstractNum w:abstractNumId="39" w15:restartNumberingAfterBreak="0">
+  <w:abstractNum w:abstractNumId="40" w15:restartNumberingAfterBreak="0">
     <w:nsid w:val="7D3D6DF4"/>
     <w:multiLevelType w:val="hybridMultilevel"/>
     <w:tmpl w:val="F1EEFAC8"/>
@@ -19317,7 +19674,7 @@
       </w:rPr>
     </w:lvl>
   </w:abstractNum>
-  <w:abstractNum w:abstractNumId="40" w15:restartNumberingAfterBreak="0">
+  <w:abstractNum w:abstractNumId="41" w15:restartNumberingAfterBreak="0">
     <w:nsid w:val="7D6E4BDF"/>
     <w:multiLevelType w:val="multilevel"/>
     <w:tmpl w:val="D37AAC62"/>
@@ -19467,10 +19824,10 @@
     </w:lvl>
   </w:abstractNum>
   <w:num w:numId="1" w16cid:durableId="1806005562">
-    <w:abstractNumId w:val="39"/>
+    <w:abstractNumId w:val="40"/>
   </w:num>
   <w:num w:numId="2" w16cid:durableId="226645236">
-    <w:abstractNumId w:val="26"/>
+    <w:abstractNumId w:val="27"/>
   </w:num>
   <w:num w:numId="3" w16cid:durableId="1819228241">
     <w:abstractNumId w:val="5"/>
@@ -19479,31 +19836,31 @@
     <w:abstractNumId w:val="9"/>
   </w:num>
   <w:num w:numId="5" w16cid:durableId="1177424981">
-    <w:abstractNumId w:val="18"/>
+    <w:abstractNumId w:val="19"/>
   </w:num>
   <w:num w:numId="6" w16cid:durableId="345253695">
-    <w:abstractNumId w:val="24"/>
+    <w:abstractNumId w:val="25"/>
   </w:num>
   <w:num w:numId="7" w16cid:durableId="470445888">
-    <w:abstractNumId w:val="25"/>
+    <w:abstractNumId w:val="26"/>
   </w:num>
   <w:num w:numId="8" w16cid:durableId="163905624">
     <w:abstractNumId w:val="11"/>
   </w:num>
   <w:num w:numId="9" w16cid:durableId="1243224002">
-    <w:abstractNumId w:val="21"/>
+    <w:abstractNumId w:val="22"/>
   </w:num>
   <w:num w:numId="10" w16cid:durableId="353775186">
-    <w:abstractNumId w:val="38"/>
+    <w:abstractNumId w:val="39"/>
   </w:num>
   <w:num w:numId="11" w16cid:durableId="1171405971">
-    <w:abstractNumId w:val="14"/>
+    <w:abstractNumId w:val="15"/>
   </w:num>
   <w:num w:numId="12" w16cid:durableId="558978889">
     <w:abstractNumId w:val="4"/>
   </w:num>
   <w:num w:numId="13" w16cid:durableId="1096093837">
-    <w:abstractNumId w:val="28"/>
+    <w:abstractNumId w:val="29"/>
   </w:num>
   <w:num w:numId="14" w16cid:durableId="984747348">
     <w:abstractNumId w:val="3"/>
@@ -19515,10 +19872,10 @@
     <w:abstractNumId w:val="8"/>
   </w:num>
   <w:num w:numId="17" w16cid:durableId="436102483">
-    <w:abstractNumId w:val="17"/>
+    <w:abstractNumId w:val="18"/>
   </w:num>
   <w:num w:numId="18" w16cid:durableId="967586152">
-    <w:abstractNumId w:val="34"/>
+    <w:abstractNumId w:val="35"/>
   </w:num>
   <w:num w:numId="19" w16cid:durableId="71124890">
     <w:abstractNumId w:val="7"/>
@@ -19567,10 +19924,10 @@
     </w:lvlOverride>
   </w:num>
   <w:num w:numId="23" w16cid:durableId="146559910">
-    <w:abstractNumId w:val="37"/>
+    <w:abstractNumId w:val="38"/>
   </w:num>
   <w:num w:numId="24" w16cid:durableId="33889619">
-    <w:abstractNumId w:val="37"/>
+    <w:abstractNumId w:val="38"/>
     <w:lvlOverride w:ilvl="1">
       <w:lvl w:ilvl="1">
         <w:numFmt w:val="bullet"/>
@@ -19590,10 +19947,10 @@
     </w:lvlOverride>
   </w:num>
   <w:num w:numId="25" w16cid:durableId="326640185">
-    <w:abstractNumId w:val="22"/>
+    <w:abstractNumId w:val="23"/>
   </w:num>
   <w:num w:numId="26" w16cid:durableId="1361320818">
-    <w:abstractNumId w:val="22"/>
+    <w:abstractNumId w:val="23"/>
     <w:lvlOverride w:ilvl="1">
       <w:lvl w:ilvl="1">
         <w:numFmt w:val="bullet"/>
@@ -19613,10 +19970,10 @@
     </w:lvlOverride>
   </w:num>
   <w:num w:numId="27" w16cid:durableId="944313243">
-    <w:abstractNumId w:val="27"/>
+    <w:abstractNumId w:val="28"/>
   </w:num>
   <w:num w:numId="28" w16cid:durableId="8678137">
-    <w:abstractNumId w:val="27"/>
+    <w:abstractNumId w:val="28"/>
     <w:lvlOverride w:ilvl="1">
       <w:lvl w:ilvl="1">
         <w:numFmt w:val="bullet"/>
@@ -19636,7 +19993,7 @@
     </w:lvlOverride>
   </w:num>
   <w:num w:numId="29" w16cid:durableId="73011267">
-    <w:abstractNumId w:val="35"/>
+    <w:abstractNumId w:val="36"/>
   </w:num>
   <w:num w:numId="30" w16cid:durableId="109276481">
     <w:abstractNumId w:val="0"/>
@@ -19645,49 +20002,52 @@
     <w:abstractNumId w:val="6"/>
   </w:num>
   <w:num w:numId="32" w16cid:durableId="1042051252">
-    <w:abstractNumId w:val="32"/>
+    <w:abstractNumId w:val="33"/>
   </w:num>
   <w:num w:numId="33" w16cid:durableId="1928344008">
-    <w:abstractNumId w:val="30"/>
+    <w:abstractNumId w:val="31"/>
   </w:num>
   <w:num w:numId="34" w16cid:durableId="1274436562">
-    <w:abstractNumId w:val="40"/>
+    <w:abstractNumId w:val="41"/>
   </w:num>
   <w:num w:numId="35" w16cid:durableId="175317115">
-    <w:abstractNumId w:val="36"/>
+    <w:abstractNumId w:val="37"/>
   </w:num>
   <w:num w:numId="36" w16cid:durableId="293142710">
-    <w:abstractNumId w:val="33"/>
+    <w:abstractNumId w:val="34"/>
   </w:num>
   <w:num w:numId="37" w16cid:durableId="401408612">
-    <w:abstractNumId w:val="29"/>
+    <w:abstractNumId w:val="30"/>
   </w:num>
   <w:num w:numId="38" w16cid:durableId="867715387">
     <w:abstractNumId w:val="10"/>
   </w:num>
   <w:num w:numId="39" w16cid:durableId="383256233">
-    <w:abstractNumId w:val="13"/>
+    <w:abstractNumId w:val="14"/>
   </w:num>
   <w:num w:numId="40" w16cid:durableId="1789856686">
-    <w:abstractNumId w:val="15"/>
+    <w:abstractNumId w:val="16"/>
   </w:num>
   <w:num w:numId="41" w16cid:durableId="305286150">
-    <w:abstractNumId w:val="19"/>
+    <w:abstractNumId w:val="20"/>
   </w:num>
   <w:num w:numId="42" w16cid:durableId="153106324">
-    <w:abstractNumId w:val="31"/>
+    <w:abstractNumId w:val="32"/>
   </w:num>
   <w:num w:numId="43" w16cid:durableId="1894269139">
     <w:abstractNumId w:val="12"/>
   </w:num>
   <w:num w:numId="44" w16cid:durableId="1466771715">
-    <w:abstractNumId w:val="20"/>
+    <w:abstractNumId w:val="21"/>
   </w:num>
   <w:num w:numId="45" w16cid:durableId="974797553">
-    <w:abstractNumId w:val="16"/>
+    <w:abstractNumId w:val="17"/>
   </w:num>
   <w:num w:numId="46" w16cid:durableId="1384595088">
-    <w:abstractNumId w:val="23"/>
+    <w:abstractNumId w:val="24"/>
+  </w:num>
+  <w:num w:numId="47" w16cid:durableId="282543358">
+    <w:abstractNumId w:val="13"/>
   </w:num>
 </w:numbering>
 </file>
